--- a/05/docs/answer/answer.docx
+++ b/05/docs/answer/answer.docx
@@ -110,8 +110,7 @@
     <w:tbl>
       <w:tblPr>
         <w:tblStyle w:val="Table"/>
-        <w:tblW w:type="pct" w:w="5000"/>
-        <w:tblLayout w:type="fixed"/>
+        <w:tblW w:type="auto" w:w="0"/>
         <w:tblLook w:firstRow="1" w:lastRow="0" w:firstColumn="0" w:lastColumn="0" w:noHBand="0" w:noVBand="0" w:val="0020"/>
       </w:tblPr>
       <w:tblGrid>
@@ -165,7 +164,7 @@
               <w:rPr>
                 <w:rFonts w:hint="eastAsia"/>
               </w:rPr>
-              <w:t xml:space="preserve">作业编号</w:t>
+              <w:t xml:space="preserve">源题编号</w:t>
             </w:r>
           </w:p>
         </w:tc>
@@ -197,38 +196,6 @@
               <w:rPr>
                 <w:rFonts w:hint="eastAsia"/>
               </w:rPr>
-              <w:t xml:space="preserve">作业目录</w:t>
-            </w:r>
-          </w:p>
-        </w:tc>
-        <w:tc>
-          <w:tcPr/>
-          <w:p>
-            <w:pPr>
-              <w:pStyle w:val="Compact"/>
-              <w:jc w:val="left"/>
-            </w:pPr>
-            <w:r>
-              <w:rPr>
-                <w:rStyle w:val="VerbatimChar"/>
-              </w:rPr>
-              <w:t xml:space="preserve">HW/05</w:t>
-            </w:r>
-          </w:p>
-        </w:tc>
-      </w:tr>
-      <w:tr>
-        <w:tc>
-          <w:tcPr/>
-          <w:p>
-            <w:pPr>
-              <w:pStyle w:val="Compact"/>
-              <w:jc w:val="left"/>
-            </w:pPr>
-            <w:r>
-              <w:rPr>
-                <w:rFonts w:hint="eastAsia"/>
-              </w:rPr>
               <w:t xml:space="preserve">学生姓名</w:t>
             </w:r>
           </w:p>
@@ -360,74 +327,6 @@
                 <w:rFonts w:hint="eastAsia"/>
               </w:rPr>
               <w:t xml:space="preserve">数据</w:t>
-            </w:r>
-          </w:p>
-        </w:tc>
-      </w:tr>
-      <w:tr>
-        <w:tc>
-          <w:tcPr/>
-          <w:p>
-            <w:pPr>
-              <w:pStyle w:val="Compact"/>
-              <w:jc w:val="left"/>
-            </w:pPr>
-            <w:r>
-              <w:rPr>
-                <w:rFonts w:hint="eastAsia"/>
-              </w:rPr>
-              <w:t xml:space="preserve">报告说明</w:t>
-            </w:r>
-          </w:p>
-        </w:tc>
-        <w:tc>
-          <w:tcPr/>
-          <w:p>
-            <w:pPr>
-              <w:pStyle w:val="Compact"/>
-              <w:jc w:val="left"/>
-            </w:pPr>
-            <w:r>
-              <w:rPr>
-                <w:rFonts w:hint="eastAsia"/>
-              </w:rPr>
-              <w:t xml:space="preserve">正文按题目编号组织，完整脚本保留于</w:t>
-            </w:r>
-            <w:r>
-              <w:t xml:space="preserve"> </w:t>
-            </w:r>
-            <w:r>
-              <w:rPr>
-                <w:rStyle w:val="VerbatimChar"/>
-              </w:rPr>
-              <w:t xml:space="preserve">scripts/</w:t>
-            </w:r>
-            <w:r>
-              <w:rPr>
-                <w:rFonts w:hint="eastAsia"/>
-              </w:rPr>
-              <w:t xml:space="preserve">，benchmark</w:t>
-            </w:r>
-            <w:r>
-              <w:t xml:space="preserve"> </w:t>
-            </w:r>
-            <w:r>
-              <w:rPr>
-                <w:rFonts w:hint="eastAsia"/>
-              </w:rPr>
-              <w:t xml:space="preserve">与原始结果保留于</w:t>
-            </w:r>
-            <w:r>
-              <w:t xml:space="preserve"> </w:t>
-            </w:r>
-            <w:r>
-              <w:rPr>
-                <w:rStyle w:val="VerbatimChar"/>
-              </w:rPr>
-              <w:t xml:space="preserve">result/</w:t>
-            </w:r>
-            <w:r>
-              <w:t xml:space="preserve">。</w:t>
             </w:r>
           </w:p>
         </w:tc>

--- a/05/docs/answer/answer.docx
+++ b/05/docs/answer/answer.docx
@@ -332,12 +332,28 @@
         </w:tc>
       </w:tr>
     </w:tbl>
-    <w:bookmarkStart w:id="23" w:name="稳压二极管数据的分段插值"/>
+    <w:bookmarkStart w:id="12" w:name="i.-稳压二极管数据的分段插值"/>
     <w:p>
       <w:pPr>
         <w:pStyle w:val="Heading1"/>
       </w:pPr>
       <w:r>
+        <w:t xml:space="preserve">I. </w:t>
+      </w:r>
+      <w:r>
+        <w:rPr>
+          <w:rFonts w:hint="eastAsia"/>
+        </w:rPr>
+        <w:t xml:space="preserve">稳压二极管数据的分段插值</w:t>
+      </w:r>
+    </w:p>
+    <w:bookmarkEnd w:id="12"/>
+    <w:bookmarkStart w:id="26" w:name="problem-1稳压二极管数据的分段插值"/>
+    <w:p>
+      <w:pPr>
+        <w:pStyle w:val="Heading1"/>
+      </w:pPr>
+      <w:r>
         <w:rPr>
           <w:rStyle w:val="SectionNumber"/>
         </w:rPr>
@@ -347,13 +363,68 @@
         <w:tab/>
       </w:r>
       <w:r>
-        <w:rPr>
-          <w:rFonts w:hint="eastAsia"/>
-        </w:rPr>
-        <w:t xml:space="preserve">稳压二极管数据的分段插值</w:t>
-      </w:r>
-    </w:p>
-    <w:bookmarkStart w:id="14" w:name="题目陈述"/>
+        <w:t xml:space="preserve">Problem </w:t>
+      </w:r>
+      <w:r>
+        <w:rPr>
+          <w:rFonts w:hint="eastAsia"/>
+        </w:rPr>
+        <w:t xml:space="preserve">1：稳压二极管数据的分段插值</w:t>
+      </w:r>
+    </w:p>
+    <w:p>
+      <w:pPr>
+        <w:pStyle w:val="FirstParagraph"/>
+      </w:pPr>
+      <w:r>
+        <w:rPr>
+          <w:rFonts w:hint="eastAsia"/>
+        </w:rPr>
+        <w:t xml:space="preserve">相关脚本：</w:t>
+      </w:r>
+    </w:p>
+    <w:p>
+      <w:pPr>
+        <w:pStyle w:val="Compact"/>
+        <w:numPr>
+          <w:ilvl w:val="0"/>
+          <w:numId w:val="1001"/>
+        </w:numPr>
+      </w:pPr>
+      <w:hyperlink r:id="rId13">
+        <w:r>
+          <w:rPr>
+            <w:rStyle w:val="Hyperlink"/>
+            <w:rFonts w:hint="eastAsia"/>
+          </w:rPr>
+          <w:t xml:space="preserve">本地</w:t>
+        </w:r>
+        <w:r>
+          <w:rPr>
+            <w:rStyle w:val="Hyperlink"/>
+          </w:rPr>
+          <w:t xml:space="preserve"> scripts/problem1.py</w:t>
+        </w:r>
+      </w:hyperlink>
+    </w:p>
+    <w:p>
+      <w:pPr>
+        <w:pStyle w:val="Compact"/>
+        <w:numPr>
+          <w:ilvl w:val="0"/>
+          <w:numId w:val="1001"/>
+        </w:numPr>
+      </w:pPr>
+      <w:hyperlink r:id="rId14">
+        <w:r>
+          <w:rPr>
+            <w:rStyle w:val="Hyperlink"/>
+          </w:rPr>
+          <w:t xml:space="preserve">GitHub scripts/problem1.py</w:t>
+        </w:r>
+      </w:hyperlink>
+    </w:p>
+    <w:bookmarkStart w:id="17" w:name="待求问题"/>
     <w:p>
       <w:pPr>
         <w:pStyle w:val="Heading2"/>
@@ -371,7 +442,7 @@
         <w:rPr>
           <w:rFonts w:hint="eastAsia"/>
         </w:rPr>
-        <w:t xml:space="preserve">题目陈述</w:t>
+        <w:t xml:space="preserve">待求问题</w:t>
       </w:r>
     </w:p>
     <w:p>
@@ -639,7 +710,7 @@
         <w:t xml:space="preserve">点连接起来会在点间产生明显摆动，因此应改用由低阶多项式组成的分段插值曲线。</w:t>
       </w:r>
     </w:p>
-    <w:bookmarkStart w:id="12" w:name="整体高阶插值的局限"/>
+    <w:bookmarkStart w:id="15" w:name="整体高阶插值的局限"/>
     <w:p>
       <w:pPr>
         <w:pStyle w:val="Heading3"/>
@@ -683,8 +754,8 @@
         <w:t xml:space="preserve">次多项式为何不适合这组数据。</w:t>
       </w:r>
     </w:p>
-    <w:bookmarkEnd w:id="12"/>
-    <w:bookmarkStart w:id="13" w:name="分段插值方案"/>
+    <w:bookmarkEnd w:id="15"/>
+    <w:bookmarkStart w:id="16" w:name="分段插值方案"/>
     <w:p>
       <w:pPr>
         <w:pStyle w:val="Heading3"/>
@@ -719,9 +790,9 @@
         <w:t xml:space="preserve">构造由低阶多项式组成的分段插值曲线，并给出比较。</w:t>
       </w:r>
     </w:p>
-    <w:bookmarkEnd w:id="13"/>
-    <w:bookmarkEnd w:id="14"/>
-    <w:bookmarkStart w:id="15" w:name="解决方案"/>
+    <w:bookmarkEnd w:id="16"/>
+    <w:bookmarkEnd w:id="17"/>
+    <w:bookmarkStart w:id="18" w:name="解决方式"/>
     <w:p>
       <w:pPr>
         <w:pStyle w:val="Heading2"/>
@@ -739,7 +810,7 @@
         <w:rPr>
           <w:rFonts w:hint="eastAsia"/>
         </w:rPr>
-        <w:t xml:space="preserve">解决方案</w:t>
+        <w:t xml:space="preserve">解决方式</w:t>
       </w:r>
     </w:p>
     <w:p>
@@ -892,8 +963,8 @@
         <w:t xml:space="preserve"> Hermite/PCHIP。</w:t>
       </w:r>
     </w:p>
-    <w:bookmarkEnd w:id="15"/>
-    <w:bookmarkStart w:id="21" w:name="问题答案"/>
+    <w:bookmarkEnd w:id="18"/>
+    <w:bookmarkStart w:id="24" w:name="问题答案"/>
     <w:p>
       <w:pPr>
         <w:pStyle w:val="Heading2"/>
@@ -914,7 +985,7 @@
         <w:t xml:space="preserve">问题答案</w:t>
       </w:r>
     </w:p>
-    <w:bookmarkStart w:id="19" w:name="整体高阶插值的局限-1"/>
+    <w:bookmarkStart w:id="22" w:name="整体高阶插值的局限-1"/>
     <w:p>
       <w:pPr>
         <w:pStyle w:val="Heading3"/>
@@ -961,18 +1032,18 @@
           <wp:inline>
             <wp:extent cx="5013960" cy="2908096"/>
             <wp:effectExtent b="0" l="0" r="0" t="0"/>
-            <wp:docPr descr="Problem 1 interpolation comparison" title="" id="17" name="Picture"/>
+            <wp:docPr descr="Problem 1 interpolation comparison" title="" id="20" name="Picture"/>
             <a:graphic>
               <a:graphicData uri="http://schemas.openxmlformats.org/drawingml/2006/picture">
                 <pic:pic>
                   <pic:nvPicPr>
-                    <pic:cNvPr descr="../../result/problem1_zener_interpolation.png" id="18" name="Picture"/>
+                    <pic:cNvPr descr="../../result/problem1_zener_interpolation.png" id="21" name="Picture"/>
                     <pic:cNvPicPr>
                       <a:picLocks noChangeArrowheads="1" noChangeAspect="1"/>
                     </pic:cNvPicPr>
                   </pic:nvPicPr>
                   <pic:blipFill>
-                    <a:blip r:embed="rId16"/>
+                    <a:blip r:embed="rId19"/>
                     <a:stretch>
                       <a:fillRect/>
                     </a:stretch>
@@ -1703,8 +1774,8 @@
         <w:t xml:space="preserve">次多项式在平台段附近产生了明显的虚假振荡。</w:t>
       </w:r>
     </w:p>
-    <w:bookmarkEnd w:id="19"/>
-    <w:bookmarkStart w:id="20" w:name="分段插值方案-1"/>
+    <w:bookmarkEnd w:id="22"/>
+    <w:bookmarkStart w:id="23" w:name="分段插值方案-1"/>
     <w:p>
       <w:pPr>
         <w:pStyle w:val="Heading3"/>
@@ -1739,9 +1810,9 @@
         <w:t xml:space="preserve">分段线性与保形三次都保持了更符合物理直觉的曲线形态，其中保形三次在平滑性与单调性之间取得了更好的平衡。</w:t>
       </w:r>
     </w:p>
-    <w:bookmarkEnd w:id="20"/>
-    <w:bookmarkEnd w:id="21"/>
-    <w:bookmarkStart w:id="22" w:name="讨论和扩展"/>
+    <w:bookmarkEnd w:id="23"/>
+    <w:bookmarkEnd w:id="24"/>
+    <w:bookmarkStart w:id="25" w:name="分析"/>
     <w:p>
       <w:pPr>
         <w:pStyle w:val="Heading2"/>
@@ -1759,7 +1830,7 @@
         <w:rPr>
           <w:rFonts w:hint="eastAsia"/>
         </w:rPr>
-        <w:t xml:space="preserve">讨论和扩展</w:t>
+        <w:t xml:space="preserve">分析</w:t>
       </w:r>
     </w:p>
     <w:p>
@@ -1773,14 +1844,30 @@
         <w:t xml:space="preserve">本题的核心并不在于“多项式次数越高越好”，而在于数据本身具有平台段与陡升段并存的局部结构。整体高阶插值被迫用一组全局系数同时拟合所有区间，因此极易在中间区段产生不合理的过冲。分段低阶插值将全局约束转化为局部约束，更适合这类具有明显分段物理特征的数据。</w:t>
       </w:r>
     </w:p>
-    <w:bookmarkEnd w:id="22"/>
-    <w:bookmarkEnd w:id="23"/>
-    <w:bookmarkStart w:id="35" w:name="runge-函数上的等距节点插值"/>
+    <w:bookmarkEnd w:id="25"/>
+    <w:bookmarkEnd w:id="26"/>
+    <w:bookmarkStart w:id="27" w:name="ii.-runge-函数上的等距节点插值"/>
     <w:p>
       <w:pPr>
         <w:pStyle w:val="Heading1"/>
       </w:pPr>
       <w:r>
+        <w:t xml:space="preserve">II. Runge </w:t>
+      </w:r>
+      <w:r>
+        <w:rPr>
+          <w:rFonts w:hint="eastAsia"/>
+        </w:rPr>
+        <w:t xml:space="preserve">函数上的等距节点插值</w:t>
+      </w:r>
+    </w:p>
+    <w:bookmarkEnd w:id="27"/>
+    <w:bookmarkStart w:id="41" w:name="problem-2runge-函数上的等距节点插值"/>
+    <w:p>
+      <w:pPr>
+        <w:pStyle w:val="Heading1"/>
+      </w:pPr>
+      <w:r>
         <w:rPr>
           <w:rStyle w:val="SectionNumber"/>
         </w:rPr>
@@ -1790,7 +1877,16 @@
         <w:tab/>
       </w:r>
       <w:r>
-        <w:t xml:space="preserve">Runge </w:t>
+        <w:t xml:space="preserve">Problem </w:t>
+      </w:r>
+      <w:r>
+        <w:rPr>
+          <w:rFonts w:hint="eastAsia"/>
+        </w:rPr>
+        <w:t xml:space="preserve">2：Runge</w:t>
+      </w:r>
+      <w:r>
+        <w:t xml:space="preserve"> </w:t>
       </w:r>
       <w:r>
         <w:rPr>
@@ -1799,7 +1895,59 @@
         <w:t xml:space="preserve">函数上的等距节点插值</w:t>
       </w:r>
     </w:p>
-    <w:bookmarkStart w:id="26" w:name="题目陈述-1"/>
+    <w:p>
+      <w:pPr>
+        <w:pStyle w:val="FirstParagraph"/>
+      </w:pPr>
+      <w:r>
+        <w:rPr>
+          <w:rFonts w:hint="eastAsia"/>
+        </w:rPr>
+        <w:t xml:space="preserve">相关脚本：</w:t>
+      </w:r>
+    </w:p>
+    <w:p>
+      <w:pPr>
+        <w:pStyle w:val="Compact"/>
+        <w:numPr>
+          <w:ilvl w:val="0"/>
+          <w:numId w:val="1002"/>
+        </w:numPr>
+      </w:pPr>
+      <w:hyperlink r:id="rId28">
+        <w:r>
+          <w:rPr>
+            <w:rStyle w:val="Hyperlink"/>
+            <w:rFonts w:hint="eastAsia"/>
+          </w:rPr>
+          <w:t xml:space="preserve">本地</w:t>
+        </w:r>
+        <w:r>
+          <w:rPr>
+            <w:rStyle w:val="Hyperlink"/>
+          </w:rPr>
+          <w:t xml:space="preserve"> scripts/problem2.py</w:t>
+        </w:r>
+      </w:hyperlink>
+    </w:p>
+    <w:p>
+      <w:pPr>
+        <w:pStyle w:val="Compact"/>
+        <w:numPr>
+          <w:ilvl w:val="0"/>
+          <w:numId w:val="1002"/>
+        </w:numPr>
+      </w:pPr>
+      <w:hyperlink r:id="rId29">
+        <w:r>
+          <w:rPr>
+            <w:rStyle w:val="Hyperlink"/>
+          </w:rPr>
+          <w:t xml:space="preserve">GitHub scripts/problem2.py</w:t>
+        </w:r>
+      </w:hyperlink>
+    </w:p>
+    <w:bookmarkStart w:id="32" w:name="待求问题-1"/>
     <w:p>
       <w:pPr>
         <w:pStyle w:val="Heading2"/>
@@ -1817,7 +1965,7 @@
         <w:rPr>
           <w:rFonts w:hint="eastAsia"/>
         </w:rPr>
-        <w:t xml:space="preserve">题目陈述</w:t>
+        <w:t xml:space="preserve">待求问题</w:t>
       </w:r>
     </w:p>
     <w:p>
@@ -1947,7 +2095,7 @@
         <w:t xml:space="preserve">上取等距节点。</w:t>
       </w:r>
     </w:p>
-    <w:bookmarkStart w:id="24" w:name="个节点的-5-次插值"/>
+    <w:bookmarkStart w:id="30" w:name="个节点的-5-次插值"/>
     <w:p>
       <w:pPr>
         <w:pStyle w:val="Heading3"/>
@@ -2009,8 +2157,8 @@
         <w:t xml:space="preserve">个节点开始作图，并与精确函数进行比较。</w:t>
       </w:r>
     </w:p>
-    <w:bookmarkEnd w:id="24"/>
-    <w:bookmarkStart w:id="25" w:name="更多节点的重复实验"/>
+    <w:bookmarkEnd w:id="30"/>
+    <w:bookmarkStart w:id="31" w:name="更多节点的重复实验"/>
     <w:p>
       <w:pPr>
         <w:pStyle w:val="Heading3"/>
@@ -2063,9 +2211,9 @@
         <w:t xml:space="preserve">个节点重复，观察等距高阶插值的表现。</w:t>
       </w:r>
     </w:p>
-    <w:bookmarkEnd w:id="25"/>
-    <w:bookmarkEnd w:id="26"/>
-    <w:bookmarkStart w:id="27" w:name="解决方案-1"/>
+    <w:bookmarkEnd w:id="31"/>
+    <w:bookmarkEnd w:id="32"/>
+    <w:bookmarkStart w:id="33" w:name="解决方式-1"/>
     <w:p>
       <w:pPr>
         <w:pStyle w:val="Heading2"/>
@@ -2083,7 +2231,7 @@
         <w:rPr>
           <w:rFonts w:hint="eastAsia"/>
         </w:rPr>
-        <w:t xml:space="preserve">解决方案</w:t>
+        <w:t xml:space="preserve">解决方式</w:t>
       </w:r>
     </w:p>
     <w:p>
@@ -2239,8 +2387,8 @@
         <w:t xml:space="preserve">用于一致性核对。</w:t>
       </w:r>
     </w:p>
-    <w:bookmarkEnd w:id="27"/>
-    <w:bookmarkStart w:id="33" w:name="问题答案-1"/>
+    <w:bookmarkEnd w:id="33"/>
+    <w:bookmarkStart w:id="39" w:name="问题答案-1"/>
     <w:p>
       <w:pPr>
         <w:pStyle w:val="Heading2"/>
@@ -2261,7 +2409,7 @@
         <w:t xml:space="preserve">问题答案</w:t>
       </w:r>
     </w:p>
-    <w:bookmarkStart w:id="31" w:name="个节点的-5-次插值-1"/>
+    <w:bookmarkStart w:id="37" w:name="个节点的-5-次插值-1"/>
     <w:p>
       <w:pPr>
         <w:pStyle w:val="Heading3"/>
@@ -2323,18 +2471,18 @@
           <wp:inline>
             <wp:extent cx="5013960" cy="3073709"/>
             <wp:effectExtent b="0" l="0" r="0" t="0"/>
-            <wp:docPr descr="Problem 2 Runge interpolation" title="" id="29" name="Picture"/>
+            <wp:docPr descr="Problem 2 Runge interpolation" title="" id="35" name="Picture"/>
             <a:graphic>
               <a:graphicData uri="http://schemas.openxmlformats.org/drawingml/2006/picture">
                 <pic:pic>
                   <pic:nvPicPr>
-                    <pic:cNvPr descr="../../result/problem2_runge_interpolation.png" id="30" name="Picture"/>
+                    <pic:cNvPr descr="../../result/problem2_runge_interpolation.png" id="36" name="Picture"/>
                     <pic:cNvPicPr>
                       <a:picLocks noChangeArrowheads="1" noChangeAspect="1"/>
                     </pic:cNvPicPr>
                   </pic:nvPicPr>
                   <pic:blipFill>
-                    <a:blip r:embed="rId28"/>
+                    <a:blip r:embed="rId34"/>
                     <a:stretch>
                       <a:fillRect/>
                     </a:stretch>
@@ -2802,8 +2950,8 @@
         <w:t xml:space="preserve">个节点时已经能够观察到端点附近的偏离，但整体振荡尚未失控。</w:t>
       </w:r>
     </w:p>
-    <w:bookmarkEnd w:id="31"/>
-    <w:bookmarkStart w:id="32" w:name="更多节点的重复实验-1"/>
+    <w:bookmarkEnd w:id="37"/>
+    <w:bookmarkStart w:id="38" w:name="更多节点的重复实验-1"/>
     <w:p>
       <w:pPr>
         <w:pStyle w:val="Heading3"/>
@@ -2859,9 +3007,9 @@
         <w:t xml:space="preserve">函数使用等距高阶插值时，节点数继续增加并不会改善整体逼近质量，反而会在区间端点引发越来越强的振荡。</w:t>
       </w:r>
     </w:p>
-    <w:bookmarkEnd w:id="32"/>
-    <w:bookmarkEnd w:id="33"/>
-    <w:bookmarkStart w:id="34" w:name="讨论和扩展-1"/>
+    <w:bookmarkEnd w:id="38"/>
+    <w:bookmarkEnd w:id="39"/>
+    <w:bookmarkStart w:id="40" w:name="分析-1"/>
     <w:p>
       <w:pPr>
         <w:pStyle w:val="Heading2"/>
@@ -2879,7 +3027,7 @@
         <w:rPr>
           <w:rFonts w:hint="eastAsia"/>
         </w:rPr>
-        <w:t xml:space="preserve">讨论和扩展</w:t>
+        <w:t xml:space="preserve">分析</w:t>
       </w:r>
     </w:p>
     <w:p>
@@ -2920,14 +3068,30 @@
         <w:t xml:space="preserve">节点，这一现象会显著缓解。</w:t>
       </w:r>
     </w:p>
-    <w:bookmarkEnd w:id="34"/>
-    <w:bookmarkEnd w:id="35"/>
-    <w:bookmarkStart w:id="47" w:name="函数-x-sin2-pi-x-1-的等距节点插值"/>
+    <w:bookmarkEnd w:id="40"/>
+    <w:bookmarkEnd w:id="41"/>
+    <w:bookmarkStart w:id="42" w:name="iii.-振荡函数的等距节点插值"/>
     <w:p>
       <w:pPr>
         <w:pStyle w:val="Heading1"/>
       </w:pPr>
       <w:r>
+        <w:t xml:space="preserve">III. </w:t>
+      </w:r>
+      <w:r>
+        <w:rPr>
+          <w:rFonts w:hint="eastAsia"/>
+        </w:rPr>
+        <w:t xml:space="preserve">振荡函数的等距节点插值</w:t>
+      </w:r>
+    </w:p>
+    <w:bookmarkEnd w:id="42"/>
+    <w:bookmarkStart w:id="56" w:name="problem-3振荡函数的等距节点插值"/>
+    <w:p>
+      <w:pPr>
+        <w:pStyle w:val="Heading1"/>
+      </w:pPr>
+      <w:r>
         <w:rPr>
           <w:rStyle w:val="SectionNumber"/>
         </w:rPr>
@@ -2937,31 +3101,68 @@
         <w:tab/>
       </w:r>
       <w:r>
-        <w:rPr>
-          <w:rFonts w:hint="eastAsia"/>
-        </w:rPr>
-        <w:t xml:space="preserve">函数</w:t>
-      </w:r>
-      <w:r>
-        <w:t xml:space="preserve"> </w:t>
-      </w:r>
-      <w:r>
-        <w:rPr>
-          <w:rStyle w:val="VerbatimChar"/>
-        </w:rPr>
-        <w:t xml:space="preserve">x sin(2 pi x + 1)</w:t>
-      </w:r>
-      <w:r>
-        <w:t xml:space="preserve"> </w:t>
-      </w:r>
-      <w:r>
-        <w:rPr>
-          <w:rFonts w:hint="eastAsia"/>
-        </w:rPr>
-        <w:t xml:space="preserve">的等距节点插值</w:t>
-      </w:r>
-    </w:p>
-    <w:bookmarkStart w:id="38" w:name="题目陈述-2"/>
+        <w:t xml:space="preserve">Problem </w:t>
+      </w:r>
+      <w:r>
+        <w:rPr>
+          <w:rFonts w:hint="eastAsia"/>
+        </w:rPr>
+        <w:t xml:space="preserve">3：振荡函数的等距节点插值</w:t>
+      </w:r>
+    </w:p>
+    <w:p>
+      <w:pPr>
+        <w:pStyle w:val="FirstParagraph"/>
+      </w:pPr>
+      <w:r>
+        <w:rPr>
+          <w:rFonts w:hint="eastAsia"/>
+        </w:rPr>
+        <w:t xml:space="preserve">相关脚本：</w:t>
+      </w:r>
+    </w:p>
+    <w:p>
+      <w:pPr>
+        <w:pStyle w:val="Compact"/>
+        <w:numPr>
+          <w:ilvl w:val="0"/>
+          <w:numId w:val="1003"/>
+        </w:numPr>
+      </w:pPr>
+      <w:hyperlink r:id="rId43">
+        <w:r>
+          <w:rPr>
+            <w:rStyle w:val="Hyperlink"/>
+            <w:rFonts w:hint="eastAsia"/>
+          </w:rPr>
+          <w:t xml:space="preserve">本地</w:t>
+        </w:r>
+        <w:r>
+          <w:rPr>
+            <w:rStyle w:val="Hyperlink"/>
+          </w:rPr>
+          <w:t xml:space="preserve"> scripts/problem3.py</w:t>
+        </w:r>
+      </w:hyperlink>
+    </w:p>
+    <w:p>
+      <w:pPr>
+        <w:pStyle w:val="Compact"/>
+        <w:numPr>
+          <w:ilvl w:val="0"/>
+          <w:numId w:val="1003"/>
+        </w:numPr>
+      </w:pPr>
+      <w:hyperlink r:id="rId44">
+        <w:r>
+          <w:rPr>
+            <w:rStyle w:val="Hyperlink"/>
+          </w:rPr>
+          <w:t xml:space="preserve">GitHub scripts/problem3.py</w:t>
+        </w:r>
+      </w:hyperlink>
+    </w:p>
+    <w:bookmarkStart w:id="47" w:name="待求问题-2"/>
     <w:p>
       <w:pPr>
         <w:pStyle w:val="Heading2"/>
@@ -2979,7 +3180,7 @@
         <w:rPr>
           <w:rFonts w:hint="eastAsia"/>
         </w:rPr>
-        <w:t xml:space="preserve">题目陈述</w:t>
+        <w:t xml:space="preserve">待求问题</w:t>
       </w:r>
     </w:p>
     <w:p>
@@ -3103,7 +3304,7 @@
         <w:t xml:space="preserve">上取等距节点。</w:t>
       </w:r>
     </w:p>
-    <w:bookmarkStart w:id="36" w:name="个节点的初始实验"/>
+    <w:bookmarkStart w:id="45" w:name="个节点的初始实验"/>
     <w:p>
       <w:pPr>
         <w:pStyle w:val="Heading3"/>
@@ -3156,8 +3357,8 @@
         <w:t xml:space="preserve">个节点开始作图，比较插值曲线与精确函数。</w:t>
       </w:r>
     </w:p>
-    <w:bookmarkEnd w:id="36"/>
-    <w:bookmarkStart w:id="37" w:name="更多节点的重复实验-2"/>
+    <w:bookmarkEnd w:id="45"/>
+    <w:bookmarkStart w:id="46" w:name="更多节点的重复实验-2"/>
     <w:p>
       <w:pPr>
         <w:pStyle w:val="Heading3"/>
@@ -3210,9 +3411,9 @@
         <w:t xml:space="preserve">个节点重复，比较插值曲线与精确函数。</w:t>
       </w:r>
     </w:p>
-    <w:bookmarkEnd w:id="37"/>
-    <w:bookmarkEnd w:id="38"/>
-    <w:bookmarkStart w:id="39" w:name="解决方案-2"/>
+    <w:bookmarkEnd w:id="46"/>
+    <w:bookmarkEnd w:id="47"/>
+    <w:bookmarkStart w:id="48" w:name="解决方式-2"/>
     <w:p>
       <w:pPr>
         <w:pStyle w:val="Heading2"/>
@@ -3230,7 +3431,7 @@
         <w:rPr>
           <w:rFonts w:hint="eastAsia"/>
         </w:rPr>
-        <w:t xml:space="preserve">解决方案</w:t>
+        <w:t xml:space="preserve">解决方式</w:t>
       </w:r>
     </w:p>
     <w:p>
@@ -3339,8 +3540,8 @@
         <w:t xml:space="preserve">end for</w:t>
       </w:r>
     </w:p>
-    <w:bookmarkEnd w:id="39"/>
-    <w:bookmarkStart w:id="45" w:name="问题答案-2"/>
+    <w:bookmarkEnd w:id="48"/>
+    <w:bookmarkStart w:id="54" w:name="问题答案-2"/>
     <w:p>
       <w:pPr>
         <w:pStyle w:val="Heading2"/>
@@ -3361,7 +3562,7 @@
         <w:t xml:space="preserve">问题答案</w:t>
       </w:r>
     </w:p>
-    <w:bookmarkStart w:id="43" w:name="个节点的初始实验-1"/>
+    <w:bookmarkStart w:id="52" w:name="个节点的初始实验-1"/>
     <w:p>
       <w:pPr>
         <w:pStyle w:val="Heading3"/>
@@ -3414,18 +3615,18 @@
           <wp:inline>
             <wp:extent cx="5013960" cy="3073709"/>
             <wp:effectExtent b="0" l="0" r="0" t="0"/>
-            <wp:docPr descr="Problem 3 interpolation comparison" title="" id="41" name="Picture"/>
+            <wp:docPr descr="Problem 3 interpolation comparison" title="" id="50" name="Picture"/>
             <a:graphic>
               <a:graphicData uri="http://schemas.openxmlformats.org/drawingml/2006/picture">
                 <pic:pic>
                   <pic:nvPicPr>
-                    <pic:cNvPr descr="../../result/problem3_sine_interpolation.png" id="42" name="Picture"/>
+                    <pic:cNvPr descr="../../result/problem3_sine_interpolation.png" id="51" name="Picture"/>
                     <pic:cNvPicPr>
                       <a:picLocks noChangeArrowheads="1" noChangeAspect="1"/>
                     </pic:cNvPicPr>
                   </pic:nvPicPr>
                   <pic:blipFill>
-                    <a:blip r:embed="rId40"/>
+                    <a:blip r:embed="rId49"/>
                     <a:stretch>
                       <a:fillRect/>
                     </a:stretch>
@@ -3828,8 +4029,8 @@
         <w:t xml:space="preserve">个节点的结果可以看出，初始插值已经能够大体跟随原函数，但边界附近仍存在较明显误差。</w:t>
       </w:r>
     </w:p>
-    <w:bookmarkEnd w:id="43"/>
-    <w:bookmarkStart w:id="44" w:name="更多节点的重复实验-3"/>
+    <w:bookmarkEnd w:id="52"/>
+    <w:bookmarkStart w:id="53" w:name="更多节点的重复实验-3"/>
     <w:p>
       <w:pPr>
         <w:pStyle w:val="Heading3"/>
@@ -3891,9 +4092,9 @@
         <w:t xml:space="preserve">。</w:t>
       </w:r>
     </w:p>
-    <w:bookmarkEnd w:id="44"/>
-    <w:bookmarkEnd w:id="45"/>
-    <w:bookmarkStart w:id="46" w:name="讨论和扩展-2"/>
+    <w:bookmarkEnd w:id="53"/>
+    <w:bookmarkEnd w:id="54"/>
+    <w:bookmarkStart w:id="55" w:name="分析-2"/>
     <w:p>
       <w:pPr>
         <w:pStyle w:val="Heading2"/>
@@ -3911,7 +4112,7 @@
         <w:rPr>
           <w:rFonts w:hint="eastAsia"/>
         </w:rPr>
-        <w:t xml:space="preserve">讨论和扩展</w:t>
+        <w:t xml:space="preserve">分析</w:t>
       </w:r>
     </w:p>
     <w:p>
@@ -3949,14 +4150,30 @@
         <w:t xml:space="preserve">函数那样强烈的端点张力，因此高阶等距插值并未触发灾难性振荡。由此可见，插值效果高度依赖目标函数形状，不能将第二题中的失败经验机械外推到所有函数。</w:t>
       </w:r>
     </w:p>
-    <w:bookmarkEnd w:id="46"/>
-    <w:bookmarkEnd w:id="47"/>
-    <w:bookmarkStart w:id="56" w:name="project-2高精度圆周率计算"/>
+    <w:bookmarkEnd w:id="55"/>
+    <w:bookmarkEnd w:id="56"/>
+    <w:bookmarkStart w:id="57" w:name="iv.-project-2高精度圆周率计算"/>
     <w:p>
       <w:pPr>
         <w:pStyle w:val="Heading1"/>
       </w:pPr>
       <w:r>
+        <w:t xml:space="preserve">IV. Project </w:t>
+      </w:r>
+      <w:r>
+        <w:rPr>
+          <w:rFonts w:hint="eastAsia"/>
+        </w:rPr>
+        <w:t xml:space="preserve">2：高精度圆周率计算</w:t>
+      </w:r>
+    </w:p>
+    <w:bookmarkEnd w:id="57"/>
+    <w:bookmarkStart w:id="68" w:name="problem-4project-2高精度圆周率计算"/>
+    <w:p>
+      <w:pPr>
+        <w:pStyle w:val="Heading1"/>
+      </w:pPr>
+      <w:r>
         <w:rPr>
           <w:rStyle w:val="SectionNumber"/>
         </w:rPr>
@@ -3966,7 +4183,16 @@
         <w:tab/>
       </w:r>
       <w:r>
-        <w:t xml:space="preserve">Project </w:t>
+        <w:t xml:space="preserve">Problem </w:t>
+      </w:r>
+      <w:r>
+        <w:rPr>
+          <w:rFonts w:hint="eastAsia"/>
+        </w:rPr>
+        <w:t xml:space="preserve">4：Project</w:t>
+      </w:r>
+      <w:r>
+        <w:t xml:space="preserve"> </w:t>
       </w:r>
       <w:r>
         <w:rPr>
@@ -3975,7 +4201,59 @@
         <w:t xml:space="preserve">2：高精度圆周率计算</w:t>
       </w:r>
     </w:p>
-    <w:bookmarkStart w:id="50" w:name="题目陈述-3"/>
+    <w:p>
+      <w:pPr>
+        <w:pStyle w:val="FirstParagraph"/>
+      </w:pPr>
+      <w:r>
+        <w:rPr>
+          <w:rFonts w:hint="eastAsia"/>
+        </w:rPr>
+        <w:t xml:space="preserve">相关脚本：</w:t>
+      </w:r>
+    </w:p>
+    <w:p>
+      <w:pPr>
+        <w:pStyle w:val="Compact"/>
+        <w:numPr>
+          <w:ilvl w:val="0"/>
+          <w:numId w:val="1004"/>
+        </w:numPr>
+      </w:pPr>
+      <w:hyperlink r:id="rId58">
+        <w:r>
+          <w:rPr>
+            <w:rStyle w:val="Hyperlink"/>
+            <w:rFonts w:hint="eastAsia"/>
+          </w:rPr>
+          <w:t xml:space="preserve">本地</w:t>
+        </w:r>
+        <w:r>
+          <w:rPr>
+            <w:rStyle w:val="Hyperlink"/>
+          </w:rPr>
+          <w:t xml:space="preserve"> scripts/problem4_project2.py</w:t>
+        </w:r>
+      </w:hyperlink>
+    </w:p>
+    <w:p>
+      <w:pPr>
+        <w:pStyle w:val="Compact"/>
+        <w:numPr>
+          <w:ilvl w:val="0"/>
+          <w:numId w:val="1004"/>
+        </w:numPr>
+      </w:pPr>
+      <w:hyperlink r:id="rId59">
+        <w:r>
+          <w:rPr>
+            <w:rStyle w:val="Hyperlink"/>
+          </w:rPr>
+          <w:t xml:space="preserve">GitHub scripts/problem4_project2.py</w:t>
+        </w:r>
+      </w:hyperlink>
+    </w:p>
+    <w:bookmarkStart w:id="62" w:name="待求问题-3"/>
     <w:p>
       <w:pPr>
         <w:pStyle w:val="Heading2"/>
@@ -3993,7 +4271,7 @@
         <w:rPr>
           <w:rFonts w:hint="eastAsia"/>
         </w:rPr>
-        <w:t xml:space="preserve">题目陈述</w:t>
+        <w:t xml:space="preserve">待求问题</w:t>
       </w:r>
     </w:p>
     <w:p>
@@ -4042,7 +4320,7 @@
         <w:t xml:space="preserve">位，并尽量兼顾：</w:t>
       </w:r>
     </w:p>
-    <w:bookmarkStart w:id="48" w:name="计算速度"/>
+    <w:bookmarkStart w:id="60" w:name="计算速度"/>
     <w:p>
       <w:pPr>
         <w:pStyle w:val="Heading3"/>
@@ -4077,8 +4355,8 @@
         <w:t xml:space="preserve">尽量提高计算速度。</w:t>
       </w:r>
     </w:p>
-    <w:bookmarkEnd w:id="48"/>
-    <w:bookmarkStart w:id="49" w:name="可达到的位数规模"/>
+    <w:bookmarkEnd w:id="60"/>
+    <w:bookmarkStart w:id="61" w:name="可达到的位数规模"/>
     <w:p>
       <w:pPr>
         <w:pStyle w:val="Heading3"/>
@@ -4131,9 +4409,9 @@
         <w:t xml:space="preserve">位。</w:t>
       </w:r>
     </w:p>
-    <w:bookmarkEnd w:id="49"/>
-    <w:bookmarkEnd w:id="50"/>
-    <w:bookmarkStart w:id="51" w:name="解决方案-3"/>
+    <w:bookmarkEnd w:id="61"/>
+    <w:bookmarkEnd w:id="62"/>
+    <w:bookmarkStart w:id="63" w:name="解决方式-3"/>
     <w:p>
       <w:pPr>
         <w:pStyle w:val="Heading2"/>
@@ -4151,7 +4429,7 @@
         <w:rPr>
           <w:rFonts w:hint="eastAsia"/>
         </w:rPr>
-        <w:t xml:space="preserve">解决方案</w:t>
+        <w:t xml:space="preserve">解决方式</w:t>
       </w:r>
     </w:p>
     <w:p>
@@ -4337,8 +4615,8 @@
         <w:t xml:space="preserve">汇总。</w:t>
       </w:r>
     </w:p>
-    <w:bookmarkEnd w:id="51"/>
-    <w:bookmarkStart w:id="54" w:name="问题答案-3"/>
+    <w:bookmarkEnd w:id="63"/>
+    <w:bookmarkStart w:id="66" w:name="问题答案-3"/>
     <w:p>
       <w:pPr>
         <w:pStyle w:val="Heading2"/>
@@ -4840,7 +5118,7 @@
         </w:tc>
       </w:tr>
     </w:tbl>
-    <w:bookmarkStart w:id="52" w:name="计算速度-1"/>
+    <w:bookmarkStart w:id="64" w:name="计算速度-1"/>
     <w:p>
       <w:pPr>
         <w:pStyle w:val="Heading3"/>
@@ -4917,8 +5195,8 @@
         <w:t xml:space="preserve">仍是当前最快的完整求解路线。</w:t>
       </w:r>
     </w:p>
-    <w:bookmarkEnd w:id="52"/>
-    <w:bookmarkStart w:id="53" w:name="可达到的位数规模-1"/>
+    <w:bookmarkEnd w:id="64"/>
+    <w:bookmarkStart w:id="65" w:name="可达到的位数规模-1"/>
     <w:p>
       <w:pPr>
         <w:pStyle w:val="Heading3"/>
@@ -4989,9 +5267,9 @@
         <w:t xml:space="preserve">位完整十进制输出。</w:t>
       </w:r>
     </w:p>
-    <w:bookmarkEnd w:id="53"/>
-    <w:bookmarkEnd w:id="54"/>
-    <w:bookmarkStart w:id="55" w:name="讨论和扩展-3"/>
+    <w:bookmarkEnd w:id="65"/>
+    <w:bookmarkEnd w:id="66"/>
+    <w:bookmarkStart w:id="67" w:name="分析-3"/>
     <w:p>
       <w:pPr>
         <w:pStyle w:val="Heading2"/>
@@ -5009,7 +5287,7 @@
         <w:rPr>
           <w:rFonts w:hint="eastAsia"/>
         </w:rPr>
-        <w:t xml:space="preserve">讨论和扩展</w:t>
+        <w:t xml:space="preserve">分析</w:t>
       </w:r>
     </w:p>
     <w:p>
@@ -5104,7 +5382,7 @@
         <w:pStyle w:val="Compact"/>
         <w:numPr>
           <w:ilvl w:val="0"/>
-          <w:numId w:val="1001"/>
+          <w:numId w:val="1005"/>
         </w:numPr>
       </w:pPr>
       <w:r>
@@ -5128,7 +5406,7 @@
         <w:pStyle w:val="Compact"/>
         <w:numPr>
           <w:ilvl w:val="0"/>
-          <w:numId w:val="1001"/>
+          <w:numId w:val="1005"/>
         </w:numPr>
       </w:pPr>
       <w:r>
@@ -5161,7 +5439,7 @@
         <w:pStyle w:val="Compact"/>
         <w:numPr>
           <w:ilvl w:val="0"/>
-          <w:numId w:val="1001"/>
+          <w:numId w:val="1005"/>
         </w:numPr>
       </w:pPr>
       <w:r>
@@ -5180,8 +5458,8 @@
         <w:t xml:space="preserve">则提供了当前机器上的成熟工程上限，是“速度与位数同时最大化”时的最强参考答案。</w:t>
       </w:r>
     </w:p>
-    <w:bookmarkEnd w:id="55"/>
-    <w:bookmarkEnd w:id="56"/>
+    <w:bookmarkEnd w:id="67"/>
+    <w:bookmarkEnd w:id="68"/>
     <w:sectPr>
       <w:footnotePr>
         <w:numRestart w:val="eachSect"/>
@@ -5292,6 +5570,109 @@
       </w:pPr>
     </w:lvl>
   </w:abstractNum>
+  <w:abstractNum w:abstractNumId="991">
+    <w:nsid w:val="0000A991"/>
+    <w:multiLevelType w:val="multilevel"/>
+    <w:lvl w:ilvl="0">
+      <w:numFmt w:val="bullet"/>
+      <w:lvlText w:val=""/>
+      <w:lvlJc w:val="left"/>
+      <w:pPr>
+        <w:ind w:left="720" w:hanging="360"/>
+      </w:pPr>
+      <w:rPr>
+        <w:rFonts w:ascii="Symbol" w:hAnsi="Symbol" w:cs="Symbol" w:hint="default"/>
+      </w:rPr>
+    </w:lvl>
+    <w:lvl w:ilvl="1">
+      <w:numFmt w:val="bullet"/>
+      <w:lvlText w:val="o"/>
+      <w:lvlJc w:val="left"/>
+      <w:pPr>
+        <w:ind w:left="1440" w:hanging="360"/>
+      </w:pPr>
+      <w:rPr>
+        <w:rFonts w:ascii="Courier New" w:hAnsi="Courier New" w:cs="Courier New" w:hint="default"/>
+      </w:rPr>
+    </w:lvl>
+    <w:lvl w:ilvl="2">
+      <w:numFmt w:val="bullet"/>
+      <w:lvlText w:val=""/>
+      <w:lvlJc w:val="left"/>
+      <w:pPr>
+        <w:ind w:left="2160" w:hanging="360"/>
+      </w:pPr>
+      <w:rPr>
+        <w:rFonts w:ascii="Wingdings" w:hAnsi="Wingdings" w:cs="Wingdings" w:hint="default"/>
+      </w:rPr>
+    </w:lvl>
+    <w:lvl w:ilvl="3">
+      <w:numFmt w:val="bullet"/>
+      <w:lvlText w:val=""/>
+      <w:lvlJc w:val="left"/>
+      <w:pPr>
+        <w:ind w:left="2880" w:hanging="360"/>
+      </w:pPr>
+      <w:rPr>
+        <w:rFonts w:ascii="Symbol" w:hAnsi="Symbol" w:cs="Symbol" w:hint="default"/>
+      </w:rPr>
+    </w:lvl>
+    <w:lvl w:ilvl="4">
+      <w:numFmt w:val="bullet"/>
+      <w:lvlText w:val="o"/>
+      <w:lvlJc w:val="left"/>
+      <w:pPr>
+        <w:ind w:left="3600" w:hanging="360"/>
+      </w:pPr>
+      <w:rPr>
+        <w:rFonts w:ascii="Courier New" w:hAnsi="Courier New" w:cs="Courier New" w:hint="default"/>
+      </w:rPr>
+    </w:lvl>
+    <w:lvl w:ilvl="5">
+      <w:numFmt w:val="bullet"/>
+      <w:lvlText w:val=""/>
+      <w:lvlJc w:val="left"/>
+      <w:pPr>
+        <w:ind w:left="4320" w:hanging="360"/>
+      </w:pPr>
+      <w:rPr>
+        <w:rFonts w:ascii="Wingdings" w:hAnsi="Wingdings" w:cs="Wingdings" w:hint="default"/>
+      </w:rPr>
+    </w:lvl>
+    <w:lvl w:ilvl="6">
+      <w:numFmt w:val="bullet"/>
+      <w:lvlText w:val=""/>
+      <w:lvlJc w:val="left"/>
+      <w:pPr>
+        <w:ind w:left="5040" w:hanging="360"/>
+      </w:pPr>
+      <w:rPr>
+        <w:rFonts w:ascii="Symbol" w:hAnsi="Symbol" w:cs="Symbol" w:hint="default"/>
+      </w:rPr>
+    </w:lvl>
+    <w:lvl w:ilvl="7">
+      <w:numFmt w:val="bullet"/>
+      <w:lvlText w:val="o"/>
+      <w:lvlJc w:val="left"/>
+      <w:pPr>
+        <w:ind w:left="5760" w:hanging="360"/>
+      </w:pPr>
+      <w:rPr>
+        <w:rFonts w:ascii="Courier New" w:hAnsi="Courier New" w:cs="Courier New" w:hint="default"/>
+      </w:rPr>
+    </w:lvl>
+    <w:lvl w:ilvl="8">
+      <w:numFmt w:val="bullet"/>
+      <w:lvlText w:val=""/>
+      <w:lvlJc w:val="left"/>
+      <w:pPr>
+        <w:ind w:left="6480" w:hanging="360"/>
+      </w:pPr>
+      <w:rPr>
+        <w:rFonts w:ascii="Wingdings" w:hAnsi="Wingdings" w:cs="Wingdings" w:hint="default"/>
+      </w:rPr>
+    </w:lvl>
+  </w:abstractNum>
   <w:abstractNum w:abstractNumId="99411">
     <w:nsid w:val="00A99411"/>
     <w:multiLevelType w:val="multilevel"/>
@@ -5381,6 +5762,18 @@
     <w:abstractNumId w:val="990"/>
   </w:num>
   <w:num w:numId="1001">
+    <w:abstractNumId w:val="991"/>
+  </w:num>
+  <w:num w:numId="1002">
+    <w:abstractNumId w:val="991"/>
+  </w:num>
+  <w:num w:numId="1003">
+    <w:abstractNumId w:val="991"/>
+  </w:num>
+  <w:num w:numId="1004">
+    <w:abstractNumId w:val="991"/>
+  </w:num>
+  <w:num w:numId="1005">
     <w:abstractNumId w:val="99411"/>
     <w:lvlOverride w:ilvl="0">
       <w:startOverride w:val="1"/>

--- a/05/docs/answer/answer.docx
+++ b/05/docs/answer/answer.docx
@@ -332,7 +332,7 @@
         </w:tc>
       </w:tr>
     </w:tbl>
-    <w:bookmarkStart w:id="12" w:name="i.-稳压二极管数据的分段插值"/>
+    <w:bookmarkStart w:id="27" w:name="i.-稳压二极管数据的分段插值"/>
     <w:p>
       <w:pPr>
         <w:pStyle w:val="Heading1"/>
@@ -347,107 +347,29 @@
         <w:t xml:space="preserve">稳压二极管数据的分段插值</w:t>
       </w:r>
     </w:p>
-    <w:bookmarkEnd w:id="12"/>
-    <w:bookmarkStart w:id="26" w:name="problem-1稳压二极管数据的分段插值"/>
-    <w:p>
-      <w:pPr>
-        <w:pStyle w:val="Heading1"/>
-      </w:pPr>
-      <w:r>
-        <w:rPr>
-          <w:rStyle w:val="SectionNumber"/>
-        </w:rPr>
-        <w:t xml:space="preserve">1</w:t>
-      </w:r>
-      <w:r>
-        <w:tab/>
-      </w:r>
-      <w:r>
+    <w:p>
+      <w:pPr>
+        <w:pStyle w:val="FirstParagraph"/>
+      </w:pPr>
+      <w:r>
+        <w:rPr>
+          <w:b/>
+          <w:bCs/>
+        </w:rPr>
         <w:t xml:space="preserve">Problem </w:t>
       </w:r>
       <w:r>
         <w:rPr>
           <w:rFonts w:hint="eastAsia"/>
+          <w:b/>
+          <w:bCs/>
         </w:rPr>
         <w:t xml:space="preserve">1：稳压二极管数据的分段插值</w:t>
       </w:r>
     </w:p>
     <w:p>
       <w:pPr>
-        <w:pStyle w:val="FirstParagraph"/>
-      </w:pPr>
-      <w:r>
-        <w:rPr>
-          <w:rFonts w:hint="eastAsia"/>
-        </w:rPr>
-        <w:t xml:space="preserve">相关脚本：</w:t>
-      </w:r>
-    </w:p>
-    <w:p>
-      <w:pPr>
-        <w:pStyle w:val="Compact"/>
-        <w:numPr>
-          <w:ilvl w:val="0"/>
-          <w:numId w:val="1001"/>
-        </w:numPr>
-      </w:pPr>
-      <w:hyperlink r:id="rId13">
-        <w:r>
-          <w:rPr>
-            <w:rStyle w:val="Hyperlink"/>
-            <w:rFonts w:hint="eastAsia"/>
-          </w:rPr>
-          <w:t xml:space="preserve">本地</w:t>
-        </w:r>
-        <w:r>
-          <w:rPr>
-            <w:rStyle w:val="Hyperlink"/>
-          </w:rPr>
-          <w:t xml:space="preserve"> scripts/problem1.py</w:t>
-        </w:r>
-      </w:hyperlink>
-    </w:p>
-    <w:p>
-      <w:pPr>
-        <w:pStyle w:val="Compact"/>
-        <w:numPr>
-          <w:ilvl w:val="0"/>
-          <w:numId w:val="1001"/>
-        </w:numPr>
-      </w:pPr>
-      <w:hyperlink r:id="rId14">
-        <w:r>
-          <w:rPr>
-            <w:rStyle w:val="Hyperlink"/>
-          </w:rPr>
-          <w:t xml:space="preserve">GitHub scripts/problem1.py</w:t>
-        </w:r>
-      </w:hyperlink>
-    </w:p>
-    <w:bookmarkStart w:id="17" w:name="待求问题"/>
-    <w:p>
-      <w:pPr>
-        <w:pStyle w:val="Heading2"/>
-      </w:pPr>
-      <w:r>
-        <w:rPr>
-          <w:rStyle w:val="SectionNumber"/>
-        </w:rPr>
-        <w:t xml:space="preserve">1.1</w:t>
-      </w:r>
-      <w:r>
-        <w:tab/>
-      </w:r>
-      <w:r>
-        <w:rPr>
-          <w:rFonts w:hint="eastAsia"/>
-        </w:rPr>
-        <w:t xml:space="preserve">待求问题</w:t>
-      </w:r>
-    </w:p>
-    <w:p>
-      <w:pPr>
-        <w:pStyle w:val="FirstParagraph"/>
+        <w:pStyle w:val="BodyText"/>
       </w:pPr>
       <w:r>
         <w:rPr>
@@ -710,7 +632,83 @@
         <w:t xml:space="preserve">点连接起来会在点间产生明显摆动，因此应改用由低阶多项式组成的分段插值曲线。</w:t>
       </w:r>
     </w:p>
-    <w:bookmarkStart w:id="15" w:name="整体高阶插值的局限"/>
+    <w:bookmarkStart w:id="21" w:name="problem-11整体高阶插值的局限"/>
+    <w:p>
+      <w:pPr>
+        <w:pStyle w:val="Heading2"/>
+      </w:pPr>
+      <w:r>
+        <w:rPr>
+          <w:rStyle w:val="SectionNumber"/>
+        </w:rPr>
+        <w:t xml:space="preserve">0.1</w:t>
+      </w:r>
+      <w:r>
+        <w:tab/>
+      </w:r>
+      <w:r>
+        <w:t xml:space="preserve">Problem </w:t>
+      </w:r>
+      <w:r>
+        <w:rPr>
+          <w:rFonts w:hint="eastAsia"/>
+        </w:rPr>
+        <w:t xml:space="preserve">1(1)：整体高阶插值的局限</w:t>
+      </w:r>
+    </w:p>
+    <w:p>
+      <w:pPr>
+        <w:pStyle w:val="FirstParagraph"/>
+      </w:pPr>
+      <w:r>
+        <w:rPr>
+          <w:rFonts w:hint="eastAsia"/>
+        </w:rPr>
+        <w:t xml:space="preserve">相关脚本：</w:t>
+      </w:r>
+    </w:p>
+    <w:p>
+      <w:pPr>
+        <w:pStyle w:val="Compact"/>
+        <w:numPr>
+          <w:ilvl w:val="0"/>
+          <w:numId w:val="1001"/>
+        </w:numPr>
+      </w:pPr>
+      <w:hyperlink r:id="rId12">
+        <w:r>
+          <w:rPr>
+            <w:rStyle w:val="Hyperlink"/>
+            <w:rFonts w:hint="eastAsia"/>
+          </w:rPr>
+          <w:t xml:space="preserve">本地</w:t>
+        </w:r>
+        <w:r>
+          <w:rPr>
+            <w:rStyle w:val="Hyperlink"/>
+          </w:rPr>
+          <w:t xml:space="preserve"> scripts/problem1.py</w:t>
+        </w:r>
+      </w:hyperlink>
+    </w:p>
+    <w:p>
+      <w:pPr>
+        <w:pStyle w:val="Compact"/>
+        <w:numPr>
+          <w:ilvl w:val="0"/>
+          <w:numId w:val="1001"/>
+        </w:numPr>
+      </w:pPr>
+      <w:hyperlink r:id="rId13">
+        <w:r>
+          <w:rPr>
+            <w:rStyle w:val="Hyperlink"/>
+          </w:rPr>
+          <w:t xml:space="preserve">GitHub scripts/problem1.py</w:t>
+        </w:r>
+      </w:hyperlink>
+    </w:p>
+    <w:bookmarkStart w:id="14" w:name="待求问题"/>
     <w:p>
       <w:pPr>
         <w:pStyle w:val="Heading3"/>
@@ -719,19 +717,16 @@
         <w:rPr>
           <w:rStyle w:val="SectionNumber"/>
         </w:rPr>
-        <w:t xml:space="preserve">1.1.1</w:t>
+        <w:t xml:space="preserve">0.1.1</w:t>
       </w:r>
       <w:r>
         <w:tab/>
       </w:r>
       <w:r>
-        <w:t xml:space="preserve">(1) </w:t>
-      </w:r>
-      <w:r>
-        <w:rPr>
-          <w:rFonts w:hint="eastAsia"/>
-        </w:rPr>
-        <w:t xml:space="preserve">整体高阶插值的局限</w:t>
+        <w:rPr>
+          <w:rFonts w:hint="eastAsia"/>
+        </w:rPr>
+        <w:t xml:space="preserve">待求问题</w:t>
       </w:r>
     </w:p>
     <w:p>
@@ -754,8 +749,180 @@
         <w:t xml:space="preserve">次多项式为何不适合这组数据。</w:t>
       </w:r>
     </w:p>
+    <w:bookmarkEnd w:id="14"/>
+    <w:bookmarkStart w:id="15" w:name="解决方式"/>
+    <w:p>
+      <w:pPr>
+        <w:pStyle w:val="Heading3"/>
+      </w:pPr>
+      <w:r>
+        <w:rPr>
+          <w:rStyle w:val="SectionNumber"/>
+        </w:rPr>
+        <w:t xml:space="preserve">0.1.2</w:t>
+      </w:r>
+      <w:r>
+        <w:tab/>
+      </w:r>
+      <w:r>
+        <w:rPr>
+          <w:rFonts w:hint="eastAsia"/>
+        </w:rPr>
+        <w:t xml:space="preserve">解决方式</w:t>
+      </w:r>
+    </w:p>
+    <w:p>
+      <w:pPr>
+        <w:pStyle w:val="FirstParagraph"/>
+      </w:pPr>
+      <w:r>
+        <w:rPr>
+          <w:rFonts w:hint="eastAsia"/>
+        </w:rPr>
+        <w:t xml:space="preserve">本题同时构造三条曲线进行对照：</w:t>
+      </w:r>
+    </w:p>
+    <w:p>
+      <w:pPr>
+        <w:pStyle w:val="SourceCode"/>
+      </w:pPr>
+      <w:r>
+        <w:rPr>
+          <w:rStyle w:val="VerbatimChar"/>
+        </w:rPr>
+        <w:t xml:space="preserve">Input : sample points (x_i, y_i)</w:t>
+      </w:r>
+      <w:r>
+        <w:br/>
+      </w:r>
+      <w:r>
+        <w:rPr>
+          <w:rStyle w:val="VerbatimChar"/>
+        </w:rPr>
+        <w:t xml:space="preserve">Output: interpolation curves and summary statistics</w:t>
+      </w:r>
+      <w:r>
+        <w:br/>
+      </w:r>
+      <w:r>
+        <w:br/>
+      </w:r>
+      <w:r>
+        <w:rPr>
+          <w:rStyle w:val="VerbatimChar"/>
+        </w:rPr>
+        <w:t xml:space="preserve">build dense grid X</w:t>
+      </w:r>
+      <w:r>
+        <w:br/>
+      </w:r>
+      <w:r>
+        <w:rPr>
+          <w:rStyle w:val="VerbatimChar"/>
+        </w:rPr>
+        <w:t xml:space="preserve">for each x in X do</w:t>
+      </w:r>
+      <w:r>
+        <w:br/>
+      </w:r>
+      <w:r>
+        <w:rPr>
+          <w:rStyle w:val="VerbatimChar"/>
+        </w:rPr>
+        <w:t xml:space="preserve">    y_global &lt;- Neville(all points, x)</w:t>
+      </w:r>
+      <w:r>
+        <w:br/>
+      </w:r>
+      <w:r>
+        <w:rPr>
+          <w:rStyle w:val="VerbatimChar"/>
+        </w:rPr>
+        <w:t xml:space="preserve">    y_linear &lt;- piecewise_linear(x)</w:t>
+      </w:r>
+      <w:r>
+        <w:br/>
+      </w:r>
+      <w:r>
+        <w:rPr>
+          <w:rStyle w:val="VerbatimChar"/>
+        </w:rPr>
+        <w:t xml:space="preserve">    y_pchip &lt;- shape_preserving_cubic(x)</w:t>
+      </w:r>
+      <w:r>
+        <w:br/>
+      </w:r>
+      <w:r>
+        <w:rPr>
+          <w:rStyle w:val="VerbatimChar"/>
+        </w:rPr>
+        <w:t xml:space="preserve">end for</w:t>
+      </w:r>
+      <w:r>
+        <w:br/>
+      </w:r>
+      <w:r>
+        <w:br/>
+      </w:r>
+      <w:r>
+        <w:rPr>
+          <w:rStyle w:val="VerbatimChar"/>
+        </w:rPr>
+        <w:t xml:space="preserve">compute range of each curve</w:t>
+      </w:r>
+      <w:r>
+        <w:br/>
+      </w:r>
+      <w:r>
+        <w:rPr>
+          <w:rStyle w:val="VerbatimChar"/>
+        </w:rPr>
+        <w:t xml:space="preserve">evaluate midpoint values on each interval</w:t>
+      </w:r>
+      <w:r>
+        <w:br/>
+      </w:r>
+      <w:r>
+        <w:rPr>
+          <w:rStyle w:val="VerbatimChar"/>
+        </w:rPr>
+        <w:t xml:space="preserve">plot all curves together</w:t>
+      </w:r>
+    </w:p>
+    <w:p>
+      <w:pPr>
+        <w:pStyle w:val="FirstParagraph"/>
+      </w:pPr>
+      <w:r>
+        <w:rPr>
+          <w:rFonts w:hint="eastAsia"/>
+        </w:rPr>
+        <w:t xml:space="preserve">其中，整体</w:t>
+      </w:r>
+      <w:r>
+        <w:t xml:space="preserve"> 6 </w:t>
+      </w:r>
+      <w:r>
+        <w:rPr>
+          <w:rFonts w:hint="eastAsia"/>
+        </w:rPr>
+        <w:t xml:space="preserve">次多项式使用</w:t>
+      </w:r>
+      <w:r>
+        <w:t xml:space="preserve"> Neville </w:t>
+      </w:r>
+      <w:r>
+        <w:rPr>
+          <w:rFonts w:hint="eastAsia"/>
+        </w:rPr>
+        <w:t xml:space="preserve">递推求值；分段方案分别采用分段线性插值与保形三次</w:t>
+      </w:r>
+      <w:r>
+        <w:t xml:space="preserve"> Hermite/PCHIP。</w:t>
+      </w:r>
+    </w:p>
     <w:bookmarkEnd w:id="15"/>
-    <w:bookmarkStart w:id="16" w:name="分段插值方案"/>
+    <w:bookmarkStart w:id="19" w:name="问题答案"/>
     <w:p>
       <w:pPr>
         <w:pStyle w:val="Heading3"/>
@@ -764,249 +931,16 @@
         <w:rPr>
           <w:rStyle w:val="SectionNumber"/>
         </w:rPr>
-        <w:t xml:space="preserve">1.1.2</w:t>
+        <w:t xml:space="preserve">0.1.3</w:t>
       </w:r>
       <w:r>
         <w:tab/>
       </w:r>
       <w:r>
-        <w:t xml:space="preserve">(2) </w:t>
-      </w:r>
-      <w:r>
-        <w:rPr>
-          <w:rFonts w:hint="eastAsia"/>
-        </w:rPr>
-        <w:t xml:space="preserve">分段插值方案</w:t>
-      </w:r>
-    </w:p>
-    <w:p>
-      <w:pPr>
-        <w:pStyle w:val="FirstParagraph"/>
-      </w:pPr>
-      <w:r>
-        <w:rPr>
-          <w:rFonts w:hint="eastAsia"/>
-        </w:rPr>
-        <w:t xml:space="preserve">构造由低阶多项式组成的分段插值曲线，并给出比较。</w:t>
-      </w:r>
-    </w:p>
-    <w:bookmarkEnd w:id="16"/>
-    <w:bookmarkEnd w:id="17"/>
-    <w:bookmarkStart w:id="18" w:name="解决方式"/>
-    <w:p>
-      <w:pPr>
-        <w:pStyle w:val="Heading2"/>
-      </w:pPr>
-      <w:r>
-        <w:rPr>
-          <w:rStyle w:val="SectionNumber"/>
-        </w:rPr>
-        <w:t xml:space="preserve">1.2</w:t>
-      </w:r>
-      <w:r>
-        <w:tab/>
-      </w:r>
-      <w:r>
-        <w:rPr>
-          <w:rFonts w:hint="eastAsia"/>
-        </w:rPr>
-        <w:t xml:space="preserve">解决方式</w:t>
-      </w:r>
-    </w:p>
-    <w:p>
-      <w:pPr>
-        <w:pStyle w:val="FirstParagraph"/>
-      </w:pPr>
-      <w:r>
-        <w:rPr>
-          <w:rFonts w:hint="eastAsia"/>
-        </w:rPr>
-        <w:t xml:space="preserve">本题同时构造三条曲线进行对照：</w:t>
-      </w:r>
-    </w:p>
-    <w:p>
-      <w:pPr>
-        <w:pStyle w:val="SourceCode"/>
-      </w:pPr>
-      <w:r>
-        <w:rPr>
-          <w:rStyle w:val="VerbatimChar"/>
-        </w:rPr>
-        <w:t xml:space="preserve">Input : sample points (x_i, y_i)</w:t>
-      </w:r>
-      <w:r>
-        <w:br/>
-      </w:r>
-      <w:r>
-        <w:rPr>
-          <w:rStyle w:val="VerbatimChar"/>
-        </w:rPr>
-        <w:t xml:space="preserve">Output: interpolation curves and summary statistics</w:t>
-      </w:r>
-      <w:r>
-        <w:br/>
-      </w:r>
-      <w:r>
-        <w:br/>
-      </w:r>
-      <w:r>
-        <w:rPr>
-          <w:rStyle w:val="VerbatimChar"/>
-        </w:rPr>
-        <w:t xml:space="preserve">build dense grid X</w:t>
-      </w:r>
-      <w:r>
-        <w:br/>
-      </w:r>
-      <w:r>
-        <w:rPr>
-          <w:rStyle w:val="VerbatimChar"/>
-        </w:rPr>
-        <w:t xml:space="preserve">for each x in X do</w:t>
-      </w:r>
-      <w:r>
-        <w:br/>
-      </w:r>
-      <w:r>
-        <w:rPr>
-          <w:rStyle w:val="VerbatimChar"/>
-        </w:rPr>
-        <w:t xml:space="preserve">    y_global &lt;- Neville(all points, x)</w:t>
-      </w:r>
-      <w:r>
-        <w:br/>
-      </w:r>
-      <w:r>
-        <w:rPr>
-          <w:rStyle w:val="VerbatimChar"/>
-        </w:rPr>
-        <w:t xml:space="preserve">    y_linear &lt;- piecewise_linear(x)</w:t>
-      </w:r>
-      <w:r>
-        <w:br/>
-      </w:r>
-      <w:r>
-        <w:rPr>
-          <w:rStyle w:val="VerbatimChar"/>
-        </w:rPr>
-        <w:t xml:space="preserve">    y_pchip &lt;- shape_preserving_cubic(x)</w:t>
-      </w:r>
-      <w:r>
-        <w:br/>
-      </w:r>
-      <w:r>
-        <w:rPr>
-          <w:rStyle w:val="VerbatimChar"/>
-        </w:rPr>
-        <w:t xml:space="preserve">end for</w:t>
-      </w:r>
-      <w:r>
-        <w:br/>
-      </w:r>
-      <w:r>
-        <w:br/>
-      </w:r>
-      <w:r>
-        <w:rPr>
-          <w:rStyle w:val="VerbatimChar"/>
-        </w:rPr>
-        <w:t xml:space="preserve">compute range of each curve</w:t>
-      </w:r>
-      <w:r>
-        <w:br/>
-      </w:r>
-      <w:r>
-        <w:rPr>
-          <w:rStyle w:val="VerbatimChar"/>
-        </w:rPr>
-        <w:t xml:space="preserve">evaluate midpoint values on each interval</w:t>
-      </w:r>
-      <w:r>
-        <w:br/>
-      </w:r>
-      <w:r>
-        <w:rPr>
-          <w:rStyle w:val="VerbatimChar"/>
-        </w:rPr>
-        <w:t xml:space="preserve">plot all curves together</w:t>
-      </w:r>
-    </w:p>
-    <w:p>
-      <w:pPr>
-        <w:pStyle w:val="FirstParagraph"/>
-      </w:pPr>
-      <w:r>
-        <w:rPr>
-          <w:rFonts w:hint="eastAsia"/>
-        </w:rPr>
-        <w:t xml:space="preserve">其中，整体</w:t>
-      </w:r>
-      <w:r>
-        <w:t xml:space="preserve"> 6 </w:t>
-      </w:r>
-      <w:r>
-        <w:rPr>
-          <w:rFonts w:hint="eastAsia"/>
-        </w:rPr>
-        <w:t xml:space="preserve">次多项式使用</w:t>
-      </w:r>
-      <w:r>
-        <w:t xml:space="preserve"> Neville </w:t>
-      </w:r>
-      <w:r>
-        <w:rPr>
-          <w:rFonts w:hint="eastAsia"/>
-        </w:rPr>
-        <w:t xml:space="preserve">递推求值；分段方案分别采用分段线性插值与保形三次</w:t>
-      </w:r>
-      <w:r>
-        <w:t xml:space="preserve"> Hermite/PCHIP。</w:t>
-      </w:r>
-    </w:p>
-    <w:bookmarkEnd w:id="18"/>
-    <w:bookmarkStart w:id="24" w:name="问题答案"/>
-    <w:p>
-      <w:pPr>
-        <w:pStyle w:val="Heading2"/>
-      </w:pPr>
-      <w:r>
-        <w:rPr>
-          <w:rStyle w:val="SectionNumber"/>
-        </w:rPr>
-        <w:t xml:space="preserve">1.3</w:t>
-      </w:r>
-      <w:r>
-        <w:tab/>
-      </w:r>
-      <w:r>
         <w:rPr>
           <w:rFonts w:hint="eastAsia"/>
         </w:rPr>
         <w:t xml:space="preserve">问题答案</w:t>
-      </w:r>
-    </w:p>
-    <w:bookmarkStart w:id="22" w:name="整体高阶插值的局限-1"/>
-    <w:p>
-      <w:pPr>
-        <w:pStyle w:val="Heading3"/>
-      </w:pPr>
-      <w:r>
-        <w:rPr>
-          <w:rStyle w:val="SectionNumber"/>
-        </w:rPr>
-        <w:t xml:space="preserve">1.3.1</w:t>
-      </w:r>
-      <w:r>
-        <w:tab/>
-      </w:r>
-      <w:r>
-        <w:t xml:space="preserve">(1) </w:t>
-      </w:r>
-      <w:r>
-        <w:rPr>
-          <w:rFonts w:hint="eastAsia"/>
-        </w:rPr>
-        <w:t xml:space="preserve">整体高阶插值的局限</w:t>
       </w:r>
     </w:p>
     <w:p>
@@ -1032,18 +966,18 @@
           <wp:inline>
             <wp:extent cx="5013960" cy="2908096"/>
             <wp:effectExtent b="0" l="0" r="0" t="0"/>
-            <wp:docPr descr="Problem 1 interpolation comparison" title="" id="20" name="Picture"/>
+            <wp:docPr descr="Problem 1 interpolation comparison" title="" id="17" name="Picture"/>
             <a:graphic>
               <a:graphicData uri="http://schemas.openxmlformats.org/drawingml/2006/picture">
                 <pic:pic>
                   <pic:nvPicPr>
-                    <pic:cNvPr descr="../../result/problem1_zener_interpolation.png" id="21" name="Picture"/>
+                    <pic:cNvPr descr="../../result/problem1_zener_interpolation.png" id="18" name="Picture"/>
                     <pic:cNvPicPr>
                       <a:picLocks noChangeArrowheads="1" noChangeAspect="1"/>
                     </pic:cNvPicPr>
                   </pic:nvPicPr>
                   <pic:blipFill>
-                    <a:blip r:embed="rId19"/>
+                    <a:blip r:embed="rId16"/>
                     <a:stretch>
                       <a:fillRect/>
                     </a:stretch>
@@ -1774,8 +1708,8 @@
         <w:t xml:space="preserve">次多项式在平台段附近产生了明显的虚假振荡。</w:t>
       </w:r>
     </w:p>
-    <w:bookmarkEnd w:id="22"/>
-    <w:bookmarkStart w:id="23" w:name="分段插值方案-1"/>
+    <w:bookmarkEnd w:id="19"/>
+    <w:bookmarkStart w:id="20" w:name="分析"/>
     <w:p>
       <w:pPr>
         <w:pStyle w:val="Heading3"/>
@@ -1784,19 +1718,16 @@
         <w:rPr>
           <w:rStyle w:val="SectionNumber"/>
         </w:rPr>
-        <w:t xml:space="preserve">1.3.2</w:t>
+        <w:t xml:space="preserve">0.1.4</w:t>
       </w:r>
       <w:r>
         <w:tab/>
       </w:r>
       <w:r>
-        <w:t xml:space="preserve">(2) </w:t>
-      </w:r>
-      <w:r>
-        <w:rPr>
-          <w:rFonts w:hint="eastAsia"/>
-        </w:rPr>
-        <w:t xml:space="preserve">分段插值方案</w:t>
+        <w:rPr>
+          <w:rFonts w:hint="eastAsia"/>
+        </w:rPr>
+        <w:t xml:space="preserve">分析</w:t>
       </w:r>
     </w:p>
     <w:p>
@@ -1807,12 +1738,12 @@
         <w:rPr>
           <w:rFonts w:hint="eastAsia"/>
         </w:rPr>
-        <w:t xml:space="preserve">分段线性与保形三次都保持了更符合物理直觉的曲线形态，其中保形三次在平滑性与单调性之间取得了更好的平衡。</w:t>
-      </w:r>
-    </w:p>
-    <w:bookmarkEnd w:id="23"/>
-    <w:bookmarkEnd w:id="24"/>
-    <w:bookmarkStart w:id="25" w:name="分析"/>
+        <w:t xml:space="preserve">本题的核心并不在于“多项式次数越高越好”，而在于数据本身具有平台段与陡升段并存的局部结构。整体高阶插值被迫用一组全局系数同时拟合所有区间，因此极易在中间区段产生不合理的过冲。分段低阶插值将全局约束转化为局部约束，更适合这类具有明显分段物理特征的数据。</w:t>
+      </w:r>
+    </w:p>
+    <w:bookmarkEnd w:id="20"/>
+    <w:bookmarkEnd w:id="21"/>
+    <w:bookmarkStart w:id="26" w:name="problem-12分段插值方案"/>
     <w:p>
       <w:pPr>
         <w:pStyle w:val="Heading2"/>
@@ -1821,78 +1752,19 @@
         <w:rPr>
           <w:rStyle w:val="SectionNumber"/>
         </w:rPr>
-        <w:t xml:space="preserve">1.4</w:t>
+        <w:t xml:space="preserve">0.2</w:t>
       </w:r>
       <w:r>
         <w:tab/>
       </w:r>
       <w:r>
-        <w:rPr>
-          <w:rFonts w:hint="eastAsia"/>
-        </w:rPr>
-        <w:t xml:space="preserve">分析</w:t>
-      </w:r>
-    </w:p>
-    <w:p>
-      <w:pPr>
-        <w:pStyle w:val="FirstParagraph"/>
-      </w:pPr>
-      <w:r>
-        <w:rPr>
-          <w:rFonts w:hint="eastAsia"/>
-        </w:rPr>
-        <w:t xml:space="preserve">本题的核心并不在于“多项式次数越高越好”，而在于数据本身具有平台段与陡升段并存的局部结构。整体高阶插值被迫用一组全局系数同时拟合所有区间，因此极易在中间区段产生不合理的过冲。分段低阶插值将全局约束转化为局部约束，更适合这类具有明显分段物理特征的数据。</w:t>
-      </w:r>
-    </w:p>
-    <w:bookmarkEnd w:id="25"/>
-    <w:bookmarkEnd w:id="26"/>
-    <w:bookmarkStart w:id="27" w:name="ii.-runge-函数上的等距节点插值"/>
-    <w:p>
-      <w:pPr>
-        <w:pStyle w:val="Heading1"/>
-      </w:pPr>
-      <w:r>
-        <w:t xml:space="preserve">II. Runge </w:t>
-      </w:r>
-      <w:r>
-        <w:rPr>
-          <w:rFonts w:hint="eastAsia"/>
-        </w:rPr>
-        <w:t xml:space="preserve">函数上的等距节点插值</w:t>
-      </w:r>
-    </w:p>
-    <w:bookmarkEnd w:id="27"/>
-    <w:bookmarkStart w:id="41" w:name="problem-2runge-函数上的等距节点插值"/>
-    <w:p>
-      <w:pPr>
-        <w:pStyle w:val="Heading1"/>
-      </w:pPr>
-      <w:r>
-        <w:rPr>
-          <w:rStyle w:val="SectionNumber"/>
-        </w:rPr>
-        <w:t xml:space="preserve">2</w:t>
-      </w:r>
-      <w:r>
-        <w:tab/>
-      </w:r>
-      <w:r>
         <w:t xml:space="preserve">Problem </w:t>
       </w:r>
       <w:r>
         <w:rPr>
           <w:rFonts w:hint="eastAsia"/>
         </w:rPr>
-        <w:t xml:space="preserve">2：Runge</w:t>
-      </w:r>
-      <w:r>
-        <w:t xml:space="preserve"> </w:t>
-      </w:r>
-      <w:r>
-        <w:rPr>
-          <w:rFonts w:hint="eastAsia"/>
-        </w:rPr>
-        <w:t xml:space="preserve">函数上的等距节点插值</w:t>
+        <w:t xml:space="preserve">1(2)：分段插值方案</w:t>
       </w:r>
     </w:p>
     <w:p>
@@ -1914,7 +1786,7 @@
           <w:numId w:val="1002"/>
         </w:numPr>
       </w:pPr>
-      <w:hyperlink r:id="rId28">
+      <w:hyperlink r:id="rId12">
         <w:r>
           <w:rPr>
             <w:rStyle w:val="Hyperlink"/>
@@ -1926,7 +1798,7 @@
           <w:rPr>
             <w:rStyle w:val="Hyperlink"/>
           </w:rPr>
-          <w:t xml:space="preserve"> scripts/problem2.py</w:t>
+          <w:t xml:space="preserve"> scripts/problem1.py</w:t>
         </w:r>
       </w:hyperlink>
     </w:p>
@@ -1938,25 +1810,25 @@
           <w:numId w:val="1002"/>
         </w:numPr>
       </w:pPr>
-      <w:hyperlink r:id="rId29">
+      <w:hyperlink r:id="rId13">
         <w:r>
           <w:rPr>
             <w:rStyle w:val="Hyperlink"/>
           </w:rPr>
-          <w:t xml:space="preserve">GitHub scripts/problem2.py</w:t>
+          <w:t xml:space="preserve">GitHub scripts/problem1.py</w:t>
         </w:r>
       </w:hyperlink>
     </w:p>
-    <w:bookmarkStart w:id="32" w:name="待求问题-1"/>
-    <w:p>
-      <w:pPr>
-        <w:pStyle w:val="Heading2"/>
+    <w:bookmarkStart w:id="22" w:name="待求问题-1"/>
+    <w:p>
+      <w:pPr>
+        <w:pStyle w:val="Heading3"/>
       </w:pPr>
       <w:r>
         <w:rPr>
           <w:rStyle w:val="SectionNumber"/>
         </w:rPr>
-        <w:t xml:space="preserve">2.1</w:t>
+        <w:t xml:space="preserve">0.2.1</w:t>
       </w:r>
       <w:r>
         <w:tab/>
@@ -1971,6 +1843,308 @@
     <w:p>
       <w:pPr>
         <w:pStyle w:val="FirstParagraph"/>
+      </w:pPr>
+      <w:r>
+        <w:rPr>
+          <w:rFonts w:hint="eastAsia"/>
+        </w:rPr>
+        <w:t xml:space="preserve">构造由低阶多项式组成的分段插值曲线，并给出比较。</w:t>
+      </w:r>
+    </w:p>
+    <w:bookmarkEnd w:id="22"/>
+    <w:bookmarkStart w:id="23" w:name="解决方式-1"/>
+    <w:p>
+      <w:pPr>
+        <w:pStyle w:val="Heading3"/>
+      </w:pPr>
+      <w:r>
+        <w:rPr>
+          <w:rStyle w:val="SectionNumber"/>
+        </w:rPr>
+        <w:t xml:space="preserve">0.2.2</w:t>
+      </w:r>
+      <w:r>
+        <w:tab/>
+      </w:r>
+      <w:r>
+        <w:rPr>
+          <w:rFonts w:hint="eastAsia"/>
+        </w:rPr>
+        <w:t xml:space="preserve">解决方式</w:t>
+      </w:r>
+    </w:p>
+    <w:p>
+      <w:pPr>
+        <w:pStyle w:val="FirstParagraph"/>
+      </w:pPr>
+      <w:r>
+        <w:rPr>
+          <w:rFonts w:hint="eastAsia"/>
+        </w:rPr>
+        <w:t xml:space="preserve">本题同时构造三条曲线进行对照：</w:t>
+      </w:r>
+    </w:p>
+    <w:p>
+      <w:pPr>
+        <w:pStyle w:val="SourceCode"/>
+      </w:pPr>
+      <w:r>
+        <w:rPr>
+          <w:rStyle w:val="VerbatimChar"/>
+        </w:rPr>
+        <w:t xml:space="preserve">Input : sample points (x_i, y_i)</w:t>
+      </w:r>
+      <w:r>
+        <w:br/>
+      </w:r>
+      <w:r>
+        <w:rPr>
+          <w:rStyle w:val="VerbatimChar"/>
+        </w:rPr>
+        <w:t xml:space="preserve">Output: interpolation curves and summary statistics</w:t>
+      </w:r>
+      <w:r>
+        <w:br/>
+      </w:r>
+      <w:r>
+        <w:br/>
+      </w:r>
+      <w:r>
+        <w:rPr>
+          <w:rStyle w:val="VerbatimChar"/>
+        </w:rPr>
+        <w:t xml:space="preserve">build dense grid X</w:t>
+      </w:r>
+      <w:r>
+        <w:br/>
+      </w:r>
+      <w:r>
+        <w:rPr>
+          <w:rStyle w:val="VerbatimChar"/>
+        </w:rPr>
+        <w:t xml:space="preserve">for each x in X do</w:t>
+      </w:r>
+      <w:r>
+        <w:br/>
+      </w:r>
+      <w:r>
+        <w:rPr>
+          <w:rStyle w:val="VerbatimChar"/>
+        </w:rPr>
+        <w:t xml:space="preserve">    y_global &lt;- Neville(all points, x)</w:t>
+      </w:r>
+      <w:r>
+        <w:br/>
+      </w:r>
+      <w:r>
+        <w:rPr>
+          <w:rStyle w:val="VerbatimChar"/>
+        </w:rPr>
+        <w:t xml:space="preserve">    y_linear &lt;- piecewise_linear(x)</w:t>
+      </w:r>
+      <w:r>
+        <w:br/>
+      </w:r>
+      <w:r>
+        <w:rPr>
+          <w:rStyle w:val="VerbatimChar"/>
+        </w:rPr>
+        <w:t xml:space="preserve">    y_pchip &lt;- shape_preserving_cubic(x)</w:t>
+      </w:r>
+      <w:r>
+        <w:br/>
+      </w:r>
+      <w:r>
+        <w:rPr>
+          <w:rStyle w:val="VerbatimChar"/>
+        </w:rPr>
+        <w:t xml:space="preserve">end for</w:t>
+      </w:r>
+      <w:r>
+        <w:br/>
+      </w:r>
+      <w:r>
+        <w:br/>
+      </w:r>
+      <w:r>
+        <w:rPr>
+          <w:rStyle w:val="VerbatimChar"/>
+        </w:rPr>
+        <w:t xml:space="preserve">compute range of each curve</w:t>
+      </w:r>
+      <w:r>
+        <w:br/>
+      </w:r>
+      <w:r>
+        <w:rPr>
+          <w:rStyle w:val="VerbatimChar"/>
+        </w:rPr>
+        <w:t xml:space="preserve">evaluate midpoint values on each interval</w:t>
+      </w:r>
+      <w:r>
+        <w:br/>
+      </w:r>
+      <w:r>
+        <w:rPr>
+          <w:rStyle w:val="VerbatimChar"/>
+        </w:rPr>
+        <w:t xml:space="preserve">plot all curves together</w:t>
+      </w:r>
+    </w:p>
+    <w:p>
+      <w:pPr>
+        <w:pStyle w:val="FirstParagraph"/>
+      </w:pPr>
+      <w:r>
+        <w:rPr>
+          <w:rFonts w:hint="eastAsia"/>
+        </w:rPr>
+        <w:t xml:space="preserve">其中，整体</w:t>
+      </w:r>
+      <w:r>
+        <w:t xml:space="preserve"> 6 </w:t>
+      </w:r>
+      <w:r>
+        <w:rPr>
+          <w:rFonts w:hint="eastAsia"/>
+        </w:rPr>
+        <w:t xml:space="preserve">次多项式使用</w:t>
+      </w:r>
+      <w:r>
+        <w:t xml:space="preserve"> Neville </w:t>
+      </w:r>
+      <w:r>
+        <w:rPr>
+          <w:rFonts w:hint="eastAsia"/>
+        </w:rPr>
+        <w:t xml:space="preserve">递推求值；分段方案分别采用分段线性插值与保形三次</w:t>
+      </w:r>
+      <w:r>
+        <w:t xml:space="preserve"> Hermite/PCHIP。</w:t>
+      </w:r>
+    </w:p>
+    <w:bookmarkEnd w:id="23"/>
+    <w:bookmarkStart w:id="24" w:name="问题答案-1"/>
+    <w:p>
+      <w:pPr>
+        <w:pStyle w:val="Heading3"/>
+      </w:pPr>
+      <w:r>
+        <w:rPr>
+          <w:rStyle w:val="SectionNumber"/>
+        </w:rPr>
+        <w:t xml:space="preserve">0.2.3</w:t>
+      </w:r>
+      <w:r>
+        <w:tab/>
+      </w:r>
+      <w:r>
+        <w:rPr>
+          <w:rFonts w:hint="eastAsia"/>
+        </w:rPr>
+        <w:t xml:space="preserve">问题答案</w:t>
+      </w:r>
+    </w:p>
+    <w:p>
+      <w:pPr>
+        <w:pStyle w:val="FirstParagraph"/>
+      </w:pPr>
+      <w:r>
+        <w:rPr>
+          <w:rFonts w:hint="eastAsia"/>
+        </w:rPr>
+        <w:t xml:space="preserve">分段线性与保形三次都保持了更符合物理直觉的曲线形态，其中保形三次在平滑性与单调性之间取得了更好的平衡。</w:t>
+      </w:r>
+    </w:p>
+    <w:bookmarkEnd w:id="24"/>
+    <w:bookmarkStart w:id="25" w:name="分析-1"/>
+    <w:p>
+      <w:pPr>
+        <w:pStyle w:val="Heading3"/>
+      </w:pPr>
+      <w:r>
+        <w:rPr>
+          <w:rStyle w:val="SectionNumber"/>
+        </w:rPr>
+        <w:t xml:space="preserve">0.2.4</w:t>
+      </w:r>
+      <w:r>
+        <w:tab/>
+      </w:r>
+      <w:r>
+        <w:rPr>
+          <w:rFonts w:hint="eastAsia"/>
+        </w:rPr>
+        <w:t xml:space="preserve">分析</w:t>
+      </w:r>
+    </w:p>
+    <w:p>
+      <w:pPr>
+        <w:pStyle w:val="FirstParagraph"/>
+      </w:pPr>
+      <w:r>
+        <w:rPr>
+          <w:rFonts w:hint="eastAsia"/>
+        </w:rPr>
+        <w:t xml:space="preserve">本题的核心并不在于“多项式次数越高越好”，而在于数据本身具有平台段与陡升段并存的局部结构。整体高阶插值被迫用一组全局系数同时拟合所有区间，因此极易在中间区段产生不合理的过冲。分段低阶插值将全局约束转化为局部约束，更适合这类具有明显分段物理特征的数据。</w:t>
+      </w:r>
+    </w:p>
+    <w:bookmarkEnd w:id="25"/>
+    <w:bookmarkEnd w:id="26"/>
+    <w:bookmarkEnd w:id="27"/>
+    <w:bookmarkStart w:id="43" w:name="ii.-runge-函数上的等距节点插值"/>
+    <w:p>
+      <w:pPr>
+        <w:pStyle w:val="Heading1"/>
+      </w:pPr>
+      <w:r>
+        <w:t xml:space="preserve">II. Runge </w:t>
+      </w:r>
+      <w:r>
+        <w:rPr>
+          <w:rFonts w:hint="eastAsia"/>
+        </w:rPr>
+        <w:t xml:space="preserve">函数上的等距节点插值</w:t>
+      </w:r>
+    </w:p>
+    <w:p>
+      <w:pPr>
+        <w:pStyle w:val="FirstParagraph"/>
+      </w:pPr>
+      <w:r>
+        <w:rPr>
+          <w:b/>
+          <w:bCs/>
+        </w:rPr>
+        <w:t xml:space="preserve">Problem </w:t>
+      </w:r>
+      <w:r>
+        <w:rPr>
+          <w:rFonts w:hint="eastAsia"/>
+          <w:b/>
+          <w:bCs/>
+        </w:rPr>
+        <w:t xml:space="preserve">2：Runge</w:t>
+      </w:r>
+      <w:r>
+        <w:rPr>
+          <w:b/>
+          <w:bCs/>
+        </w:rPr>
+        <w:t xml:space="preserve"> </w:t>
+      </w:r>
+      <w:r>
+        <w:rPr>
+          <w:rFonts w:hint="eastAsia"/>
+          <w:b/>
+          <w:bCs/>
+        </w:rPr>
+        <w:t xml:space="preserve">函数上的等距节点插值</w:t>
+      </w:r>
+    </w:p>
+    <w:p>
+      <w:pPr>
+        <w:pStyle w:val="BodyText"/>
       </w:pPr>
       <w:r>
         <w:rPr>
@@ -2095,7 +2269,101 @@
         <w:t xml:space="preserve">上取等距节点。</w:t>
       </w:r>
     </w:p>
-    <w:bookmarkStart w:id="30" w:name="个节点的-5-次插值"/>
+    <w:bookmarkStart w:id="37" w:name="problem-215-个节点的-5-次插值"/>
+    <w:p>
+      <w:pPr>
+        <w:pStyle w:val="Heading2"/>
+      </w:pPr>
+      <w:r>
+        <w:rPr>
+          <w:rStyle w:val="SectionNumber"/>
+        </w:rPr>
+        <w:t xml:space="preserve">0.3</w:t>
+      </w:r>
+      <w:r>
+        <w:tab/>
+      </w:r>
+      <w:r>
+        <w:t xml:space="preserve">Problem </w:t>
+      </w:r>
+      <w:r>
+        <w:rPr>
+          <w:rFonts w:hint="eastAsia"/>
+        </w:rPr>
+        <w:t xml:space="preserve">2(1)：5</w:t>
+      </w:r>
+      <w:r>
+        <w:t xml:space="preserve"> </w:t>
+      </w:r>
+      <w:r>
+        <w:rPr>
+          <w:rFonts w:hint="eastAsia"/>
+        </w:rPr>
+        <w:t xml:space="preserve">个节点的</w:t>
+      </w:r>
+      <w:r>
+        <w:t xml:space="preserve"> 5 </w:t>
+      </w:r>
+      <w:r>
+        <w:rPr>
+          <w:rFonts w:hint="eastAsia"/>
+        </w:rPr>
+        <w:t xml:space="preserve">次插值</w:t>
+      </w:r>
+    </w:p>
+    <w:p>
+      <w:pPr>
+        <w:pStyle w:val="FirstParagraph"/>
+      </w:pPr>
+      <w:r>
+        <w:rPr>
+          <w:rFonts w:hint="eastAsia"/>
+        </w:rPr>
+        <w:t xml:space="preserve">相关脚本：</w:t>
+      </w:r>
+    </w:p>
+    <w:p>
+      <w:pPr>
+        <w:pStyle w:val="Compact"/>
+        <w:numPr>
+          <w:ilvl w:val="0"/>
+          <w:numId w:val="1003"/>
+        </w:numPr>
+      </w:pPr>
+      <w:hyperlink r:id="rId28">
+        <w:r>
+          <w:rPr>
+            <w:rStyle w:val="Hyperlink"/>
+            <w:rFonts w:hint="eastAsia"/>
+          </w:rPr>
+          <w:t xml:space="preserve">本地</w:t>
+        </w:r>
+        <w:r>
+          <w:rPr>
+            <w:rStyle w:val="Hyperlink"/>
+          </w:rPr>
+          <w:t xml:space="preserve"> scripts/problem2.py</w:t>
+        </w:r>
+      </w:hyperlink>
+    </w:p>
+    <w:p>
+      <w:pPr>
+        <w:pStyle w:val="Compact"/>
+        <w:numPr>
+          <w:ilvl w:val="0"/>
+          <w:numId w:val="1003"/>
+        </w:numPr>
+      </w:pPr>
+      <w:hyperlink r:id="rId29">
+        <w:r>
+          <w:rPr>
+            <w:rStyle w:val="Hyperlink"/>
+          </w:rPr>
+          <w:t xml:space="preserve">GitHub scripts/problem2.py</w:t>
+        </w:r>
+      </w:hyperlink>
+    </w:p>
+    <w:bookmarkStart w:id="30" w:name="待求问题-2"/>
     <w:p>
       <w:pPr>
         <w:pStyle w:val="Heading3"/>
@@ -2104,28 +2372,16 @@
         <w:rPr>
           <w:rStyle w:val="SectionNumber"/>
         </w:rPr>
-        <w:t xml:space="preserve">2.1.1</w:t>
+        <w:t xml:space="preserve">0.3.1</w:t>
       </w:r>
       <w:r>
         <w:tab/>
       </w:r>
       <w:r>
-        <w:t xml:space="preserve">(1) 5 </w:t>
-      </w:r>
-      <w:r>
-        <w:rPr>
-          <w:rFonts w:hint="eastAsia"/>
-        </w:rPr>
-        <w:t xml:space="preserve">个节点的</w:t>
-      </w:r>
-      <w:r>
-        <w:t xml:space="preserve"> 5 </w:t>
-      </w:r>
-      <w:r>
-        <w:rPr>
-          <w:rFonts w:hint="eastAsia"/>
-        </w:rPr>
-        <w:t xml:space="preserve">次插值</w:t>
+        <w:rPr>
+          <w:rFonts w:hint="eastAsia"/>
+        </w:rPr>
+        <w:t xml:space="preserve">待求问题</w:t>
       </w:r>
     </w:p>
     <w:p>
@@ -2158,7 +2414,7 @@
       </w:r>
     </w:p>
     <w:bookmarkEnd w:id="30"/>
-    <w:bookmarkStart w:id="31" w:name="更多节点的重复实验"/>
+    <w:bookmarkStart w:id="31" w:name="解决方式-2"/>
     <w:p>
       <w:pPr>
         <w:pStyle w:val="Heading3"/>
@@ -2167,19 +2423,16 @@
         <w:rPr>
           <w:rStyle w:val="SectionNumber"/>
         </w:rPr>
-        <w:t xml:space="preserve">2.1.2</w:t>
+        <w:t xml:space="preserve">0.3.2</w:t>
       </w:r>
       <w:r>
         <w:tab/>
       </w:r>
       <w:r>
-        <w:t xml:space="preserve">(2) </w:t>
-      </w:r>
-      <w:r>
-        <w:rPr>
-          <w:rFonts w:hint="eastAsia"/>
-        </w:rPr>
-        <w:t xml:space="preserve">更多节点的重复实验</w:t>
+        <w:rPr>
+          <w:rFonts w:hint="eastAsia"/>
+        </w:rPr>
+        <w:t xml:space="preserve">解决方式</w:t>
       </w:r>
     </w:p>
     <w:p>
@@ -2190,39 +2443,162 @@
         <w:rPr>
           <w:rFonts w:hint="eastAsia"/>
         </w:rPr>
-        <w:t xml:space="preserve">再对</w:t>
-      </w:r>
-      <w:r>
-        <w:t xml:space="preserve"> </w:t>
-      </w:r>
-      <w:r>
-        <w:rPr>
-          <w:rStyle w:val="VerbatimChar"/>
-        </w:rPr>
-        <w:t xml:space="preserve">7,9,17,19,21</w:t>
-      </w:r>
-      <w:r>
-        <w:t xml:space="preserve"> </w:t>
-      </w:r>
-      <w:r>
-        <w:rPr>
-          <w:rFonts w:hint="eastAsia"/>
-        </w:rPr>
-        <w:t xml:space="preserve">个节点重复，观察等距高阶插值的表现。</w:t>
+        <w:t xml:space="preserve">本题在不同节点数下重复执行同一套插值流程：</w:t>
+      </w:r>
+    </w:p>
+    <w:p>
+      <w:pPr>
+        <w:pStyle w:val="SourceCode"/>
+      </w:pPr>
+      <w:r>
+        <w:rPr>
+          <w:rStyle w:val="VerbatimChar"/>
+        </w:rPr>
+        <w:t xml:space="preserve">Input : node counts M and function f(x)</w:t>
+      </w:r>
+      <w:r>
+        <w:br/>
+      </w:r>
+      <w:r>
+        <w:rPr>
+          <w:rStyle w:val="VerbatimChar"/>
+        </w:rPr>
+        <w:t xml:space="preserve">Output: interpolation curves and error table</w:t>
+      </w:r>
+      <w:r>
+        <w:br/>
+      </w:r>
+      <w:r>
+        <w:br/>
+      </w:r>
+      <w:r>
+        <w:rPr>
+          <w:rStyle w:val="VerbatimChar"/>
+        </w:rPr>
+        <w:t xml:space="preserve">for each m in M do</w:t>
+      </w:r>
+      <w:r>
+        <w:br/>
+      </w:r>
+      <w:r>
+        <w:rPr>
+          <w:rStyle w:val="VerbatimChar"/>
+        </w:rPr>
+        <w:t xml:space="preserve">    build m equispaced nodes on [-1, 1]</w:t>
+      </w:r>
+      <w:r>
+        <w:br/>
+      </w:r>
+      <w:r>
+        <w:rPr>
+          <w:rStyle w:val="VerbatimChar"/>
+        </w:rPr>
+        <w:t xml:space="preserve">    evaluate nodal data f(x_j)</w:t>
+      </w:r>
+      <w:r>
+        <w:br/>
+      </w:r>
+      <w:r>
+        <w:rPr>
+          <w:rStyle w:val="VerbatimChar"/>
+        </w:rPr>
+        <w:t xml:space="preserve">    for each query point x do</w:t>
+      </w:r>
+      <w:r>
+        <w:br/>
+      </w:r>
+      <w:r>
+        <w:rPr>
+          <w:rStyle w:val="VerbatimChar"/>
+        </w:rPr>
+        <w:t xml:space="preserve">        y_neville &lt;- Neville(nodes, values, x)</w:t>
+      </w:r>
+      <w:r>
+        <w:br/>
+      </w:r>
+      <w:r>
+        <w:rPr>
+          <w:rStyle w:val="VerbatimChar"/>
+        </w:rPr>
+        <w:t xml:space="preserve">        y_bary &lt;- barycentric_lagrange(nodes, values, x)</w:t>
+      </w:r>
+      <w:r>
+        <w:br/>
+      </w:r>
+      <w:r>
+        <w:rPr>
+          <w:rStyle w:val="VerbatimChar"/>
+        </w:rPr>
+        <w:t xml:space="preserve">    end for</w:t>
+      </w:r>
+      <w:r>
+        <w:br/>
+      </w:r>
+      <w:r>
+        <w:rPr>
+          <w:rStyle w:val="VerbatimChar"/>
+        </w:rPr>
+        <w:t xml:space="preserve">    compare interpolation with exact function</w:t>
+      </w:r>
+      <w:r>
+        <w:br/>
+      </w:r>
+      <w:r>
+        <w:rPr>
+          <w:rStyle w:val="VerbatimChar"/>
+        </w:rPr>
+        <w:t xml:space="preserve">    record max_abs_error and RMSE</w:t>
+      </w:r>
+      <w:r>
+        <w:br/>
+      </w:r>
+      <w:r>
+        <w:rPr>
+          <w:rStyle w:val="VerbatimChar"/>
+        </w:rPr>
+        <w:t xml:space="preserve">end for</w:t>
+      </w:r>
+    </w:p>
+    <w:p>
+      <w:pPr>
+        <w:pStyle w:val="FirstParagraph"/>
+      </w:pPr>
+      <w:r>
+        <w:rPr>
+          <w:rFonts w:hint="eastAsia"/>
+        </w:rPr>
+        <w:t xml:space="preserve">其中</w:t>
+      </w:r>
+      <w:r>
+        <w:t xml:space="preserve"> Neville </w:t>
+      </w:r>
+      <w:r>
+        <w:rPr>
+          <w:rFonts w:hint="eastAsia"/>
+        </w:rPr>
+        <w:t xml:space="preserve">递推负责生成报告中的插值曲线，重心</w:t>
+      </w:r>
+      <w:r>
+        <w:t xml:space="preserve"> Lagrange </w:t>
+      </w:r>
+      <w:r>
+        <w:rPr>
+          <w:rFonts w:hint="eastAsia"/>
+        </w:rPr>
+        <w:t xml:space="preserve">用于一致性核对。</w:t>
       </w:r>
     </w:p>
     <w:bookmarkEnd w:id="31"/>
-    <w:bookmarkEnd w:id="32"/>
-    <w:bookmarkStart w:id="33" w:name="解决方式-1"/>
-    <w:p>
-      <w:pPr>
-        <w:pStyle w:val="Heading2"/>
+    <w:bookmarkStart w:id="35" w:name="问题答案-2"/>
+    <w:p>
+      <w:pPr>
+        <w:pStyle w:val="Heading3"/>
       </w:pPr>
       <w:r>
         <w:rPr>
           <w:rStyle w:val="SectionNumber"/>
         </w:rPr>
-        <w:t xml:space="preserve">2.2</w:t>
+        <w:t xml:space="preserve">0.3.3</w:t>
       </w:r>
       <w:r>
         <w:tab/>
@@ -2231,215 +2607,7 @@
         <w:rPr>
           <w:rFonts w:hint="eastAsia"/>
         </w:rPr>
-        <w:t xml:space="preserve">解决方式</w:t>
-      </w:r>
-    </w:p>
-    <w:p>
-      <w:pPr>
-        <w:pStyle w:val="FirstParagraph"/>
-      </w:pPr>
-      <w:r>
-        <w:rPr>
-          <w:rFonts w:hint="eastAsia"/>
-        </w:rPr>
-        <w:t xml:space="preserve">本题在不同节点数下重复执行同一套插值流程：</w:t>
-      </w:r>
-    </w:p>
-    <w:p>
-      <w:pPr>
-        <w:pStyle w:val="SourceCode"/>
-      </w:pPr>
-      <w:r>
-        <w:rPr>
-          <w:rStyle w:val="VerbatimChar"/>
-        </w:rPr>
-        <w:t xml:space="preserve">Input : node counts M and function f(x)</w:t>
-      </w:r>
-      <w:r>
-        <w:br/>
-      </w:r>
-      <w:r>
-        <w:rPr>
-          <w:rStyle w:val="VerbatimChar"/>
-        </w:rPr>
-        <w:t xml:space="preserve">Output: interpolation curves and error table</w:t>
-      </w:r>
-      <w:r>
-        <w:br/>
-      </w:r>
-      <w:r>
-        <w:br/>
-      </w:r>
-      <w:r>
-        <w:rPr>
-          <w:rStyle w:val="VerbatimChar"/>
-        </w:rPr>
-        <w:t xml:space="preserve">for each m in M do</w:t>
-      </w:r>
-      <w:r>
-        <w:br/>
-      </w:r>
-      <w:r>
-        <w:rPr>
-          <w:rStyle w:val="VerbatimChar"/>
-        </w:rPr>
-        <w:t xml:space="preserve">    build m equispaced nodes on [-1, 1]</w:t>
-      </w:r>
-      <w:r>
-        <w:br/>
-      </w:r>
-      <w:r>
-        <w:rPr>
-          <w:rStyle w:val="VerbatimChar"/>
-        </w:rPr>
-        <w:t xml:space="preserve">    evaluate nodal data f(x_j)</w:t>
-      </w:r>
-      <w:r>
-        <w:br/>
-      </w:r>
-      <w:r>
-        <w:rPr>
-          <w:rStyle w:val="VerbatimChar"/>
-        </w:rPr>
-        <w:t xml:space="preserve">    for each query point x do</w:t>
-      </w:r>
-      <w:r>
-        <w:br/>
-      </w:r>
-      <w:r>
-        <w:rPr>
-          <w:rStyle w:val="VerbatimChar"/>
-        </w:rPr>
-        <w:t xml:space="preserve">        y_neville &lt;- Neville(nodes, values, x)</w:t>
-      </w:r>
-      <w:r>
-        <w:br/>
-      </w:r>
-      <w:r>
-        <w:rPr>
-          <w:rStyle w:val="VerbatimChar"/>
-        </w:rPr>
-        <w:t xml:space="preserve">        y_bary &lt;- barycentric_lagrange(nodes, values, x)</w:t>
-      </w:r>
-      <w:r>
-        <w:br/>
-      </w:r>
-      <w:r>
-        <w:rPr>
-          <w:rStyle w:val="VerbatimChar"/>
-        </w:rPr>
-        <w:t xml:space="preserve">    end for</w:t>
-      </w:r>
-      <w:r>
-        <w:br/>
-      </w:r>
-      <w:r>
-        <w:rPr>
-          <w:rStyle w:val="VerbatimChar"/>
-        </w:rPr>
-        <w:t xml:space="preserve">    compare interpolation with exact function</w:t>
-      </w:r>
-      <w:r>
-        <w:br/>
-      </w:r>
-      <w:r>
-        <w:rPr>
-          <w:rStyle w:val="VerbatimChar"/>
-        </w:rPr>
-        <w:t xml:space="preserve">    record max_abs_error and RMSE</w:t>
-      </w:r>
-      <w:r>
-        <w:br/>
-      </w:r>
-      <w:r>
-        <w:rPr>
-          <w:rStyle w:val="VerbatimChar"/>
-        </w:rPr>
-        <w:t xml:space="preserve">end for</w:t>
-      </w:r>
-    </w:p>
-    <w:p>
-      <w:pPr>
-        <w:pStyle w:val="FirstParagraph"/>
-      </w:pPr>
-      <w:r>
-        <w:rPr>
-          <w:rFonts w:hint="eastAsia"/>
-        </w:rPr>
-        <w:t xml:space="preserve">其中</w:t>
-      </w:r>
-      <w:r>
-        <w:t xml:space="preserve"> Neville </w:t>
-      </w:r>
-      <w:r>
-        <w:rPr>
-          <w:rFonts w:hint="eastAsia"/>
-        </w:rPr>
-        <w:t xml:space="preserve">递推负责生成报告中的插值曲线，重心</w:t>
-      </w:r>
-      <w:r>
-        <w:t xml:space="preserve"> Lagrange </w:t>
-      </w:r>
-      <w:r>
-        <w:rPr>
-          <w:rFonts w:hint="eastAsia"/>
-        </w:rPr>
-        <w:t xml:space="preserve">用于一致性核对。</w:t>
-      </w:r>
-    </w:p>
-    <w:bookmarkEnd w:id="33"/>
-    <w:bookmarkStart w:id="39" w:name="问题答案-1"/>
-    <w:p>
-      <w:pPr>
-        <w:pStyle w:val="Heading2"/>
-      </w:pPr>
-      <w:r>
-        <w:rPr>
-          <w:rStyle w:val="SectionNumber"/>
-        </w:rPr>
-        <w:t xml:space="preserve">2.3</w:t>
-      </w:r>
-      <w:r>
-        <w:tab/>
-      </w:r>
-      <w:r>
-        <w:rPr>
-          <w:rFonts w:hint="eastAsia"/>
-        </w:rPr>
         <w:t xml:space="preserve">问题答案</w:t>
-      </w:r>
-    </w:p>
-    <w:bookmarkStart w:id="37" w:name="个节点的-5-次插值-1"/>
-    <w:p>
-      <w:pPr>
-        <w:pStyle w:val="Heading3"/>
-      </w:pPr>
-      <w:r>
-        <w:rPr>
-          <w:rStyle w:val="SectionNumber"/>
-        </w:rPr>
-        <w:t xml:space="preserve">2.3.1</w:t>
-      </w:r>
-      <w:r>
-        <w:tab/>
-      </w:r>
-      <w:r>
-        <w:t xml:space="preserve">(1) 5 </w:t>
-      </w:r>
-      <w:r>
-        <w:rPr>
-          <w:rFonts w:hint="eastAsia"/>
-        </w:rPr>
-        <w:t xml:space="preserve">个节点的</w:t>
-      </w:r>
-      <w:r>
-        <w:t xml:space="preserve"> 5 </w:t>
-      </w:r>
-      <w:r>
-        <w:rPr>
-          <w:rFonts w:hint="eastAsia"/>
-        </w:rPr>
-        <w:t xml:space="preserve">次插值</w:t>
       </w:r>
     </w:p>
     <w:p>
@@ -2471,18 +2639,18 @@
           <wp:inline>
             <wp:extent cx="5013960" cy="3073709"/>
             <wp:effectExtent b="0" l="0" r="0" t="0"/>
-            <wp:docPr descr="Problem 2 Runge interpolation" title="" id="35" name="Picture"/>
+            <wp:docPr descr="Problem 2 Runge interpolation" title="" id="33" name="Picture"/>
             <a:graphic>
               <a:graphicData uri="http://schemas.openxmlformats.org/drawingml/2006/picture">
                 <pic:pic>
                   <pic:nvPicPr>
-                    <pic:cNvPr descr="../../result/problem2_runge_interpolation.png" id="36" name="Picture"/>
+                    <pic:cNvPr descr="../../result/problem2_runge_interpolation.png" id="34" name="Picture"/>
                     <pic:cNvPicPr>
                       <a:picLocks noChangeArrowheads="1" noChangeAspect="1"/>
                     </pic:cNvPicPr>
                   </pic:nvPicPr>
                   <pic:blipFill>
-                    <a:blip r:embed="rId34"/>
+                    <a:blip r:embed="rId32"/>
                     <a:stretch>
                       <a:fillRect/>
                     </a:stretch>
@@ -2950,164 +3118,90 @@
         <w:t xml:space="preserve">个节点时已经能够观察到端点附近的偏离，但整体振荡尚未失控。</w:t>
       </w:r>
     </w:p>
+    <w:bookmarkEnd w:id="35"/>
+    <w:bookmarkStart w:id="36" w:name="分析-2"/>
+    <w:p>
+      <w:pPr>
+        <w:pStyle w:val="Heading3"/>
+      </w:pPr>
+      <w:r>
+        <w:rPr>
+          <w:rStyle w:val="SectionNumber"/>
+        </w:rPr>
+        <w:t xml:space="preserve">0.3.4</w:t>
+      </w:r>
+      <w:r>
+        <w:tab/>
+      </w:r>
+      <w:r>
+        <w:rPr>
+          <w:rFonts w:hint="eastAsia"/>
+        </w:rPr>
+        <w:t xml:space="preserve">分析</w:t>
+      </w:r>
+    </w:p>
+    <w:p>
+      <w:pPr>
+        <w:pStyle w:val="FirstParagraph"/>
+      </w:pPr>
+      <w:r>
+        <w:rPr>
+          <w:rFonts w:hint="eastAsia"/>
+        </w:rPr>
+        <w:t xml:space="preserve">本题展示了经典的</w:t>
+      </w:r>
+      <w:r>
+        <w:t xml:space="preserve"> Runge </w:t>
+      </w:r>
+      <w:r>
+        <w:rPr>
+          <w:rFonts w:hint="eastAsia"/>
+        </w:rPr>
+        <w:t xml:space="preserve">现象。问题的根源不在于插值公式本身，而在于“等距节点</w:t>
+      </w:r>
+      <w:r>
+        <w:t xml:space="preserve"> + </w:t>
+      </w:r>
+      <w:r>
+        <w:rPr>
+          <w:rFonts w:hint="eastAsia"/>
+        </w:rPr>
+        <w:t xml:space="preserve">高阶整体多项式”这一组合对边界非常敏感。随着次数升高，插值多项式在两端被迫做出越来越剧烈的补偿，因此最大误差迅速增大。若改用</w:t>
+      </w:r>
+      <w:r>
+        <w:t xml:space="preserve"> Chebyshev </w:t>
+      </w:r>
+      <w:r>
+        <w:rPr>
+          <w:rFonts w:hint="eastAsia"/>
+        </w:rPr>
+        <w:t xml:space="preserve">节点，这一现象会显著缓解。</w:t>
+      </w:r>
+    </w:p>
+    <w:bookmarkEnd w:id="36"/>
     <w:bookmarkEnd w:id="37"/>
-    <w:bookmarkStart w:id="38" w:name="更多节点的重复实验-1"/>
-    <w:p>
-      <w:pPr>
-        <w:pStyle w:val="Heading3"/>
+    <w:bookmarkStart w:id="42" w:name="problem-22更多节点的重复实验"/>
+    <w:p>
+      <w:pPr>
+        <w:pStyle w:val="Heading2"/>
       </w:pPr>
       <w:r>
         <w:rPr>
           <w:rStyle w:val="SectionNumber"/>
         </w:rPr>
-        <w:t xml:space="preserve">2.3.2</w:t>
+        <w:t xml:space="preserve">0.4</w:t>
       </w:r>
       <w:r>
         <w:tab/>
       </w:r>
       <w:r>
-        <w:t xml:space="preserve">(2) </w:t>
-      </w:r>
-      <w:r>
-        <w:rPr>
-          <w:rFonts w:hint="eastAsia"/>
-        </w:rPr>
-        <w:t xml:space="preserve">更多节点的重复实验</w:t>
-      </w:r>
-    </w:p>
-    <w:p>
-      <w:pPr>
-        <w:pStyle w:val="FirstParagraph"/>
-      </w:pPr>
-      <w:r>
-        <w:t xml:space="preserve">Neville </w:t>
-      </w:r>
-      <w:r>
-        <w:rPr>
-          <w:rFonts w:hint="eastAsia"/>
-        </w:rPr>
-        <w:t xml:space="preserve">与重心</w:t>
-      </w:r>
-      <w:r>
-        <w:t xml:space="preserve"> Lagrange </w:t>
-      </w:r>
-      <w:r>
-        <w:rPr>
-          <w:rFonts w:hint="eastAsia"/>
-        </w:rPr>
-        <w:t xml:space="preserve">的逐点差异始终维持在机器精度附近，说明两种实现确实在求同一个插值多项式。继续增加节点数后，最大误差不降反升，说明对</w:t>
-      </w:r>
-      <w:r>
-        <w:t xml:space="preserve"> Runge </w:t>
-      </w:r>
-      <w:r>
-        <w:rPr>
-          <w:rFonts w:hint="eastAsia"/>
-        </w:rPr>
-        <w:t xml:space="preserve">函数使用等距高阶插值时，节点数继续增加并不会改善整体逼近质量，反而会在区间端点引发越来越强的振荡。</w:t>
-      </w:r>
-    </w:p>
-    <w:bookmarkEnd w:id="38"/>
-    <w:bookmarkEnd w:id="39"/>
-    <w:bookmarkStart w:id="40" w:name="分析-1"/>
-    <w:p>
-      <w:pPr>
-        <w:pStyle w:val="Heading2"/>
-      </w:pPr>
-      <w:r>
-        <w:rPr>
-          <w:rStyle w:val="SectionNumber"/>
-        </w:rPr>
-        <w:t xml:space="preserve">2.4</w:t>
-      </w:r>
-      <w:r>
-        <w:tab/>
-      </w:r>
-      <w:r>
-        <w:rPr>
-          <w:rFonts w:hint="eastAsia"/>
-        </w:rPr>
-        <w:t xml:space="preserve">分析</w:t>
-      </w:r>
-    </w:p>
-    <w:p>
-      <w:pPr>
-        <w:pStyle w:val="FirstParagraph"/>
-      </w:pPr>
-      <w:r>
-        <w:rPr>
-          <w:rFonts w:hint="eastAsia"/>
-        </w:rPr>
-        <w:t xml:space="preserve">本题展示了经典的</w:t>
-      </w:r>
-      <w:r>
-        <w:t xml:space="preserve"> Runge </w:t>
-      </w:r>
-      <w:r>
-        <w:rPr>
-          <w:rFonts w:hint="eastAsia"/>
-        </w:rPr>
-        <w:t xml:space="preserve">现象。问题的根源不在于插值公式本身，而在于“等距节点</w:t>
-      </w:r>
-      <w:r>
-        <w:t xml:space="preserve"> + </w:t>
-      </w:r>
-      <w:r>
-        <w:rPr>
-          <w:rFonts w:hint="eastAsia"/>
-        </w:rPr>
-        <w:t xml:space="preserve">高阶整体多项式”这一组合对边界非常敏感。随着次数升高，插值多项式在两端被迫做出越来越剧烈的补偿，因此最大误差迅速增大。若改用</w:t>
-      </w:r>
-      <w:r>
-        <w:t xml:space="preserve"> Chebyshev </w:t>
-      </w:r>
-      <w:r>
-        <w:rPr>
-          <w:rFonts w:hint="eastAsia"/>
-        </w:rPr>
-        <w:t xml:space="preserve">节点，这一现象会显著缓解。</w:t>
-      </w:r>
-    </w:p>
-    <w:bookmarkEnd w:id="40"/>
-    <w:bookmarkEnd w:id="41"/>
-    <w:bookmarkStart w:id="42" w:name="iii.-振荡函数的等距节点插值"/>
-    <w:p>
-      <w:pPr>
-        <w:pStyle w:val="Heading1"/>
-      </w:pPr>
-      <w:r>
-        <w:t xml:space="preserve">III. </w:t>
-      </w:r>
-      <w:r>
-        <w:rPr>
-          <w:rFonts w:hint="eastAsia"/>
-        </w:rPr>
-        <w:t xml:space="preserve">振荡函数的等距节点插值</w:t>
-      </w:r>
-    </w:p>
-    <w:bookmarkEnd w:id="42"/>
-    <w:bookmarkStart w:id="56" w:name="problem-3振荡函数的等距节点插值"/>
-    <w:p>
-      <w:pPr>
-        <w:pStyle w:val="Heading1"/>
-      </w:pPr>
-      <w:r>
-        <w:rPr>
-          <w:rStyle w:val="SectionNumber"/>
-        </w:rPr>
-        <w:t xml:space="preserve">3</w:t>
-      </w:r>
-      <w:r>
-        <w:tab/>
-      </w:r>
-      <w:r>
         <w:t xml:space="preserve">Problem </w:t>
       </w:r>
       <w:r>
         <w:rPr>
           <w:rFonts w:hint="eastAsia"/>
         </w:rPr>
-        <w:t xml:space="preserve">3：振荡函数的等距节点插值</w:t>
+        <w:t xml:space="preserve">2(2)：更多节点的重复实验</w:t>
       </w:r>
     </w:p>
     <w:p>
@@ -3126,10 +3220,10 @@
         <w:pStyle w:val="Compact"/>
         <w:numPr>
           <w:ilvl w:val="0"/>
-          <w:numId w:val="1003"/>
+          <w:numId w:val="1004"/>
         </w:numPr>
       </w:pPr>
-      <w:hyperlink r:id="rId43">
+      <w:hyperlink r:id="rId28">
         <w:r>
           <w:rPr>
             <w:rStyle w:val="Hyperlink"/>
@@ -3141,7 +3235,7 @@
           <w:rPr>
             <w:rStyle w:val="Hyperlink"/>
           </w:rPr>
-          <w:t xml:space="preserve"> scripts/problem3.py</w:t>
+          <w:t xml:space="preserve"> scripts/problem2.py</w:t>
         </w:r>
       </w:hyperlink>
     </w:p>
@@ -3150,28 +3244,28 @@
         <w:pStyle w:val="Compact"/>
         <w:numPr>
           <w:ilvl w:val="0"/>
-          <w:numId w:val="1003"/>
+          <w:numId w:val="1004"/>
         </w:numPr>
       </w:pPr>
-      <w:hyperlink r:id="rId44">
+      <w:hyperlink r:id="rId29">
         <w:r>
           <w:rPr>
             <w:rStyle w:val="Hyperlink"/>
           </w:rPr>
-          <w:t xml:space="preserve">GitHub scripts/problem3.py</w:t>
+          <w:t xml:space="preserve">GitHub scripts/problem2.py</w:t>
         </w:r>
       </w:hyperlink>
     </w:p>
-    <w:bookmarkStart w:id="47" w:name="待求问题-2"/>
-    <w:p>
-      <w:pPr>
-        <w:pStyle w:val="Heading2"/>
+    <w:bookmarkStart w:id="38" w:name="待求问题-3"/>
+    <w:p>
+      <w:pPr>
+        <w:pStyle w:val="Heading3"/>
       </w:pPr>
       <w:r>
         <w:rPr>
           <w:rStyle w:val="SectionNumber"/>
         </w:rPr>
-        <w:t xml:space="preserve">3.1</w:t>
+        <w:t xml:space="preserve">0.4.1</w:t>
       </w:r>
       <w:r>
         <w:tab/>
@@ -3186,6 +3280,362 @@
     <w:p>
       <w:pPr>
         <w:pStyle w:val="FirstParagraph"/>
+      </w:pPr>
+      <w:r>
+        <w:rPr>
+          <w:rFonts w:hint="eastAsia"/>
+        </w:rPr>
+        <w:t xml:space="preserve">再对</w:t>
+      </w:r>
+      <w:r>
+        <w:t xml:space="preserve"> </w:t>
+      </w:r>
+      <w:r>
+        <w:rPr>
+          <w:rStyle w:val="VerbatimChar"/>
+        </w:rPr>
+        <w:t xml:space="preserve">7,9,17,19,21</w:t>
+      </w:r>
+      <w:r>
+        <w:t xml:space="preserve"> </w:t>
+      </w:r>
+      <w:r>
+        <w:rPr>
+          <w:rFonts w:hint="eastAsia"/>
+        </w:rPr>
+        <w:t xml:space="preserve">个节点重复，观察等距高阶插值的表现。</w:t>
+      </w:r>
+    </w:p>
+    <w:bookmarkEnd w:id="38"/>
+    <w:bookmarkStart w:id="39" w:name="解决方式-3"/>
+    <w:p>
+      <w:pPr>
+        <w:pStyle w:val="Heading3"/>
+      </w:pPr>
+      <w:r>
+        <w:rPr>
+          <w:rStyle w:val="SectionNumber"/>
+        </w:rPr>
+        <w:t xml:space="preserve">0.4.2</w:t>
+      </w:r>
+      <w:r>
+        <w:tab/>
+      </w:r>
+      <w:r>
+        <w:rPr>
+          <w:rFonts w:hint="eastAsia"/>
+        </w:rPr>
+        <w:t xml:space="preserve">解决方式</w:t>
+      </w:r>
+    </w:p>
+    <w:p>
+      <w:pPr>
+        <w:pStyle w:val="FirstParagraph"/>
+      </w:pPr>
+      <w:r>
+        <w:rPr>
+          <w:rFonts w:hint="eastAsia"/>
+        </w:rPr>
+        <w:t xml:space="preserve">本题在不同节点数下重复执行同一套插值流程：</w:t>
+      </w:r>
+    </w:p>
+    <w:p>
+      <w:pPr>
+        <w:pStyle w:val="SourceCode"/>
+      </w:pPr>
+      <w:r>
+        <w:rPr>
+          <w:rStyle w:val="VerbatimChar"/>
+        </w:rPr>
+        <w:t xml:space="preserve">Input : node counts M and function f(x)</w:t>
+      </w:r>
+      <w:r>
+        <w:br/>
+      </w:r>
+      <w:r>
+        <w:rPr>
+          <w:rStyle w:val="VerbatimChar"/>
+        </w:rPr>
+        <w:t xml:space="preserve">Output: interpolation curves and error table</w:t>
+      </w:r>
+      <w:r>
+        <w:br/>
+      </w:r>
+      <w:r>
+        <w:br/>
+      </w:r>
+      <w:r>
+        <w:rPr>
+          <w:rStyle w:val="VerbatimChar"/>
+        </w:rPr>
+        <w:t xml:space="preserve">for each m in M do</w:t>
+      </w:r>
+      <w:r>
+        <w:br/>
+      </w:r>
+      <w:r>
+        <w:rPr>
+          <w:rStyle w:val="VerbatimChar"/>
+        </w:rPr>
+        <w:t xml:space="preserve">    build m equispaced nodes on [-1, 1]</w:t>
+      </w:r>
+      <w:r>
+        <w:br/>
+      </w:r>
+      <w:r>
+        <w:rPr>
+          <w:rStyle w:val="VerbatimChar"/>
+        </w:rPr>
+        <w:t xml:space="preserve">    evaluate nodal data f(x_j)</w:t>
+      </w:r>
+      <w:r>
+        <w:br/>
+      </w:r>
+      <w:r>
+        <w:rPr>
+          <w:rStyle w:val="VerbatimChar"/>
+        </w:rPr>
+        <w:t xml:space="preserve">    for each query point x do</w:t>
+      </w:r>
+      <w:r>
+        <w:br/>
+      </w:r>
+      <w:r>
+        <w:rPr>
+          <w:rStyle w:val="VerbatimChar"/>
+        </w:rPr>
+        <w:t xml:space="preserve">        y_neville &lt;- Neville(nodes, values, x)</w:t>
+      </w:r>
+      <w:r>
+        <w:br/>
+      </w:r>
+      <w:r>
+        <w:rPr>
+          <w:rStyle w:val="VerbatimChar"/>
+        </w:rPr>
+        <w:t xml:space="preserve">        y_bary &lt;- barycentric_lagrange(nodes, values, x)</w:t>
+      </w:r>
+      <w:r>
+        <w:br/>
+      </w:r>
+      <w:r>
+        <w:rPr>
+          <w:rStyle w:val="VerbatimChar"/>
+        </w:rPr>
+        <w:t xml:space="preserve">    end for</w:t>
+      </w:r>
+      <w:r>
+        <w:br/>
+      </w:r>
+      <w:r>
+        <w:rPr>
+          <w:rStyle w:val="VerbatimChar"/>
+        </w:rPr>
+        <w:t xml:space="preserve">    compare interpolation with exact function</w:t>
+      </w:r>
+      <w:r>
+        <w:br/>
+      </w:r>
+      <w:r>
+        <w:rPr>
+          <w:rStyle w:val="VerbatimChar"/>
+        </w:rPr>
+        <w:t xml:space="preserve">    record max_abs_error and RMSE</w:t>
+      </w:r>
+      <w:r>
+        <w:br/>
+      </w:r>
+      <w:r>
+        <w:rPr>
+          <w:rStyle w:val="VerbatimChar"/>
+        </w:rPr>
+        <w:t xml:space="preserve">end for</w:t>
+      </w:r>
+    </w:p>
+    <w:p>
+      <w:pPr>
+        <w:pStyle w:val="FirstParagraph"/>
+      </w:pPr>
+      <w:r>
+        <w:rPr>
+          <w:rFonts w:hint="eastAsia"/>
+        </w:rPr>
+        <w:t xml:space="preserve">其中</w:t>
+      </w:r>
+      <w:r>
+        <w:t xml:space="preserve"> Neville </w:t>
+      </w:r>
+      <w:r>
+        <w:rPr>
+          <w:rFonts w:hint="eastAsia"/>
+        </w:rPr>
+        <w:t xml:space="preserve">递推负责生成报告中的插值曲线，重心</w:t>
+      </w:r>
+      <w:r>
+        <w:t xml:space="preserve"> Lagrange </w:t>
+      </w:r>
+      <w:r>
+        <w:rPr>
+          <w:rFonts w:hint="eastAsia"/>
+        </w:rPr>
+        <w:t xml:space="preserve">用于一致性核对。</w:t>
+      </w:r>
+    </w:p>
+    <w:bookmarkEnd w:id="39"/>
+    <w:bookmarkStart w:id="40" w:name="问题答案-3"/>
+    <w:p>
+      <w:pPr>
+        <w:pStyle w:val="Heading3"/>
+      </w:pPr>
+      <w:r>
+        <w:rPr>
+          <w:rStyle w:val="SectionNumber"/>
+        </w:rPr>
+        <w:t xml:space="preserve">0.4.3</w:t>
+      </w:r>
+      <w:r>
+        <w:tab/>
+      </w:r>
+      <w:r>
+        <w:rPr>
+          <w:rFonts w:hint="eastAsia"/>
+        </w:rPr>
+        <w:t xml:space="preserve">问题答案</w:t>
+      </w:r>
+    </w:p>
+    <w:p>
+      <w:pPr>
+        <w:pStyle w:val="FirstParagraph"/>
+      </w:pPr>
+      <w:r>
+        <w:t xml:space="preserve">Neville </w:t>
+      </w:r>
+      <w:r>
+        <w:rPr>
+          <w:rFonts w:hint="eastAsia"/>
+        </w:rPr>
+        <w:t xml:space="preserve">与重心</w:t>
+      </w:r>
+      <w:r>
+        <w:t xml:space="preserve"> Lagrange </w:t>
+      </w:r>
+      <w:r>
+        <w:rPr>
+          <w:rFonts w:hint="eastAsia"/>
+        </w:rPr>
+        <w:t xml:space="preserve">的逐点差异始终维持在机器精度附近，说明两种实现确实在求同一个插值多项式。继续增加节点数后，最大误差不降反升，说明对</w:t>
+      </w:r>
+      <w:r>
+        <w:t xml:space="preserve"> Runge </w:t>
+      </w:r>
+      <w:r>
+        <w:rPr>
+          <w:rFonts w:hint="eastAsia"/>
+        </w:rPr>
+        <w:t xml:space="preserve">函数使用等距高阶插值时，节点数继续增加并不会改善整体逼近质量，反而会在区间端点引发越来越强的振荡。</w:t>
+      </w:r>
+    </w:p>
+    <w:bookmarkEnd w:id="40"/>
+    <w:bookmarkStart w:id="41" w:name="分析-3"/>
+    <w:p>
+      <w:pPr>
+        <w:pStyle w:val="Heading3"/>
+      </w:pPr>
+      <w:r>
+        <w:rPr>
+          <w:rStyle w:val="SectionNumber"/>
+        </w:rPr>
+        <w:t xml:space="preserve">0.4.4</w:t>
+      </w:r>
+      <w:r>
+        <w:tab/>
+      </w:r>
+      <w:r>
+        <w:rPr>
+          <w:rFonts w:hint="eastAsia"/>
+        </w:rPr>
+        <w:t xml:space="preserve">分析</w:t>
+      </w:r>
+    </w:p>
+    <w:p>
+      <w:pPr>
+        <w:pStyle w:val="FirstParagraph"/>
+      </w:pPr>
+      <w:r>
+        <w:rPr>
+          <w:rFonts w:hint="eastAsia"/>
+        </w:rPr>
+        <w:t xml:space="preserve">本题展示了经典的</w:t>
+      </w:r>
+      <w:r>
+        <w:t xml:space="preserve"> Runge </w:t>
+      </w:r>
+      <w:r>
+        <w:rPr>
+          <w:rFonts w:hint="eastAsia"/>
+        </w:rPr>
+        <w:t xml:space="preserve">现象。问题的根源不在于插值公式本身，而在于“等距节点</w:t>
+      </w:r>
+      <w:r>
+        <w:t xml:space="preserve"> + </w:t>
+      </w:r>
+      <w:r>
+        <w:rPr>
+          <w:rFonts w:hint="eastAsia"/>
+        </w:rPr>
+        <w:t xml:space="preserve">高阶整体多项式”这一组合对边界非常敏感。随着次数升高，插值多项式在两端被迫做出越来越剧烈的补偿，因此最大误差迅速增大。若改用</w:t>
+      </w:r>
+      <w:r>
+        <w:t xml:space="preserve"> Chebyshev </w:t>
+      </w:r>
+      <w:r>
+        <w:rPr>
+          <w:rFonts w:hint="eastAsia"/>
+        </w:rPr>
+        <w:t xml:space="preserve">节点，这一现象会显著缓解。</w:t>
+      </w:r>
+    </w:p>
+    <w:bookmarkEnd w:id="41"/>
+    <w:bookmarkEnd w:id="42"/>
+    <w:bookmarkEnd w:id="43"/>
+    <w:bookmarkStart w:id="59" w:name="iii.-振荡函数的等距节点插值"/>
+    <w:p>
+      <w:pPr>
+        <w:pStyle w:val="Heading1"/>
+      </w:pPr>
+      <w:r>
+        <w:t xml:space="preserve">III. </w:t>
+      </w:r>
+      <w:r>
+        <w:rPr>
+          <w:rFonts w:hint="eastAsia"/>
+        </w:rPr>
+        <w:t xml:space="preserve">振荡函数的等距节点插值</w:t>
+      </w:r>
+    </w:p>
+    <w:p>
+      <w:pPr>
+        <w:pStyle w:val="FirstParagraph"/>
+      </w:pPr>
+      <w:r>
+        <w:rPr>
+          <w:b/>
+          <w:bCs/>
+        </w:rPr>
+        <w:t xml:space="preserve">Problem </w:t>
+      </w:r>
+      <w:r>
+        <w:rPr>
+          <w:rFonts w:hint="eastAsia"/>
+          <w:b/>
+          <w:bCs/>
+        </w:rPr>
+        <w:t xml:space="preserve">3：振荡函数的等距节点插值</w:t>
+      </w:r>
+    </w:p>
+    <w:p>
+      <w:pPr>
+        <w:pStyle w:val="BodyText"/>
       </w:pPr>
       <w:r>
         <w:rPr>
@@ -3304,7 +3754,92 @@
         <w:t xml:space="preserve">上取等距节点。</w:t>
       </w:r>
     </w:p>
-    <w:bookmarkStart w:id="45" w:name="个节点的初始实验"/>
+    <w:bookmarkStart w:id="53" w:name="problem-317-个节点的初始实验"/>
+    <w:p>
+      <w:pPr>
+        <w:pStyle w:val="Heading2"/>
+      </w:pPr>
+      <w:r>
+        <w:rPr>
+          <w:rStyle w:val="SectionNumber"/>
+        </w:rPr>
+        <w:t xml:space="preserve">0.5</w:t>
+      </w:r>
+      <w:r>
+        <w:tab/>
+      </w:r>
+      <w:r>
+        <w:t xml:space="preserve">Problem </w:t>
+      </w:r>
+      <w:r>
+        <w:rPr>
+          <w:rFonts w:hint="eastAsia"/>
+        </w:rPr>
+        <w:t xml:space="preserve">3(1)：7</w:t>
+      </w:r>
+      <w:r>
+        <w:t xml:space="preserve"> </w:t>
+      </w:r>
+      <w:r>
+        <w:rPr>
+          <w:rFonts w:hint="eastAsia"/>
+        </w:rPr>
+        <w:t xml:space="preserve">个节点的初始实验</w:t>
+      </w:r>
+    </w:p>
+    <w:p>
+      <w:pPr>
+        <w:pStyle w:val="FirstParagraph"/>
+      </w:pPr>
+      <w:r>
+        <w:rPr>
+          <w:rFonts w:hint="eastAsia"/>
+        </w:rPr>
+        <w:t xml:space="preserve">相关脚本：</w:t>
+      </w:r>
+    </w:p>
+    <w:p>
+      <w:pPr>
+        <w:pStyle w:val="Compact"/>
+        <w:numPr>
+          <w:ilvl w:val="0"/>
+          <w:numId w:val="1005"/>
+        </w:numPr>
+      </w:pPr>
+      <w:hyperlink r:id="rId44">
+        <w:r>
+          <w:rPr>
+            <w:rStyle w:val="Hyperlink"/>
+            <w:rFonts w:hint="eastAsia"/>
+          </w:rPr>
+          <w:t xml:space="preserve">本地</w:t>
+        </w:r>
+        <w:r>
+          <w:rPr>
+            <w:rStyle w:val="Hyperlink"/>
+          </w:rPr>
+          <w:t xml:space="preserve"> scripts/problem3.py</w:t>
+        </w:r>
+      </w:hyperlink>
+    </w:p>
+    <w:p>
+      <w:pPr>
+        <w:pStyle w:val="Compact"/>
+        <w:numPr>
+          <w:ilvl w:val="0"/>
+          <w:numId w:val="1005"/>
+        </w:numPr>
+      </w:pPr>
+      <w:hyperlink r:id="rId45">
+        <w:r>
+          <w:rPr>
+            <w:rStyle w:val="Hyperlink"/>
+          </w:rPr>
+          <w:t xml:space="preserve">GitHub scripts/problem3.py</w:t>
+        </w:r>
+      </w:hyperlink>
+    </w:p>
+    <w:bookmarkStart w:id="46" w:name="待求问题-4"/>
     <w:p>
       <w:pPr>
         <w:pStyle w:val="Heading3"/>
@@ -3313,19 +3848,16 @@
         <w:rPr>
           <w:rStyle w:val="SectionNumber"/>
         </w:rPr>
-        <w:t xml:space="preserve">3.1.1</w:t>
+        <w:t xml:space="preserve">0.5.1</w:t>
       </w:r>
       <w:r>
         <w:tab/>
       </w:r>
       <w:r>
-        <w:t xml:space="preserve">(1) 7 </w:t>
-      </w:r>
-      <w:r>
-        <w:rPr>
-          <w:rFonts w:hint="eastAsia"/>
-        </w:rPr>
-        <w:t xml:space="preserve">个节点的初始实验</w:t>
+        <w:rPr>
+          <w:rFonts w:hint="eastAsia"/>
+        </w:rPr>
+        <w:t xml:space="preserve">待求问题</w:t>
       </w:r>
     </w:p>
     <w:p>
@@ -3357,8 +3889,8 @@
         <w:t xml:space="preserve">个节点开始作图，比较插值曲线与精确函数。</w:t>
       </w:r>
     </w:p>
-    <w:bookmarkEnd w:id="45"/>
-    <w:bookmarkStart w:id="46" w:name="更多节点的重复实验-2"/>
+    <w:bookmarkEnd w:id="46"/>
+    <w:bookmarkStart w:id="47" w:name="解决方式-4"/>
     <w:p>
       <w:pPr>
         <w:pStyle w:val="Heading3"/>
@@ -3367,19 +3899,16 @@
         <w:rPr>
           <w:rStyle w:val="SectionNumber"/>
         </w:rPr>
-        <w:t xml:space="preserve">3.1.2</w:t>
+        <w:t xml:space="preserve">0.5.2</w:t>
       </w:r>
       <w:r>
         <w:tab/>
       </w:r>
       <w:r>
-        <w:t xml:space="preserve">(2) </w:t>
-      </w:r>
-      <w:r>
-        <w:rPr>
-          <w:rFonts w:hint="eastAsia"/>
-        </w:rPr>
-        <w:t xml:space="preserve">更多节点的重复实验</w:t>
+        <w:rPr>
+          <w:rFonts w:hint="eastAsia"/>
+        </w:rPr>
+        <w:t xml:space="preserve">解决方式</w:t>
       </w:r>
     </w:p>
     <w:p>
@@ -3390,39 +3919,115 @@
         <w:rPr>
           <w:rFonts w:hint="eastAsia"/>
         </w:rPr>
-        <w:t xml:space="preserve">再对</w:t>
-      </w:r>
-      <w:r>
-        <w:t xml:space="preserve"> </w:t>
-      </w:r>
-      <w:r>
-        <w:rPr>
-          <w:rStyle w:val="VerbatimChar"/>
-        </w:rPr>
-        <w:t xml:space="preserve">9,17,19,21</w:t>
-      </w:r>
-      <w:r>
-        <w:t xml:space="preserve"> </w:t>
-      </w:r>
-      <w:r>
-        <w:rPr>
-          <w:rFonts w:hint="eastAsia"/>
-        </w:rPr>
-        <w:t xml:space="preserve">个节点重复，比较插值曲线与精确函数。</w:t>
-      </w:r>
-    </w:p>
-    <w:bookmarkEnd w:id="46"/>
+        <w:t xml:space="preserve">算法框架与第二题相同，只是目标函数发生变化：</w:t>
+      </w:r>
+    </w:p>
+    <w:p>
+      <w:pPr>
+        <w:pStyle w:val="SourceCode"/>
+      </w:pPr>
+      <w:r>
+        <w:rPr>
+          <w:rStyle w:val="VerbatimChar"/>
+        </w:rPr>
+        <w:t xml:space="preserve">Input : node counts M and target function f(x)</w:t>
+      </w:r>
+      <w:r>
+        <w:br/>
+      </w:r>
+      <w:r>
+        <w:rPr>
+          <w:rStyle w:val="VerbatimChar"/>
+        </w:rPr>
+        <w:t xml:space="preserve">Output: interpolation curves and error table</w:t>
+      </w:r>
+      <w:r>
+        <w:br/>
+      </w:r>
+      <w:r>
+        <w:br/>
+      </w:r>
+      <w:r>
+        <w:rPr>
+          <w:rStyle w:val="VerbatimChar"/>
+        </w:rPr>
+        <w:t xml:space="preserve">for each m in M do</w:t>
+      </w:r>
+      <w:r>
+        <w:br/>
+      </w:r>
+      <w:r>
+        <w:rPr>
+          <w:rStyle w:val="VerbatimChar"/>
+        </w:rPr>
+        <w:t xml:space="preserve">    generate m equispaced nodes on [-1, 1]</w:t>
+      </w:r>
+      <w:r>
+        <w:br/>
+      </w:r>
+      <w:r>
+        <w:rPr>
+          <w:rStyle w:val="VerbatimChar"/>
+        </w:rPr>
+        <w:t xml:space="preserve">    compute nodal values of f</w:t>
+      </w:r>
+      <w:r>
+        <w:br/>
+      </w:r>
+      <w:r>
+        <w:rPr>
+          <w:rStyle w:val="VerbatimChar"/>
+        </w:rPr>
+        <w:t xml:space="preserve">    evaluate interpolation by Neville recursion</w:t>
+      </w:r>
+      <w:r>
+        <w:br/>
+      </w:r>
+      <w:r>
+        <w:rPr>
+          <w:rStyle w:val="VerbatimChar"/>
+        </w:rPr>
+        <w:t xml:space="preserve">    evaluate interpolation by barycentric Lagrange</w:t>
+      </w:r>
+      <w:r>
+        <w:br/>
+      </w:r>
+      <w:r>
+        <w:rPr>
+          <w:rStyle w:val="VerbatimChar"/>
+        </w:rPr>
+        <w:t xml:space="preserve">    compare both interpolants with exact function</w:t>
+      </w:r>
+      <w:r>
+        <w:br/>
+      </w:r>
+      <w:r>
+        <w:rPr>
+          <w:rStyle w:val="VerbatimChar"/>
+        </w:rPr>
+        <w:t xml:space="preserve">    record max_abs_error and RMSE</w:t>
+      </w:r>
+      <w:r>
+        <w:br/>
+      </w:r>
+      <w:r>
+        <w:rPr>
+          <w:rStyle w:val="VerbatimChar"/>
+        </w:rPr>
+        <w:t xml:space="preserve">end for</w:t>
+      </w:r>
+    </w:p>
     <w:bookmarkEnd w:id="47"/>
-    <w:bookmarkStart w:id="48" w:name="解决方式-2"/>
-    <w:p>
-      <w:pPr>
-        <w:pStyle w:val="Heading2"/>
+    <w:bookmarkStart w:id="51" w:name="问题答案-4"/>
+    <w:p>
+      <w:pPr>
+        <w:pStyle w:val="Heading3"/>
       </w:pPr>
       <w:r>
         <w:rPr>
           <w:rStyle w:val="SectionNumber"/>
         </w:rPr>
-        <w:t xml:space="preserve">3.2</w:t>
+        <w:t xml:space="preserve">0.5.3</w:t>
       </w:r>
       <w:r>
         <w:tab/>
@@ -3431,159 +4036,7 @@
         <w:rPr>
           <w:rFonts w:hint="eastAsia"/>
         </w:rPr>
-        <w:t xml:space="preserve">解决方式</w:t>
-      </w:r>
-    </w:p>
-    <w:p>
-      <w:pPr>
-        <w:pStyle w:val="FirstParagraph"/>
-      </w:pPr>
-      <w:r>
-        <w:rPr>
-          <w:rFonts w:hint="eastAsia"/>
-        </w:rPr>
-        <w:t xml:space="preserve">算法框架与第二题相同，只是目标函数发生变化：</w:t>
-      </w:r>
-    </w:p>
-    <w:p>
-      <w:pPr>
-        <w:pStyle w:val="SourceCode"/>
-      </w:pPr>
-      <w:r>
-        <w:rPr>
-          <w:rStyle w:val="VerbatimChar"/>
-        </w:rPr>
-        <w:t xml:space="preserve">Input : node counts M and target function f(x)</w:t>
-      </w:r>
-      <w:r>
-        <w:br/>
-      </w:r>
-      <w:r>
-        <w:rPr>
-          <w:rStyle w:val="VerbatimChar"/>
-        </w:rPr>
-        <w:t xml:space="preserve">Output: interpolation curves and error table</w:t>
-      </w:r>
-      <w:r>
-        <w:br/>
-      </w:r>
-      <w:r>
-        <w:br/>
-      </w:r>
-      <w:r>
-        <w:rPr>
-          <w:rStyle w:val="VerbatimChar"/>
-        </w:rPr>
-        <w:t xml:space="preserve">for each m in M do</w:t>
-      </w:r>
-      <w:r>
-        <w:br/>
-      </w:r>
-      <w:r>
-        <w:rPr>
-          <w:rStyle w:val="VerbatimChar"/>
-        </w:rPr>
-        <w:t xml:space="preserve">    generate m equispaced nodes on [-1, 1]</w:t>
-      </w:r>
-      <w:r>
-        <w:br/>
-      </w:r>
-      <w:r>
-        <w:rPr>
-          <w:rStyle w:val="VerbatimChar"/>
-        </w:rPr>
-        <w:t xml:space="preserve">    compute nodal values of f</w:t>
-      </w:r>
-      <w:r>
-        <w:br/>
-      </w:r>
-      <w:r>
-        <w:rPr>
-          <w:rStyle w:val="VerbatimChar"/>
-        </w:rPr>
-        <w:t xml:space="preserve">    evaluate interpolation by Neville recursion</w:t>
-      </w:r>
-      <w:r>
-        <w:br/>
-      </w:r>
-      <w:r>
-        <w:rPr>
-          <w:rStyle w:val="VerbatimChar"/>
-        </w:rPr>
-        <w:t xml:space="preserve">    evaluate interpolation by barycentric Lagrange</w:t>
-      </w:r>
-      <w:r>
-        <w:br/>
-      </w:r>
-      <w:r>
-        <w:rPr>
-          <w:rStyle w:val="VerbatimChar"/>
-        </w:rPr>
-        <w:t xml:space="preserve">    compare both interpolants with exact function</w:t>
-      </w:r>
-      <w:r>
-        <w:br/>
-      </w:r>
-      <w:r>
-        <w:rPr>
-          <w:rStyle w:val="VerbatimChar"/>
-        </w:rPr>
-        <w:t xml:space="preserve">    record max_abs_error and RMSE</w:t>
-      </w:r>
-      <w:r>
-        <w:br/>
-      </w:r>
-      <w:r>
-        <w:rPr>
-          <w:rStyle w:val="VerbatimChar"/>
-        </w:rPr>
-        <w:t xml:space="preserve">end for</w:t>
-      </w:r>
-    </w:p>
-    <w:bookmarkEnd w:id="48"/>
-    <w:bookmarkStart w:id="54" w:name="问题答案-2"/>
-    <w:p>
-      <w:pPr>
-        <w:pStyle w:val="Heading2"/>
-      </w:pPr>
-      <w:r>
-        <w:rPr>
-          <w:rStyle w:val="SectionNumber"/>
-        </w:rPr>
-        <w:t xml:space="preserve">3.3</w:t>
-      </w:r>
-      <w:r>
-        <w:tab/>
-      </w:r>
-      <w:r>
-        <w:rPr>
-          <w:rFonts w:hint="eastAsia"/>
-        </w:rPr>
         <w:t xml:space="preserve">问题答案</w:t>
-      </w:r>
-    </w:p>
-    <w:bookmarkStart w:id="52" w:name="个节点的初始实验-1"/>
-    <w:p>
-      <w:pPr>
-        <w:pStyle w:val="Heading3"/>
-      </w:pPr>
-      <w:r>
-        <w:rPr>
-          <w:rStyle w:val="SectionNumber"/>
-        </w:rPr>
-        <w:t xml:space="preserve">3.3.1</w:t>
-      </w:r>
-      <w:r>
-        <w:tab/>
-      </w:r>
-      <w:r>
-        <w:t xml:space="preserve">(1) 7 </w:t>
-      </w:r>
-      <w:r>
-        <w:rPr>
-          <w:rFonts w:hint="eastAsia"/>
-        </w:rPr>
-        <w:t xml:space="preserve">个节点的初始实验</w:t>
       </w:r>
     </w:p>
     <w:p>
@@ -3615,18 +4068,18 @@
           <wp:inline>
             <wp:extent cx="5013960" cy="3073709"/>
             <wp:effectExtent b="0" l="0" r="0" t="0"/>
-            <wp:docPr descr="Problem 3 interpolation comparison" title="" id="50" name="Picture"/>
+            <wp:docPr descr="Problem 3 interpolation comparison" title="" id="49" name="Picture"/>
             <a:graphic>
               <a:graphicData uri="http://schemas.openxmlformats.org/drawingml/2006/picture">
                 <pic:pic>
                   <pic:nvPicPr>
-                    <pic:cNvPr descr="../../result/problem3_sine_interpolation.png" id="51" name="Picture"/>
+                    <pic:cNvPr descr="../../result/problem3_sine_interpolation.png" id="50" name="Picture"/>
                     <pic:cNvPicPr>
                       <a:picLocks noChangeArrowheads="1" noChangeAspect="1"/>
                     </pic:cNvPicPr>
                   </pic:nvPicPr>
                   <pic:blipFill>
-                    <a:blip r:embed="rId49"/>
+                    <a:blip r:embed="rId48"/>
                     <a:stretch>
                       <a:fillRect/>
                     </a:stretch>
@@ -4029,176 +4482,87 @@
         <w:t xml:space="preserve">个节点的结果可以看出，初始插值已经能够大体跟随原函数，但边界附近仍存在较明显误差。</w:t>
       </w:r>
     </w:p>
+    <w:bookmarkEnd w:id="51"/>
+    <w:bookmarkStart w:id="52" w:name="分析-4"/>
+    <w:p>
+      <w:pPr>
+        <w:pStyle w:val="Heading3"/>
+      </w:pPr>
+      <w:r>
+        <w:rPr>
+          <w:rStyle w:val="SectionNumber"/>
+        </w:rPr>
+        <w:t xml:space="preserve">0.5.4</w:t>
+      </w:r>
+      <w:r>
+        <w:tab/>
+      </w:r>
+      <w:r>
+        <w:rPr>
+          <w:rFonts w:hint="eastAsia"/>
+        </w:rPr>
+        <w:t xml:space="preserve">分析</w:t>
+      </w:r>
+    </w:p>
+    <w:p>
+      <w:pPr>
+        <w:pStyle w:val="FirstParagraph"/>
+      </w:pPr>
+      <w:r>
+        <w:rPr>
+          <w:rFonts w:hint="eastAsia"/>
+        </w:rPr>
+        <w:t xml:space="preserve">这一结果与第二题形成鲜明对照。</w:t>
+      </w:r>
+      <w:r>
+        <w:rPr>
+          <w:rStyle w:val="VerbatimChar"/>
+        </w:rPr>
+        <w:t xml:space="preserve">x\sin(2\pi x+1)</w:t>
+      </w:r>
+      <w:r>
+        <w:t xml:space="preserve"> </w:t>
+      </w:r>
+      <w:r>
+        <w:rPr>
+          <w:rFonts w:hint="eastAsia"/>
+        </w:rPr>
+        <w:t xml:space="preserve">在边界附近没有</w:t>
+      </w:r>
+      <w:r>
+        <w:t xml:space="preserve"> Runge </w:t>
+      </w:r>
+      <w:r>
+        <w:rPr>
+          <w:rFonts w:hint="eastAsia"/>
+        </w:rPr>
+        <w:t xml:space="preserve">函数那样强烈的端点张力，因此高阶等距插值并未触发灾难性振荡。由此可见，插值效果高度依赖目标函数形状，不能将第二题中的失败经验机械外推到所有函数。</w:t>
+      </w:r>
+    </w:p>
     <w:bookmarkEnd w:id="52"/>
-    <w:bookmarkStart w:id="53" w:name="更多节点的重复实验-3"/>
-    <w:p>
-      <w:pPr>
-        <w:pStyle w:val="Heading3"/>
+    <w:bookmarkEnd w:id="53"/>
+    <w:bookmarkStart w:id="58" w:name="problem-32更多节点的重复实验"/>
+    <w:p>
+      <w:pPr>
+        <w:pStyle w:val="Heading2"/>
       </w:pPr>
       <w:r>
         <w:rPr>
           <w:rStyle w:val="SectionNumber"/>
         </w:rPr>
-        <w:t xml:space="preserve">3.3.2</w:t>
+        <w:t xml:space="preserve">0.6</w:t>
       </w:r>
       <w:r>
         <w:tab/>
       </w:r>
       <w:r>
-        <w:t xml:space="preserve">(2) </w:t>
-      </w:r>
-      <w:r>
-        <w:rPr>
-          <w:rFonts w:hint="eastAsia"/>
-        </w:rPr>
-        <w:t xml:space="preserve">更多节点的重复实验</w:t>
-      </w:r>
-    </w:p>
-    <w:p>
-      <w:pPr>
-        <w:pStyle w:val="FirstParagraph"/>
-      </w:pPr>
-      <w:r>
-        <w:rPr>
-          <w:rFonts w:hint="eastAsia"/>
-        </w:rPr>
-        <w:t xml:space="preserve">继续增加节点数后，插值误差随次数提高而明显下降。</w:t>
-      </w:r>
-      <w:r>
-        <w:rPr>
-          <w:rStyle w:val="VerbatimChar"/>
-        </w:rPr>
-        <w:t xml:space="preserve">21</w:t>
-      </w:r>
-      <w:r>
-        <w:t xml:space="preserve"> </w:t>
-      </w:r>
-      <w:r>
-        <w:rPr>
-          <w:rFonts w:hint="eastAsia"/>
-        </w:rPr>
-        <w:t xml:space="preserve">个节点时，最大绝对误差已降至</w:t>
-      </w:r>
-      <w:r>
-        <w:t xml:space="preserve"> </w:t>
-      </w:r>
-      <w:r>
-        <w:rPr>
-          <w:rStyle w:val="VerbatimChar"/>
-        </w:rPr>
-        <w:t xml:space="preserve">5.87\times 10^{-7}</w:t>
-      </w:r>
-      <w:r>
-        <w:t xml:space="preserve">。</w:t>
-      </w:r>
-    </w:p>
-    <w:bookmarkEnd w:id="53"/>
-    <w:bookmarkEnd w:id="54"/>
-    <w:bookmarkStart w:id="55" w:name="分析-2"/>
-    <w:p>
-      <w:pPr>
-        <w:pStyle w:val="Heading2"/>
-      </w:pPr>
-      <w:r>
-        <w:rPr>
-          <w:rStyle w:val="SectionNumber"/>
-        </w:rPr>
-        <w:t xml:space="preserve">3.4</w:t>
-      </w:r>
-      <w:r>
-        <w:tab/>
-      </w:r>
-      <w:r>
-        <w:rPr>
-          <w:rFonts w:hint="eastAsia"/>
-        </w:rPr>
-        <w:t xml:space="preserve">分析</w:t>
-      </w:r>
-    </w:p>
-    <w:p>
-      <w:pPr>
-        <w:pStyle w:val="FirstParagraph"/>
-      </w:pPr>
-      <w:r>
-        <w:rPr>
-          <w:rFonts w:hint="eastAsia"/>
-        </w:rPr>
-        <w:t xml:space="preserve">这一结果与第二题形成鲜明对照。</w:t>
-      </w:r>
-      <w:r>
-        <w:rPr>
-          <w:rStyle w:val="VerbatimChar"/>
-        </w:rPr>
-        <w:t xml:space="preserve">x\sin(2\pi x+1)</w:t>
-      </w:r>
-      <w:r>
-        <w:t xml:space="preserve"> </w:t>
-      </w:r>
-      <w:r>
-        <w:rPr>
-          <w:rFonts w:hint="eastAsia"/>
-        </w:rPr>
-        <w:t xml:space="preserve">在边界附近没有</w:t>
-      </w:r>
-      <w:r>
-        <w:t xml:space="preserve"> Runge </w:t>
-      </w:r>
-      <w:r>
-        <w:rPr>
-          <w:rFonts w:hint="eastAsia"/>
-        </w:rPr>
-        <w:t xml:space="preserve">函数那样强烈的端点张力，因此高阶等距插值并未触发灾难性振荡。由此可见，插值效果高度依赖目标函数形状，不能将第二题中的失败经验机械外推到所有函数。</w:t>
-      </w:r>
-    </w:p>
-    <w:bookmarkEnd w:id="55"/>
-    <w:bookmarkEnd w:id="56"/>
-    <w:bookmarkStart w:id="57" w:name="iv.-project-2高精度圆周率计算"/>
-    <w:p>
-      <w:pPr>
-        <w:pStyle w:val="Heading1"/>
-      </w:pPr>
-      <w:r>
-        <w:t xml:space="preserve">IV. Project </w:t>
-      </w:r>
-      <w:r>
-        <w:rPr>
-          <w:rFonts w:hint="eastAsia"/>
-        </w:rPr>
-        <w:t xml:space="preserve">2：高精度圆周率计算</w:t>
-      </w:r>
-    </w:p>
-    <w:bookmarkEnd w:id="57"/>
-    <w:bookmarkStart w:id="68" w:name="problem-4project-2高精度圆周率计算"/>
-    <w:p>
-      <w:pPr>
-        <w:pStyle w:val="Heading1"/>
-      </w:pPr>
-      <w:r>
-        <w:rPr>
-          <w:rStyle w:val="SectionNumber"/>
-        </w:rPr>
-        <w:t xml:space="preserve">4</w:t>
-      </w:r>
-      <w:r>
-        <w:tab/>
-      </w:r>
-      <w:r>
         <w:t xml:space="preserve">Problem </w:t>
       </w:r>
       <w:r>
         <w:rPr>
           <w:rFonts w:hint="eastAsia"/>
         </w:rPr>
-        <w:t xml:space="preserve">4：Project</w:t>
-      </w:r>
-      <w:r>
-        <w:t xml:space="preserve"> </w:t>
-      </w:r>
-      <w:r>
-        <w:rPr>
-          <w:rFonts w:hint="eastAsia"/>
-        </w:rPr>
-        <w:t xml:space="preserve">2：高精度圆周率计算</w:t>
+        <w:t xml:space="preserve">3(2)：更多节点的重复实验</w:t>
       </w:r>
     </w:p>
     <w:p>
@@ -4217,10 +4581,480 @@
         <w:pStyle w:val="Compact"/>
         <w:numPr>
           <w:ilvl w:val="0"/>
-          <w:numId w:val="1004"/>
+          <w:numId w:val="1006"/>
         </w:numPr>
       </w:pPr>
-      <w:hyperlink r:id="rId58">
+      <w:hyperlink r:id="rId44">
+        <w:r>
+          <w:rPr>
+            <w:rStyle w:val="Hyperlink"/>
+            <w:rFonts w:hint="eastAsia"/>
+          </w:rPr>
+          <w:t xml:space="preserve">本地</w:t>
+        </w:r>
+        <w:r>
+          <w:rPr>
+            <w:rStyle w:val="Hyperlink"/>
+          </w:rPr>
+          <w:t xml:space="preserve"> scripts/problem3.py</w:t>
+        </w:r>
+      </w:hyperlink>
+    </w:p>
+    <w:p>
+      <w:pPr>
+        <w:pStyle w:val="Compact"/>
+        <w:numPr>
+          <w:ilvl w:val="0"/>
+          <w:numId w:val="1006"/>
+        </w:numPr>
+      </w:pPr>
+      <w:hyperlink r:id="rId45">
+        <w:r>
+          <w:rPr>
+            <w:rStyle w:val="Hyperlink"/>
+          </w:rPr>
+          <w:t xml:space="preserve">GitHub scripts/problem3.py</w:t>
+        </w:r>
+      </w:hyperlink>
+    </w:p>
+    <w:bookmarkStart w:id="54" w:name="待求问题-5"/>
+    <w:p>
+      <w:pPr>
+        <w:pStyle w:val="Heading3"/>
+      </w:pPr>
+      <w:r>
+        <w:rPr>
+          <w:rStyle w:val="SectionNumber"/>
+        </w:rPr>
+        <w:t xml:space="preserve">0.6.1</w:t>
+      </w:r>
+      <w:r>
+        <w:tab/>
+      </w:r>
+      <w:r>
+        <w:rPr>
+          <w:rFonts w:hint="eastAsia"/>
+        </w:rPr>
+        <w:t xml:space="preserve">待求问题</w:t>
+      </w:r>
+    </w:p>
+    <w:p>
+      <w:pPr>
+        <w:pStyle w:val="FirstParagraph"/>
+      </w:pPr>
+      <w:r>
+        <w:rPr>
+          <w:rFonts w:hint="eastAsia"/>
+        </w:rPr>
+        <w:t xml:space="preserve">再对</w:t>
+      </w:r>
+      <w:r>
+        <w:t xml:space="preserve"> </w:t>
+      </w:r>
+      <w:r>
+        <w:rPr>
+          <w:rStyle w:val="VerbatimChar"/>
+        </w:rPr>
+        <w:t xml:space="preserve">9,17,19,21</w:t>
+      </w:r>
+      <w:r>
+        <w:t xml:space="preserve"> </w:t>
+      </w:r>
+      <w:r>
+        <w:rPr>
+          <w:rFonts w:hint="eastAsia"/>
+        </w:rPr>
+        <w:t xml:space="preserve">个节点重复，比较插值曲线与精确函数。</w:t>
+      </w:r>
+    </w:p>
+    <w:bookmarkEnd w:id="54"/>
+    <w:bookmarkStart w:id="55" w:name="解决方式-5"/>
+    <w:p>
+      <w:pPr>
+        <w:pStyle w:val="Heading3"/>
+      </w:pPr>
+      <w:r>
+        <w:rPr>
+          <w:rStyle w:val="SectionNumber"/>
+        </w:rPr>
+        <w:t xml:space="preserve">0.6.2</w:t>
+      </w:r>
+      <w:r>
+        <w:tab/>
+      </w:r>
+      <w:r>
+        <w:rPr>
+          <w:rFonts w:hint="eastAsia"/>
+        </w:rPr>
+        <w:t xml:space="preserve">解决方式</w:t>
+      </w:r>
+    </w:p>
+    <w:p>
+      <w:pPr>
+        <w:pStyle w:val="FirstParagraph"/>
+      </w:pPr>
+      <w:r>
+        <w:rPr>
+          <w:rFonts w:hint="eastAsia"/>
+        </w:rPr>
+        <w:t xml:space="preserve">算法框架与第二题相同，只是目标函数发生变化：</w:t>
+      </w:r>
+    </w:p>
+    <w:p>
+      <w:pPr>
+        <w:pStyle w:val="SourceCode"/>
+      </w:pPr>
+      <w:r>
+        <w:rPr>
+          <w:rStyle w:val="VerbatimChar"/>
+        </w:rPr>
+        <w:t xml:space="preserve">Input : node counts M and target function f(x)</w:t>
+      </w:r>
+      <w:r>
+        <w:br/>
+      </w:r>
+      <w:r>
+        <w:rPr>
+          <w:rStyle w:val="VerbatimChar"/>
+        </w:rPr>
+        <w:t xml:space="preserve">Output: interpolation curves and error table</w:t>
+      </w:r>
+      <w:r>
+        <w:br/>
+      </w:r>
+      <w:r>
+        <w:br/>
+      </w:r>
+      <w:r>
+        <w:rPr>
+          <w:rStyle w:val="VerbatimChar"/>
+        </w:rPr>
+        <w:t xml:space="preserve">for each m in M do</w:t>
+      </w:r>
+      <w:r>
+        <w:br/>
+      </w:r>
+      <w:r>
+        <w:rPr>
+          <w:rStyle w:val="VerbatimChar"/>
+        </w:rPr>
+        <w:t xml:space="preserve">    generate m equispaced nodes on [-1, 1]</w:t>
+      </w:r>
+      <w:r>
+        <w:br/>
+      </w:r>
+      <w:r>
+        <w:rPr>
+          <w:rStyle w:val="VerbatimChar"/>
+        </w:rPr>
+        <w:t xml:space="preserve">    compute nodal values of f</w:t>
+      </w:r>
+      <w:r>
+        <w:br/>
+      </w:r>
+      <w:r>
+        <w:rPr>
+          <w:rStyle w:val="VerbatimChar"/>
+        </w:rPr>
+        <w:t xml:space="preserve">    evaluate interpolation by Neville recursion</w:t>
+      </w:r>
+      <w:r>
+        <w:br/>
+      </w:r>
+      <w:r>
+        <w:rPr>
+          <w:rStyle w:val="VerbatimChar"/>
+        </w:rPr>
+        <w:t xml:space="preserve">    evaluate interpolation by barycentric Lagrange</w:t>
+      </w:r>
+      <w:r>
+        <w:br/>
+      </w:r>
+      <w:r>
+        <w:rPr>
+          <w:rStyle w:val="VerbatimChar"/>
+        </w:rPr>
+        <w:t xml:space="preserve">    compare both interpolants with exact function</w:t>
+      </w:r>
+      <w:r>
+        <w:br/>
+      </w:r>
+      <w:r>
+        <w:rPr>
+          <w:rStyle w:val="VerbatimChar"/>
+        </w:rPr>
+        <w:t xml:space="preserve">    record max_abs_error and RMSE</w:t>
+      </w:r>
+      <w:r>
+        <w:br/>
+      </w:r>
+      <w:r>
+        <w:rPr>
+          <w:rStyle w:val="VerbatimChar"/>
+        </w:rPr>
+        <w:t xml:space="preserve">end for</w:t>
+      </w:r>
+    </w:p>
+    <w:bookmarkEnd w:id="55"/>
+    <w:bookmarkStart w:id="56" w:name="问题答案-5"/>
+    <w:p>
+      <w:pPr>
+        <w:pStyle w:val="Heading3"/>
+      </w:pPr>
+      <w:r>
+        <w:rPr>
+          <w:rStyle w:val="SectionNumber"/>
+        </w:rPr>
+        <w:t xml:space="preserve">0.6.3</w:t>
+      </w:r>
+      <w:r>
+        <w:tab/>
+      </w:r>
+      <w:r>
+        <w:rPr>
+          <w:rFonts w:hint="eastAsia"/>
+        </w:rPr>
+        <w:t xml:space="preserve">问题答案</w:t>
+      </w:r>
+    </w:p>
+    <w:p>
+      <w:pPr>
+        <w:pStyle w:val="FirstParagraph"/>
+      </w:pPr>
+      <w:r>
+        <w:rPr>
+          <w:rFonts w:hint="eastAsia"/>
+        </w:rPr>
+        <w:t xml:space="preserve">继续增加节点数后，插值误差随次数提高而明显下降。</w:t>
+      </w:r>
+      <w:r>
+        <w:rPr>
+          <w:rStyle w:val="VerbatimChar"/>
+        </w:rPr>
+        <w:t xml:space="preserve">21</w:t>
+      </w:r>
+      <w:r>
+        <w:t xml:space="preserve"> </w:t>
+      </w:r>
+      <w:r>
+        <w:rPr>
+          <w:rFonts w:hint="eastAsia"/>
+        </w:rPr>
+        <w:t xml:space="preserve">个节点时，最大绝对误差已降至</w:t>
+      </w:r>
+      <w:r>
+        <w:t xml:space="preserve"> </w:t>
+      </w:r>
+      <w:r>
+        <w:rPr>
+          <w:rStyle w:val="VerbatimChar"/>
+        </w:rPr>
+        <w:t xml:space="preserve">5.87\times 10^{-7}</w:t>
+      </w:r>
+      <w:r>
+        <w:t xml:space="preserve">。</w:t>
+      </w:r>
+    </w:p>
+    <w:bookmarkEnd w:id="56"/>
+    <w:bookmarkStart w:id="57" w:name="分析-5"/>
+    <w:p>
+      <w:pPr>
+        <w:pStyle w:val="Heading3"/>
+      </w:pPr>
+      <w:r>
+        <w:rPr>
+          <w:rStyle w:val="SectionNumber"/>
+        </w:rPr>
+        <w:t xml:space="preserve">0.6.4</w:t>
+      </w:r>
+      <w:r>
+        <w:tab/>
+      </w:r>
+      <w:r>
+        <w:rPr>
+          <w:rFonts w:hint="eastAsia"/>
+        </w:rPr>
+        <w:t xml:space="preserve">分析</w:t>
+      </w:r>
+    </w:p>
+    <w:p>
+      <w:pPr>
+        <w:pStyle w:val="FirstParagraph"/>
+      </w:pPr>
+      <w:r>
+        <w:rPr>
+          <w:rFonts w:hint="eastAsia"/>
+        </w:rPr>
+        <w:t xml:space="preserve">这一结果与第二题形成鲜明对照。</w:t>
+      </w:r>
+      <w:r>
+        <w:rPr>
+          <w:rStyle w:val="VerbatimChar"/>
+        </w:rPr>
+        <w:t xml:space="preserve">x\sin(2\pi x+1)</w:t>
+      </w:r>
+      <w:r>
+        <w:t xml:space="preserve"> </w:t>
+      </w:r>
+      <w:r>
+        <w:rPr>
+          <w:rFonts w:hint="eastAsia"/>
+        </w:rPr>
+        <w:t xml:space="preserve">在边界附近没有</w:t>
+      </w:r>
+      <w:r>
+        <w:t xml:space="preserve"> Runge </w:t>
+      </w:r>
+      <w:r>
+        <w:rPr>
+          <w:rFonts w:hint="eastAsia"/>
+        </w:rPr>
+        <w:t xml:space="preserve">函数那样强烈的端点张力，因此高阶等距插值并未触发灾难性振荡。由此可见，插值效果高度依赖目标函数形状，不能将第二题中的失败经验机械外推到所有函数。</w:t>
+      </w:r>
+    </w:p>
+    <w:bookmarkEnd w:id="57"/>
+    <w:bookmarkEnd w:id="58"/>
+    <w:bookmarkEnd w:id="59"/>
+    <w:bookmarkStart w:id="72" w:name="iv.-project-2高精度圆周率计算"/>
+    <w:p>
+      <w:pPr>
+        <w:pStyle w:val="Heading1"/>
+      </w:pPr>
+      <w:r>
+        <w:t xml:space="preserve">IV. Project </w:t>
+      </w:r>
+      <w:r>
+        <w:rPr>
+          <w:rFonts w:hint="eastAsia"/>
+        </w:rPr>
+        <w:t xml:space="preserve">2：高精度圆周率计算</w:t>
+      </w:r>
+    </w:p>
+    <w:p>
+      <w:pPr>
+        <w:pStyle w:val="FirstParagraph"/>
+      </w:pPr>
+      <w:r>
+        <w:rPr>
+          <w:b/>
+          <w:bCs/>
+        </w:rPr>
+        <w:t xml:space="preserve">Problem </w:t>
+      </w:r>
+      <w:r>
+        <w:rPr>
+          <w:rFonts w:hint="eastAsia"/>
+          <w:b/>
+          <w:bCs/>
+        </w:rPr>
+        <w:t xml:space="preserve">4：Project</w:t>
+      </w:r>
+      <w:r>
+        <w:rPr>
+          <w:b/>
+          <w:bCs/>
+        </w:rPr>
+        <w:t xml:space="preserve"> </w:t>
+      </w:r>
+      <w:r>
+        <w:rPr>
+          <w:rFonts w:hint="eastAsia"/>
+          <w:b/>
+          <w:bCs/>
+        </w:rPr>
+        <w:t xml:space="preserve">2：高精度圆周率计算</w:t>
+      </w:r>
+    </w:p>
+    <w:p>
+      <w:pPr>
+        <w:pStyle w:val="BodyText"/>
+      </w:pPr>
+      <w:r>
+        <w:t xml:space="preserve">Project 2 </w:t>
+      </w:r>
+      <w:r>
+        <w:rPr>
+          <w:rFonts w:hint="eastAsia"/>
+        </w:rPr>
+        <w:t xml:space="preserve">要求在笔记本电脑上计算</w:t>
+      </w:r>
+      <w:r>
+        <w:t xml:space="preserve"> </w:t>
+      </w:r>
+      <m:oMath>
+        <m:r>
+          <m:t>π</m:t>
+        </m:r>
+      </m:oMath>
+      <w:r>
+        <w:rPr>
+          <w:rFonts w:hint="eastAsia"/>
+        </w:rPr>
+        <w:t xml:space="preserve">，精确到小数点后至少</w:t>
+      </w:r>
+      <w:r>
+        <w:t xml:space="preserve"> </w:t>
+      </w:r>
+      <w:r>
+        <w:rPr>
+          <w:rStyle w:val="VerbatimChar"/>
+        </w:rPr>
+        <w:t xml:space="preserve">10000</w:t>
+      </w:r>
+      <w:r>
+        <w:t xml:space="preserve"> </w:t>
+      </w:r>
+      <w:r>
+        <w:rPr>
+          <w:rFonts w:hint="eastAsia"/>
+        </w:rPr>
+        <w:t xml:space="preserve">位，并尽量兼顾：</w:t>
+      </w:r>
+    </w:p>
+    <w:bookmarkStart w:id="66" w:name="problem-41计算速度"/>
+    <w:p>
+      <w:pPr>
+        <w:pStyle w:val="Heading2"/>
+      </w:pPr>
+      <w:r>
+        <w:rPr>
+          <w:rStyle w:val="SectionNumber"/>
+        </w:rPr>
+        <w:t xml:space="preserve">0.7</w:t>
+      </w:r>
+      <w:r>
+        <w:tab/>
+      </w:r>
+      <w:r>
+        <w:t xml:space="preserve">Problem </w:t>
+      </w:r>
+      <w:r>
+        <w:rPr>
+          <w:rFonts w:hint="eastAsia"/>
+        </w:rPr>
+        <w:t xml:space="preserve">4(1)：计算速度</w:t>
+      </w:r>
+    </w:p>
+    <w:p>
+      <w:pPr>
+        <w:pStyle w:val="FirstParagraph"/>
+      </w:pPr>
+      <w:r>
+        <w:rPr>
+          <w:rFonts w:hint="eastAsia"/>
+        </w:rPr>
+        <w:t xml:space="preserve">相关脚本：</w:t>
+      </w:r>
+    </w:p>
+    <w:p>
+      <w:pPr>
+        <w:pStyle w:val="Compact"/>
+        <w:numPr>
+          <w:ilvl w:val="0"/>
+          <w:numId w:val="1007"/>
+        </w:numPr>
+      </w:pPr>
+      <w:hyperlink r:id="rId60">
         <w:r>
           <w:rPr>
             <w:rStyle w:val="Hyperlink"/>
@@ -4241,10 +5075,10 @@
         <w:pStyle w:val="Compact"/>
         <w:numPr>
           <w:ilvl w:val="0"/>
-          <w:numId w:val="1004"/>
+          <w:numId w:val="1007"/>
         </w:numPr>
       </w:pPr>
-      <w:hyperlink r:id="rId59">
+      <w:hyperlink r:id="rId61">
         <w:r>
           <w:rPr>
             <w:rStyle w:val="Hyperlink"/>
@@ -4253,16 +5087,16 @@
         </w:r>
       </w:hyperlink>
     </w:p>
-    <w:bookmarkStart w:id="62" w:name="待求问题-3"/>
-    <w:p>
-      <w:pPr>
-        <w:pStyle w:val="Heading2"/>
+    <w:bookmarkStart w:id="62" w:name="待求问题-6"/>
+    <w:p>
+      <w:pPr>
+        <w:pStyle w:val="Heading3"/>
       </w:pPr>
       <w:r>
         <w:rPr>
           <w:rStyle w:val="SectionNumber"/>
         </w:rPr>
-        <w:t xml:space="preserve">4.1</w:t>
+        <w:t xml:space="preserve">0.7.1</w:t>
       </w:r>
       <w:r>
         <w:tab/>
@@ -4279,48 +5113,294 @@
         <w:pStyle w:val="FirstParagraph"/>
       </w:pPr>
       <w:r>
-        <w:t xml:space="preserve">Project 2 </w:t>
-      </w:r>
-      <w:r>
-        <w:rPr>
-          <w:rFonts w:hint="eastAsia"/>
-        </w:rPr>
-        <w:t xml:space="preserve">要求在笔记本电脑上计算</w:t>
+        <w:rPr>
+          <w:rFonts w:hint="eastAsia"/>
+        </w:rPr>
+        <w:t xml:space="preserve">尽量提高计算速度。</w:t>
+      </w:r>
+    </w:p>
+    <w:bookmarkEnd w:id="62"/>
+    <w:bookmarkStart w:id="63" w:name="解决方式-6"/>
+    <w:p>
+      <w:pPr>
+        <w:pStyle w:val="Heading3"/>
+      </w:pPr>
+      <w:r>
+        <w:rPr>
+          <w:rStyle w:val="SectionNumber"/>
+        </w:rPr>
+        <w:t xml:space="preserve">0.7.2</w:t>
+      </w:r>
+      <w:r>
+        <w:tab/>
+      </w:r>
+      <w:r>
+        <w:rPr>
+          <w:rFonts w:hint="eastAsia"/>
+        </w:rPr>
+        <w:t xml:space="preserve">解决方式</w:t>
+      </w:r>
+    </w:p>
+    <w:p>
+      <w:pPr>
+        <w:pStyle w:val="FirstParagraph"/>
+      </w:pPr>
+      <w:r>
+        <w:rPr>
+          <w:rFonts w:hint="eastAsia"/>
+        </w:rPr>
+        <w:t xml:space="preserve">主计算路线采用</w:t>
+      </w:r>
+      <w:r>
+        <w:t xml:space="preserve"> Chudnovsky </w:t>
+      </w:r>
+      <w:r>
+        <w:rPr>
+          <w:rFonts w:hint="eastAsia"/>
+        </w:rPr>
+        <w:t xml:space="preserve">公式与</w:t>
+      </w:r>
+      <w:r>
+        <w:t xml:space="preserve"> binary </w:t>
+      </w:r>
+      <w:r>
+        <w:rPr>
+          <w:rFonts w:hint="eastAsia"/>
+        </w:rPr>
+        <w:t xml:space="preserve">splitting：</w:t>
+      </w:r>
+    </w:p>
+    <w:p>
+      <w:pPr>
+        <w:pStyle w:val="SourceCode"/>
+      </w:pPr>
+      <w:r>
+        <w:rPr>
+          <w:rStyle w:val="VerbatimChar"/>
+        </w:rPr>
+        <w:t xml:space="preserve">Input : target decimal digits d</w:t>
+      </w:r>
+      <w:r>
+        <w:br/>
+      </w:r>
+      <w:r>
+        <w:rPr>
+          <w:rStyle w:val="VerbatimChar"/>
+        </w:rPr>
+        <w:t xml:space="preserve">Output: decimal expansion of pi and benchmark summary</w:t>
+      </w:r>
+      <w:r>
+        <w:br/>
+      </w:r>
+      <w:r>
+        <w:br/>
+      </w:r>
+      <w:r>
+        <w:rPr>
+          <w:rStyle w:val="VerbatimChar"/>
+        </w:rPr>
+        <w:t xml:space="preserve">N &lt;- number of Chudnovsky terms required by d</w:t>
+      </w:r>
+      <w:r>
+        <w:br/>
+      </w:r>
+      <w:r>
+        <w:rPr>
+          <w:rStyle w:val="VerbatimChar"/>
+        </w:rPr>
+        <w:t xml:space="preserve">(P, Q, T) &lt;- binary_split(0, N)</w:t>
+      </w:r>
+      <w:r>
+        <w:br/>
+      </w:r>
+      <w:r>
+        <w:rPr>
+          <w:rStyle w:val="VerbatimChar"/>
+        </w:rPr>
+        <w:t xml:space="preserve">s &lt;- guard digits</w:t>
+      </w:r>
+      <w:r>
+        <w:br/>
+      </w:r>
+      <w:r>
+        <w:rPr>
+          <w:rStyle w:val="VerbatimChar"/>
+        </w:rPr>
+        <w:t xml:space="preserve">X &lt;- isqrt(10005 * 10^(2(d+s)))</w:t>
+      </w:r>
+      <w:r>
+        <w:br/>
+      </w:r>
+      <w:r>
+        <w:rPr>
+          <w:rStyle w:val="VerbatimChar"/>
+        </w:rPr>
+        <w:t xml:space="preserve">pi_scaled &lt;- floor(426880 * X * Q / T)</w:t>
+      </w:r>
+      <w:r>
+        <w:br/>
+      </w:r>
+      <w:r>
+        <w:rPr>
+          <w:rStyle w:val="VerbatimChar"/>
+        </w:rPr>
+        <w:t xml:space="preserve">truncate guard digits and format decimal string</w:t>
+      </w:r>
+      <w:r>
+        <w:br/>
+      </w:r>
+      <w:r>
+        <w:br/>
+      </w:r>
+      <w:r>
+        <w:rPr>
+          <w:rStyle w:val="VerbatimChar"/>
+        </w:rPr>
+        <w:t xml:space="preserve">benchmark multiple backends:</w:t>
+      </w:r>
+      <w:r>
+        <w:br/>
+      </w:r>
+      <w:r>
+        <w:rPr>
+          <w:rStyle w:val="VerbatimChar"/>
+        </w:rPr>
+        <w:t xml:space="preserve">    optimized CPU GMP route</w:t>
+      </w:r>
+      <w:r>
+        <w:br/>
+      </w:r>
+      <w:r>
+        <w:rPr>
+          <w:rStyle w:val="VerbatimChar"/>
+        </w:rPr>
+        <w:t xml:space="preserve">    GPU hybrid route</w:t>
+      </w:r>
+      <w:r>
+        <w:br/>
+      </w:r>
+      <w:r>
+        <w:rPr>
+          <w:rStyle w:val="VerbatimChar"/>
+        </w:rPr>
+        <w:t xml:space="preserve">    y-cruncher reference route</w:t>
+      </w:r>
+    </w:p>
+    <w:p>
+      <w:pPr>
+        <w:pStyle w:val="FirstParagraph"/>
+      </w:pPr>
+      <w:r>
+        <w:rPr>
+          <w:rFonts w:hint="eastAsia"/>
+        </w:rPr>
+        <w:t xml:space="preserve">其中，完整高精度结果文件通过</w:t>
       </w:r>
       <w:r>
         <w:t xml:space="preserve"> </w:t>
       </w:r>
-      <m:oMath>
-        <m:r>
-          <m:t>π</m:t>
-        </m:r>
-      </m:oMath>
-      <w:r>
-        <w:rPr>
-          <w:rFonts w:hint="eastAsia"/>
-        </w:rPr>
-        <w:t xml:space="preserve">，精确到小数点后至少</w:t>
+      <w:r>
+        <w:rPr>
+          <w:rStyle w:val="VerbatimChar"/>
+        </w:rPr>
+        <w:t xml:space="preserve">results/project2_pi_100000000_digits.txt</w:t>
       </w:r>
       <w:r>
         <w:t xml:space="preserve"> </w:t>
       </w:r>
       <w:r>
         <w:rPr>
-          <w:rStyle w:val="VerbatimChar"/>
-        </w:rPr>
-        <w:t xml:space="preserve">10000</w:t>
+          <w:rFonts w:hint="eastAsia"/>
+        </w:rPr>
+        <w:t xml:space="preserve">保存；不同后端的速度比较通过</w:t>
+      </w:r>
+      <w:r>
+        <w:t xml:space="preserve"> CSV benchmark </w:t>
+      </w:r>
+      <w:r>
+        <w:rPr>
+          <w:rFonts w:hint="eastAsia"/>
+        </w:rPr>
+        <w:t xml:space="preserve">汇总。</w:t>
+      </w:r>
+    </w:p>
+    <w:bookmarkEnd w:id="63"/>
+    <w:bookmarkStart w:id="64" w:name="问题答案-6"/>
+    <w:p>
+      <w:pPr>
+        <w:pStyle w:val="Heading3"/>
+      </w:pPr>
+      <w:r>
+        <w:rPr>
+          <w:rStyle w:val="SectionNumber"/>
+        </w:rPr>
+        <w:t xml:space="preserve">0.7.3</w:t>
+      </w:r>
+      <w:r>
+        <w:tab/>
+      </w:r>
+      <w:r>
+        <w:rPr>
+          <w:rFonts w:hint="eastAsia"/>
+        </w:rPr>
+        <w:t xml:space="preserve">问题答案</w:t>
+      </w:r>
+    </w:p>
+    <w:p>
+      <w:pPr>
+        <w:pStyle w:val="FirstParagraph"/>
+      </w:pPr>
+      <w:r>
+        <w:rPr>
+          <w:rFonts w:hint="eastAsia"/>
+        </w:rPr>
+        <w:t xml:space="preserve">若比较自研完整流水线，GPU-resident</w:t>
       </w:r>
       <w:r>
         <w:t xml:space="preserve"> </w:t>
       </w:r>
       <w:r>
         <w:rPr>
-          <w:rFonts w:hint="eastAsia"/>
-        </w:rPr>
-        <w:t xml:space="preserve">位，并尽量兼顾：</w:t>
-      </w:r>
-    </w:p>
-    <w:bookmarkStart w:id="60" w:name="计算速度"/>
+          <w:rStyle w:val="VerbatimChar"/>
+        </w:rPr>
+        <w:t xml:space="preserve">v4</w:t>
+      </w:r>
+      <w:r>
+        <w:t xml:space="preserve"> </w:t>
+      </w:r>
+      <w:r>
+        <w:rPr>
+          <w:rFonts w:hint="eastAsia"/>
+        </w:rPr>
+        <w:t xml:space="preserve">已比</w:t>
+      </w:r>
+      <w:r>
+        <w:t xml:space="preserve"> CPU </w:t>
+      </w:r>
+      <w:r>
+        <w:rPr>
+          <w:rFonts w:hint="eastAsia"/>
+        </w:rPr>
+        <w:t xml:space="preserve">基线明显更快；若追求本机端到端极限，</w:t>
+      </w:r>
+      <w:r>
+        <w:rPr>
+          <w:rStyle w:val="VerbatimChar"/>
+        </w:rPr>
+        <w:t xml:space="preserve">y-cruncher</w:t>
+      </w:r>
+      <w:r>
+        <w:t xml:space="preserve"> </w:t>
+      </w:r>
+      <w:r>
+        <w:rPr>
+          <w:rFonts w:hint="eastAsia"/>
+        </w:rPr>
+        <w:t xml:space="preserve">仍是当前最快的完整求解路线。</w:t>
+      </w:r>
+    </w:p>
+    <w:bookmarkEnd w:id="64"/>
+    <w:bookmarkStart w:id="65" w:name="分析-6"/>
     <w:p>
       <w:pPr>
         <w:pStyle w:val="Heading3"/>
@@ -4329,956 +5409,7 @@
         <w:rPr>
           <w:rStyle w:val="SectionNumber"/>
         </w:rPr>
-        <w:t xml:space="preserve">4.1.1</w:t>
-      </w:r>
-      <w:r>
-        <w:tab/>
-      </w:r>
-      <w:r>
-        <w:t xml:space="preserve">(1) </w:t>
-      </w:r>
-      <w:r>
-        <w:rPr>
-          <w:rFonts w:hint="eastAsia"/>
-        </w:rPr>
-        <w:t xml:space="preserve">计算速度</w:t>
-      </w:r>
-    </w:p>
-    <w:p>
-      <w:pPr>
-        <w:pStyle w:val="FirstParagraph"/>
-      </w:pPr>
-      <w:r>
-        <w:rPr>
-          <w:rFonts w:hint="eastAsia"/>
-        </w:rPr>
-        <w:t xml:space="preserve">尽量提高计算速度。</w:t>
-      </w:r>
-    </w:p>
-    <w:bookmarkEnd w:id="60"/>
-    <w:bookmarkStart w:id="61" w:name="可达到的位数规模"/>
-    <w:p>
-      <w:pPr>
-        <w:pStyle w:val="Heading3"/>
-      </w:pPr>
-      <w:r>
-        <w:rPr>
-          <w:rStyle w:val="SectionNumber"/>
-        </w:rPr>
-        <w:t xml:space="preserve">4.1.2</w:t>
-      </w:r>
-      <w:r>
-        <w:tab/>
-      </w:r>
-      <w:r>
-        <w:t xml:space="preserve">(2) </w:t>
-      </w:r>
-      <w:r>
-        <w:rPr>
-          <w:rFonts w:hint="eastAsia"/>
-        </w:rPr>
-        <w:t xml:space="preserve">可达到的位数规模</w:t>
-      </w:r>
-    </w:p>
-    <w:p>
-      <w:pPr>
-        <w:pStyle w:val="FirstParagraph"/>
-      </w:pPr>
-      <w:r>
-        <w:rPr>
-          <w:rFonts w:hint="eastAsia"/>
-        </w:rPr>
-        <w:t xml:space="preserve">尽量提高可达到的位数规模，且至少达到小数点后</w:t>
-      </w:r>
-      <w:r>
-        <w:t xml:space="preserve"> </w:t>
-      </w:r>
-      <w:r>
-        <w:rPr>
-          <w:rStyle w:val="VerbatimChar"/>
-        </w:rPr>
-        <w:t xml:space="preserve">10000</w:t>
-      </w:r>
-      <w:r>
-        <w:t xml:space="preserve"> </w:t>
-      </w:r>
-      <w:r>
-        <w:rPr>
-          <w:rFonts w:hint="eastAsia"/>
-        </w:rPr>
-        <w:t xml:space="preserve">位。</w:t>
-      </w:r>
-    </w:p>
-    <w:bookmarkEnd w:id="61"/>
-    <w:bookmarkEnd w:id="62"/>
-    <w:bookmarkStart w:id="63" w:name="解决方式-3"/>
-    <w:p>
-      <w:pPr>
-        <w:pStyle w:val="Heading2"/>
-      </w:pPr>
-      <w:r>
-        <w:rPr>
-          <w:rStyle w:val="SectionNumber"/>
-        </w:rPr>
-        <w:t xml:space="preserve">4.2</w:t>
-      </w:r>
-      <w:r>
-        <w:tab/>
-      </w:r>
-      <w:r>
-        <w:rPr>
-          <w:rFonts w:hint="eastAsia"/>
-        </w:rPr>
-        <w:t xml:space="preserve">解决方式</w:t>
-      </w:r>
-    </w:p>
-    <w:p>
-      <w:pPr>
-        <w:pStyle w:val="FirstParagraph"/>
-      </w:pPr>
-      <w:r>
-        <w:rPr>
-          <w:rFonts w:hint="eastAsia"/>
-        </w:rPr>
-        <w:t xml:space="preserve">主计算路线采用</w:t>
-      </w:r>
-      <w:r>
-        <w:t xml:space="preserve"> Chudnovsky </w:t>
-      </w:r>
-      <w:r>
-        <w:rPr>
-          <w:rFonts w:hint="eastAsia"/>
-        </w:rPr>
-        <w:t xml:space="preserve">公式与</w:t>
-      </w:r>
-      <w:r>
-        <w:t xml:space="preserve"> binary </w:t>
-      </w:r>
-      <w:r>
-        <w:rPr>
-          <w:rFonts w:hint="eastAsia"/>
-        </w:rPr>
-        <w:t xml:space="preserve">splitting：</w:t>
-      </w:r>
-    </w:p>
-    <w:p>
-      <w:pPr>
-        <w:pStyle w:val="SourceCode"/>
-      </w:pPr>
-      <w:r>
-        <w:rPr>
-          <w:rStyle w:val="VerbatimChar"/>
-        </w:rPr>
-        <w:t xml:space="preserve">Input : target decimal digits d</w:t>
-      </w:r>
-      <w:r>
-        <w:br/>
-      </w:r>
-      <w:r>
-        <w:rPr>
-          <w:rStyle w:val="VerbatimChar"/>
-        </w:rPr>
-        <w:t xml:space="preserve">Output: decimal expansion of pi and benchmark summary</w:t>
-      </w:r>
-      <w:r>
-        <w:br/>
-      </w:r>
-      <w:r>
-        <w:br/>
-      </w:r>
-      <w:r>
-        <w:rPr>
-          <w:rStyle w:val="VerbatimChar"/>
-        </w:rPr>
-        <w:t xml:space="preserve">N &lt;- number of Chudnovsky terms required by d</w:t>
-      </w:r>
-      <w:r>
-        <w:br/>
-      </w:r>
-      <w:r>
-        <w:rPr>
-          <w:rStyle w:val="VerbatimChar"/>
-        </w:rPr>
-        <w:t xml:space="preserve">(P, Q, T) &lt;- binary_split(0, N)</w:t>
-      </w:r>
-      <w:r>
-        <w:br/>
-      </w:r>
-      <w:r>
-        <w:rPr>
-          <w:rStyle w:val="VerbatimChar"/>
-        </w:rPr>
-        <w:t xml:space="preserve">s &lt;- guard digits</w:t>
-      </w:r>
-      <w:r>
-        <w:br/>
-      </w:r>
-      <w:r>
-        <w:rPr>
-          <w:rStyle w:val="VerbatimChar"/>
-        </w:rPr>
-        <w:t xml:space="preserve">X &lt;- isqrt(10005 * 10^(2(d+s)))</w:t>
-      </w:r>
-      <w:r>
-        <w:br/>
-      </w:r>
-      <w:r>
-        <w:rPr>
-          <w:rStyle w:val="VerbatimChar"/>
-        </w:rPr>
-        <w:t xml:space="preserve">pi_scaled &lt;- floor(426880 * X * Q / T)</w:t>
-      </w:r>
-      <w:r>
-        <w:br/>
-      </w:r>
-      <w:r>
-        <w:rPr>
-          <w:rStyle w:val="VerbatimChar"/>
-        </w:rPr>
-        <w:t xml:space="preserve">truncate guard digits and format decimal string</w:t>
-      </w:r>
-      <w:r>
-        <w:br/>
-      </w:r>
-      <w:r>
-        <w:br/>
-      </w:r>
-      <w:r>
-        <w:rPr>
-          <w:rStyle w:val="VerbatimChar"/>
-        </w:rPr>
-        <w:t xml:space="preserve">benchmark multiple backends:</w:t>
-      </w:r>
-      <w:r>
-        <w:br/>
-      </w:r>
-      <w:r>
-        <w:rPr>
-          <w:rStyle w:val="VerbatimChar"/>
-        </w:rPr>
-        <w:t xml:space="preserve">    optimized CPU GMP route</w:t>
-      </w:r>
-      <w:r>
-        <w:br/>
-      </w:r>
-      <w:r>
-        <w:rPr>
-          <w:rStyle w:val="VerbatimChar"/>
-        </w:rPr>
-        <w:t xml:space="preserve">    GPU hybrid route</w:t>
-      </w:r>
-      <w:r>
-        <w:br/>
-      </w:r>
-      <w:r>
-        <w:rPr>
-          <w:rStyle w:val="VerbatimChar"/>
-        </w:rPr>
-        <w:t xml:space="preserve">    y-cruncher reference route</w:t>
-      </w:r>
-    </w:p>
-    <w:p>
-      <w:pPr>
-        <w:pStyle w:val="FirstParagraph"/>
-      </w:pPr>
-      <w:r>
-        <w:rPr>
-          <w:rFonts w:hint="eastAsia"/>
-        </w:rPr>
-        <w:t xml:space="preserve">其中，完整高精度结果文件通过</w:t>
-      </w:r>
-      <w:r>
-        <w:t xml:space="preserve"> </w:t>
-      </w:r>
-      <w:r>
-        <w:rPr>
-          <w:rStyle w:val="VerbatimChar"/>
-        </w:rPr>
-        <w:t xml:space="preserve">results/project2_pi_100000000_digits.txt</w:t>
-      </w:r>
-      <w:r>
-        <w:t xml:space="preserve"> </w:t>
-      </w:r>
-      <w:r>
-        <w:rPr>
-          <w:rFonts w:hint="eastAsia"/>
-        </w:rPr>
-        <w:t xml:space="preserve">保存；不同后端的速度比较通过</w:t>
-      </w:r>
-      <w:r>
-        <w:t xml:space="preserve"> CSV benchmark </w:t>
-      </w:r>
-      <w:r>
-        <w:rPr>
-          <w:rFonts w:hint="eastAsia"/>
-        </w:rPr>
-        <w:t xml:space="preserve">汇总。</w:t>
-      </w:r>
-    </w:p>
-    <w:bookmarkEnd w:id="63"/>
-    <w:bookmarkStart w:id="66" w:name="问题答案-3"/>
-    <w:p>
-      <w:pPr>
-        <w:pStyle w:val="Heading2"/>
-      </w:pPr>
-      <w:r>
-        <w:rPr>
-          <w:rStyle w:val="SectionNumber"/>
-        </w:rPr>
-        <w:t xml:space="preserve">4.3</w:t>
-      </w:r>
-      <w:r>
-        <w:tab/>
-      </w:r>
-      <w:r>
-        <w:rPr>
-          <w:rFonts w:hint="eastAsia"/>
-        </w:rPr>
-        <w:t xml:space="preserve">问题答案</w:t>
-      </w:r>
-    </w:p>
-    <w:p>
-      <w:pPr>
-        <w:pStyle w:val="FirstParagraph"/>
-      </w:pPr>
-      <w:r>
-        <w:rPr>
-          <w:rFonts w:hint="eastAsia"/>
-        </w:rPr>
-        <w:t xml:space="preserve">本次实验已经稳定生成</w:t>
-      </w:r>
-      <w:r>
-        <w:t xml:space="preserve"> </w:t>
-      </w:r>
-      <w:r>
-        <w:rPr>
-          <w:rStyle w:val="VerbatimChar"/>
-        </w:rPr>
-        <w:t xml:space="preserve">100000000</w:t>
-      </w:r>
-      <w:r>
-        <w:t xml:space="preserve"> </w:t>
-      </w:r>
-      <w:r>
-        <w:rPr>
-          <w:rFonts w:hint="eastAsia"/>
-        </w:rPr>
-        <w:t xml:space="preserve">位十进制结果文件，显著超过题目要求的</w:t>
-      </w:r>
-      <w:r>
-        <w:t xml:space="preserve"> </w:t>
-      </w:r>
-      <w:r>
-        <w:rPr>
-          <w:rStyle w:val="VerbatimChar"/>
-        </w:rPr>
-        <w:t xml:space="preserve">10000</w:t>
-      </w:r>
-      <w:r>
-        <w:t xml:space="preserve"> </w:t>
-      </w:r>
-      <w:r>
-        <w:rPr>
-          <w:rFonts w:hint="eastAsia"/>
-        </w:rPr>
-        <w:t xml:space="preserve">位下限。代表性后端比较见表</w:t>
-      </w:r>
-      <w:r>
-        <w:t xml:space="preserve"> 5。</w:t>
-      </w:r>
-    </w:p>
-    <w:tbl>
-      <w:tblPr>
-        <w:tblStyle w:val="Table"/>
-        <w:tblW w:type="auto" w:w="0"/>
-        <w:tblLook w:firstRow="1" w:lastRow="0" w:firstColumn="0" w:lastColumn="0" w:noHBand="0" w:noVBand="0" w:val="0020"/>
-      </w:tblPr>
-      <w:tblGrid>
-        <w:gridCol w:w="1584"/>
-        <w:gridCol w:w="1584"/>
-        <w:gridCol w:w="1584"/>
-        <w:gridCol w:w="1584"/>
-        <w:gridCol w:w="1584"/>
-      </w:tblGrid>
-      <w:tr>
-        <w:trPr>
-          <w:tblHeader w:val="on"/>
-        </w:trPr>
-        <w:tc>
-          <w:tcPr/>
-          <w:p>
-            <w:pPr>
-              <w:pStyle w:val="Compact"/>
-              <w:jc w:val="left"/>
-            </w:pPr>
-            <w:r>
-              <w:rPr>
-                <w:rFonts w:hint="eastAsia"/>
-              </w:rPr>
-              <w:t xml:space="preserve">后端</w:t>
-            </w:r>
-          </w:p>
-        </w:tc>
-        <w:tc>
-          <w:tcPr/>
-          <w:p>
-            <w:pPr>
-              <w:pStyle w:val="Compact"/>
-              <w:jc w:val="left"/>
-            </w:pPr>
-            <w:r>
-              <w:rPr>
-                <w:rFonts w:hint="eastAsia"/>
-              </w:rPr>
-              <w:t xml:space="preserve">工作类型</w:t>
-            </w:r>
-          </w:p>
-        </w:tc>
-        <w:tc>
-          <w:tcPr/>
-          <w:p>
-            <w:pPr>
-              <w:pStyle w:val="Compact"/>
-              <w:jc w:val="right"/>
-            </w:pPr>
-            <w:r>
-              <w:rPr>
-                <w:rFonts w:hint="eastAsia"/>
-              </w:rPr>
-              <w:t xml:space="preserve">位数</w:t>
-            </w:r>
-          </w:p>
-        </w:tc>
-        <w:tc>
-          <w:tcPr/>
-          <w:p>
-            <w:pPr>
-              <w:pStyle w:val="Compact"/>
-              <w:jc w:val="right"/>
-            </w:pPr>
-            <w:r>
-              <w:rPr>
-                <w:rFonts w:hint="eastAsia"/>
-              </w:rPr>
-              <w:t xml:space="preserve">用时</w:t>
-            </w:r>
-            <w:r>
-              <w:t xml:space="preserve"> / s</w:t>
-            </w:r>
-          </w:p>
-        </w:tc>
-        <w:tc>
-          <w:tcPr/>
-          <w:p>
-            <w:pPr>
-              <w:pStyle w:val="Compact"/>
-              <w:jc w:val="right"/>
-            </w:pPr>
-            <w:r>
-              <w:rPr>
-                <w:rFonts w:hint="eastAsia"/>
-              </w:rPr>
-              <w:t xml:space="preserve">数字吞吐率</w:t>
-            </w:r>
-            <w:r>
-              <w:t xml:space="preserve"> / digits/s</w:t>
-            </w:r>
-          </w:p>
-        </w:tc>
-      </w:tr>
-      <w:tr>
-        <w:tc>
-          <w:tcPr/>
-          <w:p>
-            <w:pPr>
-              <w:pStyle w:val="Compact"/>
-              <w:jc w:val="left"/>
-            </w:pPr>
-            <w:r>
-              <w:t xml:space="preserve">CPU GMP </w:t>
-            </w:r>
-            <w:r>
-              <w:rPr>
-                <w:rFonts w:hint="eastAsia"/>
-              </w:rPr>
-              <w:t xml:space="preserve">基线</w:t>
-            </w:r>
-          </w:p>
-        </w:tc>
-        <w:tc>
-          <w:tcPr/>
-          <w:p>
-            <w:pPr>
-              <w:pStyle w:val="Compact"/>
-              <w:jc w:val="left"/>
-            </w:pPr>
-            <w:r>
-              <w:rPr>
-                <w:rFonts w:hint="eastAsia"/>
-              </w:rPr>
-              <w:t xml:space="preserve">完整计算</w:t>
-            </w:r>
-          </w:p>
-        </w:tc>
-        <w:tc>
-          <w:tcPr/>
-          <w:p>
-            <w:pPr>
-              <w:pStyle w:val="Compact"/>
-              <w:jc w:val="right"/>
-            </w:pPr>
-            <w:r>
-              <w:t xml:space="preserve">100000000</w:t>
-            </w:r>
-          </w:p>
-        </w:tc>
-        <w:tc>
-          <w:tcPr/>
-          <w:p>
-            <w:pPr>
-              <w:pStyle w:val="Compact"/>
-              <w:jc w:val="right"/>
-            </w:pPr>
-            <w:r>
-              <w:t xml:space="preserve">90.908825</w:t>
-            </w:r>
-          </w:p>
-        </w:tc>
-        <w:tc>
-          <w:tcPr/>
-          <w:p>
-            <w:pPr>
-              <w:pStyle w:val="Compact"/>
-              <w:jc w:val="right"/>
-            </w:pPr>
-            <w:r>
-              <w:t xml:space="preserve">1.10e+06</w:t>
-            </w:r>
-          </w:p>
-        </w:tc>
-      </w:tr>
-      <w:tr>
-        <w:tc>
-          <w:tcPr/>
-          <w:p>
-            <w:pPr>
-              <w:pStyle w:val="Compact"/>
-              <w:jc w:val="left"/>
-            </w:pPr>
-            <w:r>
-              <w:t xml:space="preserve">GPU hybrid v4</w:t>
-            </w:r>
-          </w:p>
-        </w:tc>
-        <w:tc>
-          <w:tcPr/>
-          <w:p>
-            <w:pPr>
-              <w:pStyle w:val="Compact"/>
-              <w:jc w:val="left"/>
-            </w:pPr>
-            <w:r>
-              <w:rPr>
-                <w:rFonts w:hint="eastAsia"/>
-              </w:rPr>
-              <w:t xml:space="preserve">完整计算</w:t>
-            </w:r>
-          </w:p>
-        </w:tc>
-        <w:tc>
-          <w:tcPr/>
-          <w:p>
-            <w:pPr>
-              <w:pStyle w:val="Compact"/>
-              <w:jc w:val="right"/>
-            </w:pPr>
-            <w:r>
-              <w:t xml:space="preserve">100000000</w:t>
-            </w:r>
-          </w:p>
-        </w:tc>
-        <w:tc>
-          <w:tcPr/>
-          <w:p>
-            <w:pPr>
-              <w:pStyle w:val="Compact"/>
-              <w:jc w:val="right"/>
-            </w:pPr>
-            <w:r>
-              <w:t xml:space="preserve">36.871892</w:t>
-            </w:r>
-          </w:p>
-        </w:tc>
-        <w:tc>
-          <w:tcPr/>
-          <w:p>
-            <w:pPr>
-              <w:pStyle w:val="Compact"/>
-              <w:jc w:val="right"/>
-            </w:pPr>
-            <w:r>
-              <w:t xml:space="preserve">2.71e+06</w:t>
-            </w:r>
-          </w:p>
-        </w:tc>
-      </w:tr>
-      <w:tr>
-        <w:tc>
-          <w:tcPr/>
-          <w:p>
-            <w:pPr>
-              <w:pStyle w:val="Compact"/>
-              <w:jc w:val="left"/>
-            </w:pPr>
-            <w:r>
-              <w:t xml:space="preserve">y-cruncher 100M</w:t>
-            </w:r>
-          </w:p>
-        </w:tc>
-        <w:tc>
-          <w:tcPr/>
-          <w:p>
-            <w:pPr>
-              <w:pStyle w:val="Compact"/>
-              <w:jc w:val="left"/>
-            </w:pPr>
-            <w:r>
-              <w:rPr>
-                <w:rFonts w:hint="eastAsia"/>
-              </w:rPr>
-              <w:t xml:space="preserve">完整计算</w:t>
-            </w:r>
-          </w:p>
-        </w:tc>
-        <w:tc>
-          <w:tcPr/>
-          <w:p>
-            <w:pPr>
-              <w:pStyle w:val="Compact"/>
-              <w:jc w:val="right"/>
-            </w:pPr>
-            <w:r>
-              <w:t xml:space="preserve">100000000</w:t>
-            </w:r>
-          </w:p>
-        </w:tc>
-        <w:tc>
-          <w:tcPr/>
-          <w:p>
-            <w:pPr>
-              <w:pStyle w:val="Compact"/>
-              <w:jc w:val="right"/>
-            </w:pPr>
-            <w:r>
-              <w:t xml:space="preserve">2.124</w:t>
-            </w:r>
-          </w:p>
-        </w:tc>
-        <w:tc>
-          <w:tcPr/>
-          <w:p>
-            <w:pPr>
-              <w:pStyle w:val="Compact"/>
-              <w:jc w:val="right"/>
-            </w:pPr>
-            <w:r>
-              <w:t xml:space="preserve">4.71e+07</w:t>
-            </w:r>
-          </w:p>
-        </w:tc>
-      </w:tr>
-      <w:tr>
-        <w:tc>
-          <w:tcPr/>
-          <w:p>
-            <w:pPr>
-              <w:pStyle w:val="Compact"/>
-              <w:jc w:val="left"/>
-            </w:pPr>
-            <w:r>
-              <w:t xml:space="preserve">y-cruncher 2.5B</w:t>
-            </w:r>
-          </w:p>
-        </w:tc>
-        <w:tc>
-          <w:tcPr/>
-          <w:p>
-            <w:pPr>
-              <w:pStyle w:val="Compact"/>
-              <w:jc w:val="left"/>
-            </w:pPr>
-            <w:r>
-              <w:rPr>
-                <w:rFonts w:hint="eastAsia"/>
-              </w:rPr>
-              <w:t xml:space="preserve">完整计算</w:t>
-            </w:r>
-          </w:p>
-        </w:tc>
-        <w:tc>
-          <w:tcPr/>
-          <w:p>
-            <w:pPr>
-              <w:pStyle w:val="Compact"/>
-              <w:jc w:val="right"/>
-            </w:pPr>
-            <w:r>
-              <w:t xml:space="preserve">2500000000</w:t>
-            </w:r>
-          </w:p>
-        </w:tc>
-        <w:tc>
-          <w:tcPr/>
-          <w:p>
-            <w:pPr>
-              <w:pStyle w:val="Compact"/>
-              <w:jc w:val="right"/>
-            </w:pPr>
-            <w:r>
-              <w:t xml:space="preserve">73.693</w:t>
-            </w:r>
-          </w:p>
-        </w:tc>
-        <w:tc>
-          <w:tcPr/>
-          <w:p>
-            <w:pPr>
-              <w:pStyle w:val="Compact"/>
-              <w:jc w:val="right"/>
-            </w:pPr>
-            <w:r>
-              <w:t xml:space="preserve">3.39e+07</w:t>
-            </w:r>
-          </w:p>
-        </w:tc>
-      </w:tr>
-      <w:tr>
-        <w:tc>
-          <w:tcPr/>
-          <w:p>
-            <w:pPr>
-              <w:pStyle w:val="Compact"/>
-              <w:jc w:val="left"/>
-            </w:pPr>
-            <w:r>
-              <w:t xml:space="preserve">GPU FFT batched</w:t>
-            </w:r>
-          </w:p>
-        </w:tc>
-        <w:tc>
-          <w:tcPr/>
-          <w:p>
-            <w:pPr>
-              <w:pStyle w:val="Compact"/>
-              <w:jc w:val="left"/>
-            </w:pPr>
-            <w:r>
-              <w:rPr>
-                <w:rFonts w:hint="eastAsia"/>
-              </w:rPr>
-              <w:t xml:space="preserve">精确乘法</w:t>
-            </w:r>
-          </w:p>
-        </w:tc>
-        <w:tc>
-          <w:tcPr/>
-          <w:p>
-            <w:pPr>
-              <w:pStyle w:val="Compact"/>
-              <w:jc w:val="right"/>
-            </w:pPr>
-            <w:r>
-              <w:t xml:space="preserve">100000000</w:t>
-            </w:r>
-          </w:p>
-        </w:tc>
-        <w:tc>
-          <w:tcPr/>
-          <w:p>
-            <w:pPr>
-              <w:pStyle w:val="Compact"/>
-              <w:jc w:val="right"/>
-            </w:pPr>
-            <w:r>
-              <w:t xml:space="preserve">0.669939</w:t>
-            </w:r>
-          </w:p>
-        </w:tc>
-        <w:tc>
-          <w:tcPr/>
-          <w:p>
-            <w:pPr>
-              <w:pStyle w:val="Compact"/>
-              <w:jc w:val="right"/>
-            </w:pPr>
-            <w:r>
-              <w:t xml:space="preserve">1.49e+08</w:t>
-            </w:r>
-          </w:p>
-        </w:tc>
-      </w:tr>
-    </w:tbl>
-    <w:bookmarkStart w:id="64" w:name="计算速度-1"/>
-    <w:p>
-      <w:pPr>
-        <w:pStyle w:val="Heading3"/>
-      </w:pPr>
-      <w:r>
-        <w:rPr>
-          <w:rStyle w:val="SectionNumber"/>
-        </w:rPr>
-        <w:t xml:space="preserve">4.3.1</w:t>
-      </w:r>
-      <w:r>
-        <w:tab/>
-      </w:r>
-      <w:r>
-        <w:t xml:space="preserve">(1) </w:t>
-      </w:r>
-      <w:r>
-        <w:rPr>
-          <w:rFonts w:hint="eastAsia"/>
-        </w:rPr>
-        <w:t xml:space="preserve">计算速度</w:t>
-      </w:r>
-    </w:p>
-    <w:p>
-      <w:pPr>
-        <w:pStyle w:val="FirstParagraph"/>
-      </w:pPr>
-      <w:r>
-        <w:rPr>
-          <w:rFonts w:hint="eastAsia"/>
-        </w:rPr>
-        <w:t xml:space="preserve">若比较自研完整流水线，GPU-resident</w:t>
-      </w:r>
-      <w:r>
-        <w:t xml:space="preserve"> </w:t>
-      </w:r>
-      <w:r>
-        <w:rPr>
-          <w:rStyle w:val="VerbatimChar"/>
-        </w:rPr>
-        <w:t xml:space="preserve">v4</w:t>
-      </w:r>
-      <w:r>
-        <w:t xml:space="preserve"> </w:t>
-      </w:r>
-      <w:r>
-        <w:rPr>
-          <w:rFonts w:hint="eastAsia"/>
-        </w:rPr>
-        <w:t xml:space="preserve">已比</w:t>
-      </w:r>
-      <w:r>
-        <w:t xml:space="preserve"> CPU </w:t>
-      </w:r>
-      <w:r>
-        <w:rPr>
-          <w:rFonts w:hint="eastAsia"/>
-        </w:rPr>
-        <w:t xml:space="preserve">基线明显更快；若追求本机端到端极限，</w:t>
-      </w:r>
-      <w:r>
-        <w:rPr>
-          <w:rStyle w:val="VerbatimChar"/>
-        </w:rPr>
-        <w:t xml:space="preserve">y-cruncher</w:t>
-      </w:r>
-      <w:r>
-        <w:t xml:space="preserve"> </w:t>
-      </w:r>
-      <w:r>
-        <w:rPr>
-          <w:rFonts w:hint="eastAsia"/>
-        </w:rPr>
-        <w:t xml:space="preserve">仍是当前最快的完整求解路线。</w:t>
-      </w:r>
-    </w:p>
-    <w:bookmarkEnd w:id="64"/>
-    <w:bookmarkStart w:id="65" w:name="可达到的位数规模-1"/>
-    <w:p>
-      <w:pPr>
-        <w:pStyle w:val="Heading3"/>
-      </w:pPr>
-      <w:r>
-        <w:rPr>
-          <w:rStyle w:val="SectionNumber"/>
-        </w:rPr>
-        <w:t xml:space="preserve">4.3.2</w:t>
-      </w:r>
-      <w:r>
-        <w:tab/>
-      </w:r>
-      <w:r>
-        <w:t xml:space="preserve">(2) </w:t>
-      </w:r>
-      <w:r>
-        <w:rPr>
-          <w:rFonts w:hint="eastAsia"/>
-        </w:rPr>
-        <w:t xml:space="preserve">可达到的位数规模</w:t>
-      </w:r>
-    </w:p>
-    <w:p>
-      <w:pPr>
-        <w:pStyle w:val="FirstParagraph"/>
-      </w:pPr>
-      <w:r>
-        <w:rPr>
-          <w:rFonts w:hint="eastAsia"/>
-        </w:rPr>
-        <w:t xml:space="preserve">精度方面，题目所要求的</w:t>
-      </w:r>
-      <w:r>
-        <w:t xml:space="preserve"> </w:t>
-      </w:r>
-      <w:r>
-        <w:rPr>
-          <w:rStyle w:val="VerbatimChar"/>
-        </w:rPr>
-        <w:t xml:space="preserve">10000</w:t>
-      </w:r>
-      <w:r>
-        <w:t xml:space="preserve"> </w:t>
-      </w:r>
-      <w:r>
-        <w:rPr>
-          <w:rFonts w:hint="eastAsia"/>
-        </w:rPr>
-        <w:t xml:space="preserve">位已经被大幅超越，本次报告验证到了</w:t>
-      </w:r>
-      <w:r>
-        <w:t xml:space="preserve"> </w:t>
-      </w:r>
-      <w:r>
-        <w:rPr>
-          <w:rStyle w:val="VerbatimChar"/>
-        </w:rPr>
-        <w:t xml:space="preserve">100000000</w:t>
-      </w:r>
-      <w:r>
-        <w:t xml:space="preserve"> </w:t>
-      </w:r>
-      <w:r>
-        <w:rPr>
-          <w:rFonts w:hint="eastAsia"/>
-        </w:rPr>
-        <w:t xml:space="preserve">位完整十进制输出。</w:t>
-      </w:r>
-    </w:p>
-    <w:bookmarkEnd w:id="65"/>
-    <w:bookmarkEnd w:id="66"/>
-    <w:bookmarkStart w:id="67" w:name="分析-3"/>
-    <w:p>
-      <w:pPr>
-        <w:pStyle w:val="Heading2"/>
-      </w:pPr>
-      <w:r>
-        <w:rPr>
-          <w:rStyle w:val="SectionNumber"/>
-        </w:rPr>
-        <w:t xml:space="preserve">4.4</w:t>
+        <w:t xml:space="preserve">0.7.4</w:t>
       </w:r>
       <w:r>
         <w:tab/>
@@ -5382,7 +5513,7 @@
         <w:pStyle w:val="Compact"/>
         <w:numPr>
           <w:ilvl w:val="0"/>
-          <w:numId w:val="1005"/>
+          <w:numId w:val="1008"/>
         </w:numPr>
       </w:pPr>
       <w:r>
@@ -5406,7 +5537,7 @@
         <w:pStyle w:val="Compact"/>
         <w:numPr>
           <w:ilvl w:val="0"/>
-          <w:numId w:val="1005"/>
+          <w:numId w:val="1008"/>
         </w:numPr>
       </w:pPr>
       <w:r>
@@ -5439,7 +5570,7 @@
         <w:pStyle w:val="Compact"/>
         <w:numPr>
           <w:ilvl w:val="0"/>
-          <w:numId w:val="1005"/>
+          <w:numId w:val="1008"/>
         </w:numPr>
       </w:pPr>
       <w:r>
@@ -5458,8 +5589,601 @@
         <w:t xml:space="preserve">则提供了当前机器上的成熟工程上限，是“速度与位数同时最大化”时的最强参考答案。</w:t>
       </w:r>
     </w:p>
+    <w:bookmarkEnd w:id="65"/>
+    <w:bookmarkEnd w:id="66"/>
+    <w:bookmarkStart w:id="71" w:name="problem-42可达到的位数规模"/>
+    <w:p>
+      <w:pPr>
+        <w:pStyle w:val="Heading2"/>
+      </w:pPr>
+      <w:r>
+        <w:rPr>
+          <w:rStyle w:val="SectionNumber"/>
+        </w:rPr>
+        <w:t xml:space="preserve">0.8</w:t>
+      </w:r>
+      <w:r>
+        <w:tab/>
+      </w:r>
+      <w:r>
+        <w:t xml:space="preserve">Problem </w:t>
+      </w:r>
+      <w:r>
+        <w:rPr>
+          <w:rFonts w:hint="eastAsia"/>
+        </w:rPr>
+        <w:t xml:space="preserve">4(2)：可达到的位数规模</w:t>
+      </w:r>
+    </w:p>
+    <w:p>
+      <w:pPr>
+        <w:pStyle w:val="FirstParagraph"/>
+      </w:pPr>
+      <w:r>
+        <w:rPr>
+          <w:rFonts w:hint="eastAsia"/>
+        </w:rPr>
+        <w:t xml:space="preserve">相关脚本：</w:t>
+      </w:r>
+    </w:p>
+    <w:p>
+      <w:pPr>
+        <w:pStyle w:val="Compact"/>
+        <w:numPr>
+          <w:ilvl w:val="0"/>
+          <w:numId w:val="1009"/>
+        </w:numPr>
+      </w:pPr>
+      <w:hyperlink r:id="rId60">
+        <w:r>
+          <w:rPr>
+            <w:rStyle w:val="Hyperlink"/>
+            <w:rFonts w:hint="eastAsia"/>
+          </w:rPr>
+          <w:t xml:space="preserve">本地</w:t>
+        </w:r>
+        <w:r>
+          <w:rPr>
+            <w:rStyle w:val="Hyperlink"/>
+          </w:rPr>
+          <w:t xml:space="preserve"> scripts/problem4_project2.py</w:t>
+        </w:r>
+      </w:hyperlink>
+    </w:p>
+    <w:p>
+      <w:pPr>
+        <w:pStyle w:val="Compact"/>
+        <w:numPr>
+          <w:ilvl w:val="0"/>
+          <w:numId w:val="1009"/>
+        </w:numPr>
+      </w:pPr>
+      <w:hyperlink r:id="rId61">
+        <w:r>
+          <w:rPr>
+            <w:rStyle w:val="Hyperlink"/>
+          </w:rPr>
+          <w:t xml:space="preserve">GitHub scripts/problem4_project2.py</w:t>
+        </w:r>
+      </w:hyperlink>
+    </w:p>
+    <w:bookmarkStart w:id="67" w:name="待求问题-7"/>
+    <w:p>
+      <w:pPr>
+        <w:pStyle w:val="Heading3"/>
+      </w:pPr>
+      <w:r>
+        <w:rPr>
+          <w:rStyle w:val="SectionNumber"/>
+        </w:rPr>
+        <w:t xml:space="preserve">0.8.1</w:t>
+      </w:r>
+      <w:r>
+        <w:tab/>
+      </w:r>
+      <w:r>
+        <w:rPr>
+          <w:rFonts w:hint="eastAsia"/>
+        </w:rPr>
+        <w:t xml:space="preserve">待求问题</w:t>
+      </w:r>
+    </w:p>
+    <w:p>
+      <w:pPr>
+        <w:pStyle w:val="FirstParagraph"/>
+      </w:pPr>
+      <w:r>
+        <w:rPr>
+          <w:rFonts w:hint="eastAsia"/>
+        </w:rPr>
+        <w:t xml:space="preserve">尽量提高可达到的位数规模，且至少达到小数点后</w:t>
+      </w:r>
+      <w:r>
+        <w:t xml:space="preserve"> </w:t>
+      </w:r>
+      <w:r>
+        <w:rPr>
+          <w:rStyle w:val="VerbatimChar"/>
+        </w:rPr>
+        <w:t xml:space="preserve">10000</w:t>
+      </w:r>
+      <w:r>
+        <w:t xml:space="preserve"> </w:t>
+      </w:r>
+      <w:r>
+        <w:rPr>
+          <w:rFonts w:hint="eastAsia"/>
+        </w:rPr>
+        <w:t xml:space="preserve">位。</w:t>
+      </w:r>
+    </w:p>
     <w:bookmarkEnd w:id="67"/>
+    <w:bookmarkStart w:id="68" w:name="解决方式-7"/>
+    <w:p>
+      <w:pPr>
+        <w:pStyle w:val="Heading3"/>
+      </w:pPr>
+      <w:r>
+        <w:rPr>
+          <w:rStyle w:val="SectionNumber"/>
+        </w:rPr>
+        <w:t xml:space="preserve">0.8.2</w:t>
+      </w:r>
+      <w:r>
+        <w:tab/>
+      </w:r>
+      <w:r>
+        <w:rPr>
+          <w:rFonts w:hint="eastAsia"/>
+        </w:rPr>
+        <w:t xml:space="preserve">解决方式</w:t>
+      </w:r>
+    </w:p>
+    <w:p>
+      <w:pPr>
+        <w:pStyle w:val="FirstParagraph"/>
+      </w:pPr>
+      <w:r>
+        <w:rPr>
+          <w:rFonts w:hint="eastAsia"/>
+        </w:rPr>
+        <w:t xml:space="preserve">主计算路线采用</w:t>
+      </w:r>
+      <w:r>
+        <w:t xml:space="preserve"> Chudnovsky </w:t>
+      </w:r>
+      <w:r>
+        <w:rPr>
+          <w:rFonts w:hint="eastAsia"/>
+        </w:rPr>
+        <w:t xml:space="preserve">公式与</w:t>
+      </w:r>
+      <w:r>
+        <w:t xml:space="preserve"> binary </w:t>
+      </w:r>
+      <w:r>
+        <w:rPr>
+          <w:rFonts w:hint="eastAsia"/>
+        </w:rPr>
+        <w:t xml:space="preserve">splitting：</w:t>
+      </w:r>
+    </w:p>
+    <w:p>
+      <w:pPr>
+        <w:pStyle w:val="SourceCode"/>
+      </w:pPr>
+      <w:r>
+        <w:rPr>
+          <w:rStyle w:val="VerbatimChar"/>
+        </w:rPr>
+        <w:t xml:space="preserve">Input : target decimal digits d</w:t>
+      </w:r>
+      <w:r>
+        <w:br/>
+      </w:r>
+      <w:r>
+        <w:rPr>
+          <w:rStyle w:val="VerbatimChar"/>
+        </w:rPr>
+        <w:t xml:space="preserve">Output: decimal expansion of pi and benchmark summary</w:t>
+      </w:r>
+      <w:r>
+        <w:br/>
+      </w:r>
+      <w:r>
+        <w:br/>
+      </w:r>
+      <w:r>
+        <w:rPr>
+          <w:rStyle w:val="VerbatimChar"/>
+        </w:rPr>
+        <w:t xml:space="preserve">N &lt;- number of Chudnovsky terms required by d</w:t>
+      </w:r>
+      <w:r>
+        <w:br/>
+      </w:r>
+      <w:r>
+        <w:rPr>
+          <w:rStyle w:val="VerbatimChar"/>
+        </w:rPr>
+        <w:t xml:space="preserve">(P, Q, T) &lt;- binary_split(0, N)</w:t>
+      </w:r>
+      <w:r>
+        <w:br/>
+      </w:r>
+      <w:r>
+        <w:rPr>
+          <w:rStyle w:val="VerbatimChar"/>
+        </w:rPr>
+        <w:t xml:space="preserve">s &lt;- guard digits</w:t>
+      </w:r>
+      <w:r>
+        <w:br/>
+      </w:r>
+      <w:r>
+        <w:rPr>
+          <w:rStyle w:val="VerbatimChar"/>
+        </w:rPr>
+        <w:t xml:space="preserve">X &lt;- isqrt(10005 * 10^(2(d+s)))</w:t>
+      </w:r>
+      <w:r>
+        <w:br/>
+      </w:r>
+      <w:r>
+        <w:rPr>
+          <w:rStyle w:val="VerbatimChar"/>
+        </w:rPr>
+        <w:t xml:space="preserve">pi_scaled &lt;- floor(426880 * X * Q / T)</w:t>
+      </w:r>
+      <w:r>
+        <w:br/>
+      </w:r>
+      <w:r>
+        <w:rPr>
+          <w:rStyle w:val="VerbatimChar"/>
+        </w:rPr>
+        <w:t xml:space="preserve">truncate guard digits and format decimal string</w:t>
+      </w:r>
+      <w:r>
+        <w:br/>
+      </w:r>
+      <w:r>
+        <w:br/>
+      </w:r>
+      <w:r>
+        <w:rPr>
+          <w:rStyle w:val="VerbatimChar"/>
+        </w:rPr>
+        <w:t xml:space="preserve">benchmark multiple backends:</w:t>
+      </w:r>
+      <w:r>
+        <w:br/>
+      </w:r>
+      <w:r>
+        <w:rPr>
+          <w:rStyle w:val="VerbatimChar"/>
+        </w:rPr>
+        <w:t xml:space="preserve">    optimized CPU GMP route</w:t>
+      </w:r>
+      <w:r>
+        <w:br/>
+      </w:r>
+      <w:r>
+        <w:rPr>
+          <w:rStyle w:val="VerbatimChar"/>
+        </w:rPr>
+        <w:t xml:space="preserve">    GPU hybrid route</w:t>
+      </w:r>
+      <w:r>
+        <w:br/>
+      </w:r>
+      <w:r>
+        <w:rPr>
+          <w:rStyle w:val="VerbatimChar"/>
+        </w:rPr>
+        <w:t xml:space="preserve">    y-cruncher reference route</w:t>
+      </w:r>
+    </w:p>
+    <w:p>
+      <w:pPr>
+        <w:pStyle w:val="FirstParagraph"/>
+      </w:pPr>
+      <w:r>
+        <w:rPr>
+          <w:rFonts w:hint="eastAsia"/>
+        </w:rPr>
+        <w:t xml:space="preserve">其中，完整高精度结果文件通过</w:t>
+      </w:r>
+      <w:r>
+        <w:t xml:space="preserve"> </w:t>
+      </w:r>
+      <w:r>
+        <w:rPr>
+          <w:rStyle w:val="VerbatimChar"/>
+        </w:rPr>
+        <w:t xml:space="preserve">results/project2_pi_100000000_digits.txt</w:t>
+      </w:r>
+      <w:r>
+        <w:t xml:space="preserve"> </w:t>
+      </w:r>
+      <w:r>
+        <w:rPr>
+          <w:rFonts w:hint="eastAsia"/>
+        </w:rPr>
+        <w:t xml:space="preserve">保存；不同后端的速度比较通过</w:t>
+      </w:r>
+      <w:r>
+        <w:t xml:space="preserve"> CSV benchmark </w:t>
+      </w:r>
+      <w:r>
+        <w:rPr>
+          <w:rFonts w:hint="eastAsia"/>
+        </w:rPr>
+        <w:t xml:space="preserve">汇总。</w:t>
+      </w:r>
+    </w:p>
     <w:bookmarkEnd w:id="68"/>
+    <w:bookmarkStart w:id="69" w:name="问题答案-7"/>
+    <w:p>
+      <w:pPr>
+        <w:pStyle w:val="Heading3"/>
+      </w:pPr>
+      <w:r>
+        <w:rPr>
+          <w:rStyle w:val="SectionNumber"/>
+        </w:rPr>
+        <w:t xml:space="preserve">0.8.3</w:t>
+      </w:r>
+      <w:r>
+        <w:tab/>
+      </w:r>
+      <w:r>
+        <w:rPr>
+          <w:rFonts w:hint="eastAsia"/>
+        </w:rPr>
+        <w:t xml:space="preserve">问题答案</w:t>
+      </w:r>
+    </w:p>
+    <w:p>
+      <w:pPr>
+        <w:pStyle w:val="FirstParagraph"/>
+      </w:pPr>
+      <w:r>
+        <w:rPr>
+          <w:rFonts w:hint="eastAsia"/>
+        </w:rPr>
+        <w:t xml:space="preserve">精度方面，题目所要求的</w:t>
+      </w:r>
+      <w:r>
+        <w:t xml:space="preserve"> </w:t>
+      </w:r>
+      <w:r>
+        <w:rPr>
+          <w:rStyle w:val="VerbatimChar"/>
+        </w:rPr>
+        <w:t xml:space="preserve">10000</w:t>
+      </w:r>
+      <w:r>
+        <w:t xml:space="preserve"> </w:t>
+      </w:r>
+      <w:r>
+        <w:rPr>
+          <w:rFonts w:hint="eastAsia"/>
+        </w:rPr>
+        <w:t xml:space="preserve">位已经被大幅超越，本次报告验证到了</w:t>
+      </w:r>
+      <w:r>
+        <w:t xml:space="preserve"> </w:t>
+      </w:r>
+      <w:r>
+        <w:rPr>
+          <w:rStyle w:val="VerbatimChar"/>
+        </w:rPr>
+        <w:t xml:space="preserve">100000000</w:t>
+      </w:r>
+      <w:r>
+        <w:t xml:space="preserve"> </w:t>
+      </w:r>
+      <w:r>
+        <w:rPr>
+          <w:rFonts w:hint="eastAsia"/>
+        </w:rPr>
+        <w:t xml:space="preserve">位完整十进制输出。</w:t>
+      </w:r>
+    </w:p>
+    <w:bookmarkEnd w:id="69"/>
+    <w:bookmarkStart w:id="70" w:name="分析-7"/>
+    <w:p>
+      <w:pPr>
+        <w:pStyle w:val="Heading3"/>
+      </w:pPr>
+      <w:r>
+        <w:rPr>
+          <w:rStyle w:val="SectionNumber"/>
+        </w:rPr>
+        <w:t xml:space="preserve">0.8.4</w:t>
+      </w:r>
+      <w:r>
+        <w:tab/>
+      </w:r>
+      <w:r>
+        <w:rPr>
+          <w:rFonts w:hint="eastAsia"/>
+        </w:rPr>
+        <w:t xml:space="preserve">分析</w:t>
+      </w:r>
+    </w:p>
+    <w:p>
+      <w:pPr>
+        <w:pStyle w:val="FirstParagraph"/>
+      </w:pPr>
+      <w:r>
+        <w:t xml:space="preserve">Project 2 </w:t>
+      </w:r>
+      <w:r>
+        <w:rPr>
+          <w:rFonts w:hint="eastAsia"/>
+        </w:rPr>
+        <w:t xml:space="preserve">的关键不只在于级数收敛速度，还在于多精度整数乘法、归并、整除和开方这整条流水线的组织方式。Chudnovsky</w:t>
+      </w:r>
+      <w:r>
+        <w:t xml:space="preserve"> </w:t>
+      </w:r>
+      <w:r>
+        <w:rPr>
+          <w:rFonts w:hint="eastAsia"/>
+        </w:rPr>
+        <w:t xml:space="preserve">公式保证了高位数下的快速收敛，而</w:t>
+      </w:r>
+      <w:r>
+        <w:t xml:space="preserve"> binary splitting </w:t>
+      </w:r>
+      <w:r>
+        <w:rPr>
+          <w:rFonts w:hint="eastAsia"/>
+        </w:rPr>
+        <w:t xml:space="preserve">则把求和改写成更适合并行与大整数运算的结构。</w:t>
+      </w:r>
+    </w:p>
+    <w:p>
+      <w:pPr>
+        <w:pStyle w:val="BodyText"/>
+      </w:pPr>
+      <w:r>
+        <w:rPr>
+          <w:rFonts w:hint="eastAsia"/>
+        </w:rPr>
+        <w:t xml:space="preserve">从结果上看，GPU</w:t>
+      </w:r>
+      <w:r>
+        <w:t xml:space="preserve"> FFT </w:t>
+      </w:r>
+      <w:r>
+        <w:rPr>
+          <w:rFonts w:hint="eastAsia"/>
+        </w:rPr>
+        <w:t xml:space="preserve">后端在“精确乘法”这一级已经达到</w:t>
+      </w:r>
+      <w:r>
+        <w:t xml:space="preserve"> </w:t>
+      </w:r>
+      <w:r>
+        <w:rPr>
+          <w:rStyle w:val="VerbatimChar"/>
+        </w:rPr>
+        <w:t xml:space="preserve">1.49e+08 digits/s</w:t>
+      </w:r>
+      <w:r>
+        <w:rPr>
+          <w:rFonts w:hint="eastAsia"/>
+        </w:rPr>
+        <w:t xml:space="preserve">，说明乘法内核本身具有很强的吞吐能力；但在完整圆周率计算中，最终性能仍然受到归并、整除、开方以及</w:t>
+      </w:r>
+      <w:r>
+        <w:t xml:space="preserve"> host-device </w:t>
+      </w:r>
+      <w:r>
+        <w:rPr>
+          <w:rFonts w:hint="eastAsia"/>
+        </w:rPr>
+        <w:t xml:space="preserve">数据组织的限制。因此，完整流水线的性能一定低于纯乘法基准。</w:t>
+      </w:r>
+    </w:p>
+    <w:p>
+      <w:pPr>
+        <w:pStyle w:val="BodyText"/>
+      </w:pPr>
+      <w:r>
+        <w:rPr>
+          <w:rFonts w:hint="eastAsia"/>
+        </w:rPr>
+        <w:t xml:space="preserve">这也解释了为什么三类结果需要分开理解：</w:t>
+      </w:r>
+    </w:p>
+    <w:p>
+      <w:pPr>
+        <w:pStyle w:val="Compact"/>
+        <w:numPr>
+          <w:ilvl w:val="0"/>
+          <w:numId w:val="1010"/>
+        </w:numPr>
+      </w:pPr>
+      <w:r>
+        <w:rPr>
+          <w:rStyle w:val="VerbatimChar"/>
+        </w:rPr>
+        <w:t xml:space="preserve">CPU GMP</w:t>
+      </w:r>
+      <w:r>
+        <w:t xml:space="preserve"> </w:t>
+      </w:r>
+      <w:r>
+        <w:rPr>
+          <w:rFonts w:hint="eastAsia"/>
+        </w:rPr>
+        <w:t xml:space="preserve">路线给出的是稳定、可复现实验基线。</w:t>
+      </w:r>
+    </w:p>
+    <w:p>
+      <w:pPr>
+        <w:pStyle w:val="Compact"/>
+        <w:numPr>
+          <w:ilvl w:val="0"/>
+          <w:numId w:val="1010"/>
+        </w:numPr>
+      </w:pPr>
+      <w:r>
+        <w:rPr>
+          <w:rStyle w:val="VerbatimChar"/>
+        </w:rPr>
+        <w:t xml:space="preserve">GPU hybrid v4</w:t>
+      </w:r>
+      <w:r>
+        <w:t xml:space="preserve"> </w:t>
+      </w:r>
+      <w:r>
+        <w:rPr>
+          <w:rFonts w:hint="eastAsia"/>
+        </w:rPr>
+        <w:t xml:space="preserve">说明自研</w:t>
+      </w:r>
+      <w:r>
+        <w:t xml:space="preserve"> GPU </w:t>
+      </w:r>
+      <w:r>
+        <w:rPr>
+          <w:rFonts w:hint="eastAsia"/>
+        </w:rPr>
+        <w:t xml:space="preserve">路线已经能够在真实高位数上取得端到端加速。</w:t>
+      </w:r>
+    </w:p>
+    <w:p>
+      <w:pPr>
+        <w:pStyle w:val="Compact"/>
+        <w:numPr>
+          <w:ilvl w:val="0"/>
+          <w:numId w:val="1010"/>
+        </w:numPr>
+      </w:pPr>
+      <w:r>
+        <w:rPr>
+          <w:rStyle w:val="VerbatimChar"/>
+        </w:rPr>
+        <w:t xml:space="preserve">y-cruncher</w:t>
+      </w:r>
+      <w:r>
+        <w:t xml:space="preserve"> </w:t>
+      </w:r>
+      <w:r>
+        <w:rPr>
+          <w:rFonts w:hint="eastAsia"/>
+        </w:rPr>
+        <w:t xml:space="preserve">则提供了当前机器上的成熟工程上限，是“速度与位数同时最大化”时的最强参考答案。</w:t>
+      </w:r>
+    </w:p>
+    <w:bookmarkEnd w:id="70"/>
+    <w:bookmarkEnd w:id="71"/>
+    <w:bookmarkEnd w:id="72"/>
     <w:sectPr>
       <w:footnotePr>
         <w:numRestart w:val="eachSect"/>
@@ -5774,6 +6498,48 @@
     <w:abstractNumId w:val="991"/>
   </w:num>
   <w:num w:numId="1005">
+    <w:abstractNumId w:val="991"/>
+  </w:num>
+  <w:num w:numId="1006">
+    <w:abstractNumId w:val="991"/>
+  </w:num>
+  <w:num w:numId="1007">
+    <w:abstractNumId w:val="991"/>
+  </w:num>
+  <w:num w:numId="1008">
+    <w:abstractNumId w:val="99411"/>
+    <w:lvlOverride w:ilvl="0">
+      <w:startOverride w:val="1"/>
+    </w:lvlOverride>
+    <w:lvlOverride w:ilvl="1">
+      <w:startOverride w:val="1"/>
+    </w:lvlOverride>
+    <w:lvlOverride w:ilvl="2">
+      <w:startOverride w:val="1"/>
+    </w:lvlOverride>
+    <w:lvlOverride w:ilvl="3">
+      <w:startOverride w:val="1"/>
+    </w:lvlOverride>
+    <w:lvlOverride w:ilvl="4">
+      <w:startOverride w:val="1"/>
+    </w:lvlOverride>
+    <w:lvlOverride w:ilvl="5">
+      <w:startOverride w:val="1"/>
+    </w:lvlOverride>
+    <w:lvlOverride w:ilvl="6">
+      <w:startOverride w:val="1"/>
+    </w:lvlOverride>
+    <w:lvlOverride w:ilvl="7">
+      <w:startOverride w:val="1"/>
+    </w:lvlOverride>
+    <w:lvlOverride w:ilvl="8">
+      <w:startOverride w:val="1"/>
+    </w:lvlOverride>
+  </w:num>
+  <w:num w:numId="1009">
+    <w:abstractNumId w:val="991"/>
+  </w:num>
+  <w:num w:numId="1010">
     <w:abstractNumId w:val="99411"/>
     <w:lvlOverride w:ilvl="0">
       <w:startOverride w:val="1"/>
